--- a/public/JuarezMonroy Arturo CV2.docx
+++ b/public/JuarezMonroy Arturo CV2.docx
@@ -244,7 +244,15 @@
       </w:r>
       <w:proofErr w:type="spellEnd"/>
       <w:r>
-        <w:t xml:space="preserve">, componentes reutilizables y consumo de APIs REST. He desarrollado soluciones con JavaScript, TypeScript, React, Next.js, Angular, HTML, CSS, Tailwind CSS y Astro, integrando navegación dinámica, manejo de estado y experiencia de usuario. Como experiencia complementaria cuento con Java/Spring Boot, Hibernate, SQL, Oracle y PostgreSQL para servicios REST, </w:t>
+        <w:t xml:space="preserve">, componentes reutilizables y consumo de APIs REST. He desarrollado soluciones con JavaScript, TypeScript, React, Next.js, Angular, HTML, CSS, Tailwind CSS y Astro, integrando navegación dinámica, manejo de estado y experiencia de usuario. Como experiencia complementaria cuento con Java/Spring Boot, Hibernate, SQL, Oracle y PostgreSQL para </w:t>
+      </w:r>
+      <w:proofErr w:type="spellStart"/>
+      <w:r>
+        <w:t>servicios</w:t>
+      </w:r>
+      <w:proofErr w:type="spellEnd"/>
+      <w:r>
+        <w:t xml:space="preserve"> REST, </w:t>
       </w:r>
       <w:proofErr w:type="spellStart"/>
       <w:r>
@@ -371,11 +379,19 @@
       </w:r>
     </w:p>
     <w:p>
+      <w:proofErr w:type="spellStart"/>
       <w:r>
         <w:rPr>
           <w:b/>
         </w:rPr>
-        <w:t xml:space="preserve">Idiomas: </w:t>
+        <w:t>Idiomas</w:t>
+      </w:r>
+      <w:proofErr w:type="spellEnd"/>
+      <w:r>
+        <w:rPr>
+          <w:b/>
+        </w:rPr>
+        <w:t xml:space="preserve">: </w:t>
       </w:r>
       <w:r>
         <w:t xml:space="preserve">Español </w:t>
@@ -622,7 +638,80 @@
         <w:ind w:left="288" w:hanging="202"/>
       </w:pPr>
       <w:r>
-        <w:t>Mejoré interfaz, navegación dinámica, rendimiento y experiencia de usuario para consulta de información turística.</w:t>
+        <w:t xml:space="preserve">Mejoré interfaz, navegación dinámica, rendimiento y experiencia de usuario para consulta de </w:t>
+      </w:r>
+      <w:proofErr w:type="spellStart"/>
+      <w:r>
+        <w:t>información</w:t>
+      </w:r>
+      <w:proofErr w:type="spellEnd"/>
+      <w:r>
+        <w:t xml:space="preserve"> </w:t>
+      </w:r>
+      <w:proofErr w:type="spellStart"/>
+      <w:r>
+        <w:t>turística</w:t>
+      </w:r>
+      <w:proofErr w:type="spellEnd"/>
+      <w:r>
+        <w:t>.</w:t>
+      </w:r>
+    </w:p>
+    <w:p>
+      <w:pPr>
+        <w:pStyle w:val="Listaconvietas"/>
+        <w:ind w:left="288" w:hanging="202"/>
+      </w:pPr>
+      <w:proofErr w:type="spellStart"/>
+      <w:r>
+        <w:t>Configuré</w:t>
+      </w:r>
+      <w:proofErr w:type="spellEnd"/>
+      <w:r>
+        <w:t xml:space="preserve"> y </w:t>
+      </w:r>
+      <w:proofErr w:type="spellStart"/>
+      <w:r>
+        <w:t>administré</w:t>
+      </w:r>
+      <w:proofErr w:type="spellEnd"/>
+      <w:r>
+        <w:t xml:space="preserve"> un </w:t>
+      </w:r>
+      <w:proofErr w:type="spellStart"/>
+      <w:r>
+        <w:t>servidor</w:t>
+      </w:r>
+      <w:proofErr w:type="spellEnd"/>
+      <w:r>
+        <w:t xml:space="preserve"> web Apache para el </w:t>
+      </w:r>
+      <w:proofErr w:type="spellStart"/>
+      <w:r>
+        <w:t>despliegue</w:t>
+      </w:r>
+      <w:proofErr w:type="spellEnd"/>
+      <w:r>
+        <w:t xml:space="preserve"> de </w:t>
+      </w:r>
+      <w:proofErr w:type="spellStart"/>
+      <w:r>
+        <w:t>una</w:t>
+      </w:r>
+      <w:proofErr w:type="spellEnd"/>
+      <w:r>
+        <w:t xml:space="preserve"> </w:t>
+      </w:r>
+      <w:proofErr w:type="spellStart"/>
+      <w:r>
+        <w:t>aplicació</w:t>
+      </w:r>
+      <w:r>
+        <w:t>n</w:t>
+      </w:r>
+      <w:proofErr w:type="spellEnd"/>
+      <w:r>
+        <w:t>.</w:t>
       </w:r>
     </w:p>
     <w:p>
@@ -690,7 +779,23 @@
         <w:ind w:left="288" w:hanging="202"/>
       </w:pPr>
       <w:r>
-        <w:t xml:space="preserve">Mantuve APIs REST desarrolladas con Laravel y apoyé aplicaciones React mediante corrección de </w:t>
+        <w:t xml:space="preserve">Mantuve APIs REST desarrolladas con Laravel y apoyé aplicaciones React </w:t>
+      </w:r>
+      <w:proofErr w:type="spellStart"/>
+      <w:r>
+        <w:t>mediante</w:t>
+      </w:r>
+      <w:proofErr w:type="spellEnd"/>
+      <w:r>
+        <w:t xml:space="preserve"> </w:t>
+      </w:r>
+      <w:proofErr w:type="spellStart"/>
+      <w:r>
+        <w:t>corrección</w:t>
+      </w:r>
+      <w:proofErr w:type="spellEnd"/>
+      <w:r>
+        <w:t xml:space="preserve"> de </w:t>
       </w:r>
       <w:proofErr w:type="spellStart"/>
       <w:r>
@@ -989,7 +1094,23 @@
         <w:ind w:left="288" w:hanging="202"/>
       </w:pPr>
       <w:r>
-        <w:t xml:space="preserve">Desarrollé y di soporte a lógica backend en Java para entorno financiero, </w:t>
+        <w:t xml:space="preserve">Desarrollé y di soporte a lógica backend en Java para </w:t>
+      </w:r>
+      <w:proofErr w:type="spellStart"/>
+      <w:r>
+        <w:t>entorno</w:t>
+      </w:r>
+      <w:proofErr w:type="spellEnd"/>
+      <w:r>
+        <w:t xml:space="preserve"> </w:t>
+      </w:r>
+      <w:proofErr w:type="spellStart"/>
+      <w:r>
+        <w:t>financiero</w:t>
+      </w:r>
+      <w:proofErr w:type="spellEnd"/>
+      <w:r>
+        <w:t xml:space="preserve">, </w:t>
       </w:r>
       <w:proofErr w:type="spellStart"/>
       <w:r>
@@ -1770,7 +1891,15 @@
         <w:t xml:space="preserve"> | Three.js, OpenStreetMap, Overpass API, JavaScript: </w:t>
       </w:r>
       <w:r>
-        <w:t xml:space="preserve">Desarrollé un sistema de generación procedimental de ciudades 3D interactivas con </w:t>
+        <w:t xml:space="preserve">Desarrollé un sistema de generación procedimental de ciudades 3D </w:t>
+      </w:r>
+      <w:proofErr w:type="spellStart"/>
+      <w:r>
+        <w:t>interactivas</w:t>
+      </w:r>
+      <w:proofErr w:type="spellEnd"/>
+      <w:r>
+        <w:t xml:space="preserve"> con </w:t>
       </w:r>
       <w:proofErr w:type="spellStart"/>
       <w:r>
@@ -2784,8 +2913,13 @@
       </w:r>
       <w:proofErr w:type="spellEnd"/>
       <w:r>
-        <w:t xml:space="preserve"> y alimentos</w:t>
-      </w:r>
+        <w:t xml:space="preserve"> y </w:t>
+      </w:r>
+      <w:proofErr w:type="spellStart"/>
+      <w:r>
+        <w:t>alimentos</w:t>
+      </w:r>
+      <w:proofErr w:type="spellEnd"/>
       <w:r>
         <w:t xml:space="preserve"> </w:t>
       </w:r>

--- a/public/JuarezMonroy Arturo CV2.docx
+++ b/public/JuarezMonroy Arturo CV2.docx
@@ -8,24 +8,28 @@
         <w:jc w:val="center"/>
         <w:rPr>
           <w:b/>
-          <w:sz w:val="31"/>
+          <w:color w:val="1B8A0C"/>
+          <w:sz w:val="28"/>
+          <w:szCs w:val="20"/>
         </w:rPr>
       </w:pPr>
       <w:r>
         <w:rPr>
-          <w:noProof/>
+          <w:color w:val="1B8A0C"/>
+          <w:sz w:val="16"/>
+          <w:szCs w:val="20"/>
         </w:rPr>
         <w:drawing>
-          <wp:anchor distT="0" distB="0" distL="114300" distR="114300" simplePos="0" relativeHeight="251658752" behindDoc="0" locked="0" layoutInCell="1" allowOverlap="1" wp14:anchorId="03048CA8" wp14:editId="2A4041E7">
+          <wp:anchor distT="0" distB="0" distL="114300" distR="114300" simplePos="0" relativeHeight="251659776" behindDoc="0" locked="0" layoutInCell="1" allowOverlap="1" wp14:anchorId="03048CA8" wp14:editId="229DB811">
             <wp:simplePos x="0" y="0"/>
             <wp:positionH relativeFrom="column">
-              <wp:posOffset>4348710</wp:posOffset>
+              <wp:posOffset>4235734</wp:posOffset>
             </wp:positionH>
             <wp:positionV relativeFrom="paragraph">
-              <wp:posOffset>-354527</wp:posOffset>
+              <wp:posOffset>-311987</wp:posOffset>
             </wp:positionV>
-            <wp:extent cx="748478" cy="906780"/>
-            <wp:effectExtent l="19050" t="19050" r="13970" b="26670"/>
+            <wp:extent cx="724980" cy="878312"/>
+            <wp:effectExtent l="19050" t="19050" r="18415" b="17145"/>
             <wp:wrapNone/>
             <wp:docPr id="804943961" name="Imagen 1"/>
             <wp:cNvGraphicFramePr>
@@ -65,7 +69,7 @@
                   <pic:spPr bwMode="auto">
                     <a:xfrm>
                       <a:off x="0" y="0"/>
-                      <a:ext cx="751081" cy="909933"/>
+                      <a:ext cx="724980" cy="878312"/>
                     </a:xfrm>
                     <a:prstGeom prst="ellipse">
                       <a:avLst/>
@@ -73,7 +77,7 @@
                     <a:noFill/>
                     <a:ln w="9525" cap="flat" cmpd="sng" algn="ctr">
                       <a:solidFill>
-                        <a:srgbClr val="4F81BD"/>
+                        <a:srgbClr val="28AF11"/>
                       </a:solidFill>
                       <a:prstDash val="solid"/>
                       <a:round/>
@@ -116,7 +120,9 @@
       <w:r>
         <w:rPr>
           <w:b/>
-          <w:sz w:val="31"/>
+          <w:color w:val="1B8A0C"/>
+          <w:sz w:val="28"/>
+          <w:szCs w:val="20"/>
         </w:rPr>
         <w:t>Arturo Juárez Monroy</w:t>
       </w:r>
@@ -151,26 +157,66 @@
       <w:pPr>
         <w:spacing w:after="40"/>
         <w:jc w:val="center"/>
-      </w:pPr>
-      <w:r>
         <w:rPr>
           <w:color w:val="4F4F4F"/>
-          <w:sz w:val="15"/>
+          <w:sz w:val="16"/>
+          <w:szCs w:val="24"/>
         </w:rPr>
-        <w:t xml:space="preserve">Pachuca de Soto, Hidalgo, México | 773 680 2105 | juarezmonroyarturo574@gmail.com | linkedin.com/in/arturojuarezmonroy | github.com/ArturoJM0A1 | </w:t>
-      </w:r>
+      </w:pPr>
       <w:r>
         <w:rPr>
           <w:color w:val="4F4F4F"/>
-          <w:sz w:val="15"/>
+          <w:sz w:val="16"/>
+          <w:szCs w:val="24"/>
+        </w:rPr>
+        <w:t>Pachuca de Soto, Hidalgo, México | 773 680 2105 | juarezmonroyarturo574@gmail.com | linkedin.com/in/</w:t>
+      </w:r>
+      <w:proofErr w:type="spellStart"/>
+      <w:r>
+        <w:rPr>
+          <w:color w:val="4F4F4F"/>
+          <w:sz w:val="16"/>
+          <w:szCs w:val="24"/>
+        </w:rPr>
+        <w:t>arturojuarezmonroy</w:t>
+      </w:r>
+      <w:proofErr w:type="spellEnd"/>
+      <w:r>
+        <w:rPr>
+          <w:color w:val="4F4F4F"/>
+          <w:sz w:val="16"/>
+          <w:szCs w:val="24"/>
+        </w:rPr>
+        <w:t xml:space="preserve"> | github.com/ArturoJM0A1 | </w:t>
+      </w:r>
+    </w:p>
+    <w:p>
+      <w:pPr>
+        <w:spacing w:after="40"/>
+        <w:jc w:val="center"/>
+        <w:rPr>
+          <w:sz w:val="18"/>
+          <w:szCs w:val="24"/>
+        </w:rPr>
+      </w:pPr>
+      <w:r>
+        <w:rPr>
+          <w:color w:val="4F4F4F"/>
+          <w:sz w:val="16"/>
+          <w:szCs w:val="24"/>
         </w:rPr>
         <w:t xml:space="preserve">Sitio web: </w:t>
       </w:r>
       <w:proofErr w:type="spellStart"/>
       <w:r>
         <w:rPr>
-          <w:color w:val="4F4F4F"/>
-          <w:sz w:val="15"/>
+          <w:b/>
+          <w:bCs/>
+          <w:i/>
+          <w:iCs/>
+          <w:color w:val="1B8A0C"/>
+          <w:sz w:val="16"/>
+          <w:szCs w:val="24"/>
         </w:rPr>
         <w:t>arturojuarezmonroy.vercel.app</w:t>
       </w:r>
@@ -178,110 +224,98 @@
     </w:p>
     <w:p>
       <w:pPr>
-        <w:pStyle w:val="Ttulo1"/>
+        <w:pStyle w:val="Opskrif1"/>
         <w:pBdr>
           <w:bottom w:val="single" w:sz="8" w:space="1" w:color="D9E2F3"/>
         </w:pBdr>
+        <w:rPr>
+          <w:color w:val="1B8A0C"/>
+        </w:rPr>
       </w:pPr>
       <w:r>
         <w:rPr>
           <w:rFonts w:ascii="Calibri" w:hAnsi="Calibri"/>
+          <w:color w:val="1B8A0C"/>
         </w:rPr>
         <w:t>PERFIL PROFESIONAL</w:t>
       </w:r>
     </w:p>
     <w:p>
       <w:r>
-        <w:t>F</w:t>
-      </w:r>
-      <w:r>
-        <w:t xml:space="preserve">ull </w:t>
-      </w:r>
-      <w:r>
-        <w:t>S</w:t>
-      </w:r>
-      <w:r>
-        <w:t>tack</w:t>
-      </w:r>
-      <w:r>
-        <w:t xml:space="preserve"> Developer con </w:t>
+        <w:t xml:space="preserve">Full Stack </w:t>
       </w:r>
       <w:proofErr w:type="spellStart"/>
       <w:r>
-        <w:t>experiencia</w:t>
+        <w:t>Developer</w:t>
       </w:r>
       <w:proofErr w:type="spellEnd"/>
       <w:r>
-        <w:t xml:space="preserve"> </w:t>
+        <w:t xml:space="preserve"> con experiencia en desarrollo web, construcción de interfaces responsivas, componentes reutilizables y consumo de </w:t>
       </w:r>
       <w:proofErr w:type="spellStart"/>
       <w:r>
-        <w:t>en</w:t>
+        <w:t>APIs</w:t>
       </w:r>
       <w:proofErr w:type="spellEnd"/>
       <w:r>
-        <w:t xml:space="preserve"> </w:t>
+        <w:t xml:space="preserve"> REST. He desarrollado soluciones con JavaScript, </w:t>
       </w:r>
       <w:proofErr w:type="spellStart"/>
       <w:r>
-        <w:t>desarrollo</w:t>
+        <w:t>TypeScript</w:t>
       </w:r>
       <w:proofErr w:type="spellEnd"/>
       <w:r>
-        <w:t xml:space="preserve"> web, </w:t>
+        <w:t xml:space="preserve">, </w:t>
       </w:r>
       <w:proofErr w:type="spellStart"/>
       <w:r>
-        <w:t>construcción</w:t>
+        <w:t>React</w:t>
       </w:r>
       <w:proofErr w:type="spellEnd"/>
       <w:r>
-        <w:t xml:space="preserve"> de interfaces </w:t>
+        <w:t xml:space="preserve">, Next.js, Angular, HTML, CSS, </w:t>
       </w:r>
       <w:proofErr w:type="spellStart"/>
       <w:r>
-        <w:t>responsivas</w:t>
+        <w:t>Tailwind</w:t>
       </w:r>
       <w:proofErr w:type="spellEnd"/>
       <w:r>
-        <w:t xml:space="preserve">, componentes reutilizables y consumo de APIs REST. He desarrollado soluciones con JavaScript, TypeScript, React, Next.js, Angular, HTML, CSS, Tailwind CSS y Astro, integrando navegación dinámica, manejo de estado y experiencia de usuario. Como experiencia complementaria cuento con Java/Spring Boot, Hibernate, SQL, Oracle y PostgreSQL para </w:t>
+        <w:t xml:space="preserve"> CSS y Astro, integrando navegación dinámica, manejo de estado y experiencia de usuario. Como experiencia complementaria cuento con Java/Spring Boot, </w:t>
       </w:r>
       <w:proofErr w:type="spellStart"/>
       <w:r>
-        <w:t>servicios</w:t>
+        <w:t>Hibernate</w:t>
       </w:r>
       <w:proofErr w:type="spellEnd"/>
       <w:r>
-        <w:t xml:space="preserve"> REST, </w:t>
+        <w:t xml:space="preserve">, SQL, Oracle y PostgreSQL para servicios REST, persistencia y soporte </w:t>
       </w:r>
       <w:proofErr w:type="spellStart"/>
       <w:r>
-        <w:t>persistencia</w:t>
+        <w:t>backend</w:t>
       </w:r>
       <w:proofErr w:type="spellEnd"/>
       <w:r>
-        <w:t xml:space="preserve"> y </w:t>
-      </w:r>
-      <w:proofErr w:type="spellStart"/>
-      <w:r>
-        <w:t>soporte</w:t>
-      </w:r>
-      <w:proofErr w:type="spellEnd"/>
-      <w:r>
-        <w:t xml:space="preserve"> backend.</w:t>
+        <w:t>.</w:t>
       </w:r>
     </w:p>
     <w:p/>
     <w:p>
       <w:pPr>
-        <w:pStyle w:val="Ttulo1"/>
+        <w:pStyle w:val="Opskrif1"/>
         <w:pBdr>
           <w:bottom w:val="single" w:sz="8" w:space="1" w:color="D9E2F3"/>
         </w:pBdr>
+        <w:rPr>
+          <w:color w:val="1B8A0C"/>
+        </w:rPr>
       </w:pPr>
       <w:r>
         <w:rPr>
           <w:rFonts w:ascii="Calibri" w:hAnsi="Calibri"/>
+          <w:color w:val="1B8A0C"/>
         </w:rPr>
         <w:t>COMPETENCIAS TÉCNICAS</w:t>
       </w:r>
@@ -294,2954 +328,1775 @@
         <w:t xml:space="preserve">Frontend principal: </w:t>
       </w:r>
       <w:r>
-        <w:t xml:space="preserve">JavaScript, TypeScript, React, Next.js, Angular, HTML, </w:t>
-      </w:r>
-      <w:r>
-        <w:t xml:space="preserve">HTML5, Canvas, </w:t>
-      </w:r>
-      <w:r>
-        <w:t>CSS, Tailwind CSS, Astro, Git, REST APIs.</w:t>
+        <w:t xml:space="preserve">JavaScript, </w:t>
+      </w:r>
+      <w:proofErr w:type="spellStart"/>
+      <w:r>
+        <w:t>TypeScript</w:t>
+      </w:r>
+      <w:proofErr w:type="spellEnd"/>
+      <w:r>
+        <w:t xml:space="preserve">, </w:t>
+      </w:r>
+      <w:proofErr w:type="spellStart"/>
+      <w:r>
+        <w:t>React</w:t>
+      </w:r>
+      <w:proofErr w:type="spellEnd"/>
+      <w:r>
+        <w:t xml:space="preserve">, Next.js, Angular, HTML, </w:t>
+      </w:r>
+      <w:r>
+        <w:t xml:space="preserve">HTML5, </w:t>
+      </w:r>
+      <w:proofErr w:type="spellStart"/>
+      <w:r>
+        <w:t>Canvas</w:t>
+      </w:r>
+      <w:proofErr w:type="spellEnd"/>
+      <w:r>
+        <w:t xml:space="preserve">, </w:t>
+      </w:r>
+      <w:r>
+        <w:t xml:space="preserve">CSS, </w:t>
+      </w:r>
+      <w:proofErr w:type="spellStart"/>
+      <w:r>
+        <w:t>Tailwind</w:t>
+      </w:r>
+      <w:proofErr w:type="spellEnd"/>
+      <w:r>
+        <w:t xml:space="preserve"> CSS, Astro, Git, REST </w:t>
+      </w:r>
+      <w:proofErr w:type="spellStart"/>
+      <w:r>
+        <w:t>APIs</w:t>
+      </w:r>
+      <w:proofErr w:type="spellEnd"/>
+      <w:r>
+        <w:t>.</w:t>
       </w:r>
     </w:p>
     <w:p>
+      <w:proofErr w:type="spellStart"/>
       <w:r>
         <w:rPr>
           <w:b/>
         </w:rPr>
-        <w:t xml:space="preserve">Backend y datos: </w:t>
-      </w:r>
-      <w:r>
-        <w:t>Node.js, Java, Spring Boot, Hibernate, HQL, Criteria API, SQL, Oracle, PostgreSQL, MySQL, SQL Server, SQLite, MongoDB, Prisma ORM, PL/SQL, Laravel, PHP.</w:t>
-      </w:r>
-      <w:r>
-        <w:t xml:space="preserve"> </w:t>
-      </w:r>
-    </w:p>
-    <w:p>
-      <w:proofErr w:type="spellStart"/>
+        <w:t>Backend</w:t>
+      </w:r>
+      <w:proofErr w:type="spellEnd"/>
       <w:r>
         <w:rPr>
           <w:b/>
         </w:rPr>
-        <w:t>Herramientas</w:t>
+        <w:t xml:space="preserve"> y datos: </w:t>
+      </w:r>
+      <w:r>
+        <w:t xml:space="preserve">Node.js, Java, Spring Boot, </w:t>
+      </w:r>
+      <w:proofErr w:type="spellStart"/>
+      <w:r>
+        <w:t>Hibernate</w:t>
       </w:r>
       <w:proofErr w:type="spellEnd"/>
+      <w:r>
+        <w:t xml:space="preserve">, HQL, </w:t>
+      </w:r>
+      <w:proofErr w:type="spellStart"/>
+      <w:r>
+        <w:t>Criteria</w:t>
+      </w:r>
+      <w:proofErr w:type="spellEnd"/>
+      <w:r>
+        <w:t xml:space="preserve"> API, SQL, Oracle, PostgreSQL, MySQL, SQL Server, SQLite, MongoDB, Prisma ORM, PL/SQL, Laravel, PHP.</w:t>
+      </w:r>
+      <w:r>
+        <w:t xml:space="preserve"> </w:t>
+      </w:r>
+    </w:p>
+    <w:p>
       <w:r>
         <w:rPr>
           <w:b/>
         </w:rPr>
-        <w:t xml:space="preserve"> y </w:t>
+        <w:t xml:space="preserve">Herramientas y complementos: </w:t>
+      </w:r>
+      <w:r>
+        <w:t xml:space="preserve">GitHub, Scrum, JSON, </w:t>
       </w:r>
       <w:proofErr w:type="spellStart"/>
+      <w:r>
+        <w:t>Firebase</w:t>
+      </w:r>
+      <w:proofErr w:type="spellEnd"/>
+      <w:r>
+        <w:t>/</w:t>
+      </w:r>
+      <w:proofErr w:type="spellStart"/>
+      <w:r>
+        <w:t>Firestore</w:t>
+      </w:r>
+      <w:proofErr w:type="spellEnd"/>
+      <w:r>
+        <w:t xml:space="preserve">, WordPress, Python, Excel, Power BI, MySQL </w:t>
+      </w:r>
+      <w:proofErr w:type="spellStart"/>
+      <w:r>
+        <w:t>Workbench</w:t>
+      </w:r>
+      <w:proofErr w:type="spellEnd"/>
+      <w:r>
+        <w:t xml:space="preserve">, </w:t>
+      </w:r>
+      <w:proofErr w:type="spellStart"/>
+      <w:r>
+        <w:t>React</w:t>
+      </w:r>
+      <w:proofErr w:type="spellEnd"/>
+      <w:r>
+        <w:t xml:space="preserve"> Native, Three.js, A-Frame, TensorFlow.js, </w:t>
+      </w:r>
+      <w:proofErr w:type="spellStart"/>
+      <w:r>
+        <w:t>MobileNet</w:t>
+      </w:r>
+      <w:proofErr w:type="spellEnd"/>
+      <w:r>
+        <w:t xml:space="preserve">, Ollama, GeoJSON, </w:t>
+      </w:r>
+      <w:proofErr w:type="spellStart"/>
+      <w:r>
+        <w:t>OpenStreetMap</w:t>
+      </w:r>
+      <w:proofErr w:type="spellEnd"/>
+      <w:r>
+        <w:t xml:space="preserve">, </w:t>
+      </w:r>
+      <w:proofErr w:type="spellStart"/>
+      <w:r>
+        <w:t>Overpass</w:t>
+      </w:r>
+      <w:proofErr w:type="spellEnd"/>
+      <w:r>
+        <w:t xml:space="preserve"> API, PWA, </w:t>
+      </w:r>
+      <w:r>
+        <w:t>CI/CD (</w:t>
+      </w:r>
+      <w:proofErr w:type="spellStart"/>
+      <w:r>
+        <w:t>Vercel</w:t>
+      </w:r>
+      <w:proofErr w:type="spellEnd"/>
+      <w:r>
+        <w:t xml:space="preserve">), </w:t>
+      </w:r>
+      <w:r>
+        <w:t>Web Speech API.</w:t>
+      </w:r>
+      <w:r>
+        <w:t xml:space="preserve"> </w:t>
+      </w:r>
+    </w:p>
+    <w:p>
       <w:r>
         <w:rPr>
           <w:b/>
         </w:rPr>
-        <w:t>complementos</w:t>
+        <w:t xml:space="preserve">Idiomas: </w:t>
+      </w:r>
+      <w:proofErr w:type="gramStart"/>
+      <w:r>
+        <w:t>Español</w:t>
+      </w:r>
+      <w:proofErr w:type="gramEnd"/>
+      <w:r>
+        <w:t xml:space="preserve"> nativo; inglés </w:t>
+      </w:r>
+      <w:r>
+        <w:t>B1</w:t>
+      </w:r>
+      <w:r>
+        <w:t>.</w:t>
+      </w:r>
+      <w:r>
+        <w:t xml:space="preserve"> </w:t>
+      </w:r>
+    </w:p>
+    <w:p/>
+    <w:p>
+      <w:pPr>
+        <w:pStyle w:val="Opskrif1"/>
+        <w:pBdr>
+          <w:bottom w:val="single" w:sz="8" w:space="1" w:color="D9E2F3"/>
+        </w:pBdr>
+        <w:rPr>
+          <w:color w:val="1B8A0C"/>
+        </w:rPr>
+      </w:pPr>
+      <w:r>
+        <w:rPr>
+          <w:rFonts w:ascii="Calibri" w:hAnsi="Calibri"/>
+          <w:color w:val="1B8A0C"/>
+        </w:rPr>
+        <w:t>FRONTEND HIGHLIGHTS</w:t>
+      </w:r>
+    </w:p>
+    <w:p>
+      <w:pPr>
+        <w:pStyle w:val="Lyskolpunt"/>
+        <w:ind w:left="288" w:hanging="202"/>
+      </w:pPr>
+      <w:r>
+        <w:t xml:space="preserve">Desarrollo con </w:t>
+      </w:r>
+      <w:proofErr w:type="spellStart"/>
+      <w:r>
+        <w:t>React</w:t>
       </w:r>
       <w:proofErr w:type="spellEnd"/>
+      <w:r>
+        <w:t xml:space="preserve">, JavaScript moderno y </w:t>
+      </w:r>
+      <w:proofErr w:type="spellStart"/>
+      <w:r>
+        <w:t>TypeScript</w:t>
+      </w:r>
+      <w:proofErr w:type="spellEnd"/>
+      <w:r>
+        <w:t>.</w:t>
+      </w:r>
+    </w:p>
+    <w:p>
+      <w:pPr>
+        <w:pStyle w:val="Lyskolpunt"/>
+        <w:ind w:left="288" w:hanging="202"/>
+      </w:pPr>
+      <w:r>
+        <w:t>Desarrollo con Angular en PWA y sistema de reservaciones.</w:t>
+      </w:r>
+    </w:p>
+    <w:p>
+      <w:pPr>
+        <w:pStyle w:val="Lyskolpunt"/>
+        <w:ind w:left="288" w:hanging="202"/>
+      </w:pPr>
+      <w:r>
+        <w:t xml:space="preserve">Desarrollo con Next.js para aplicaciones web e integración de </w:t>
+      </w:r>
+      <w:proofErr w:type="spellStart"/>
+      <w:r>
+        <w:t>APIs</w:t>
+      </w:r>
+      <w:proofErr w:type="spellEnd"/>
+      <w:r>
+        <w:t xml:space="preserve"> propias.</w:t>
+      </w:r>
+    </w:p>
+    <w:p>
+      <w:pPr>
+        <w:pStyle w:val="Lyskolpunt"/>
+        <w:ind w:left="288" w:hanging="202"/>
+      </w:pPr>
+      <w:r>
+        <w:t xml:space="preserve">Consumo de </w:t>
+      </w:r>
+      <w:proofErr w:type="spellStart"/>
+      <w:r>
+        <w:t>APIs</w:t>
+      </w:r>
+      <w:proofErr w:type="spellEnd"/>
+      <w:r>
+        <w:t xml:space="preserve"> REST y manejo de estado en interfaces </w:t>
+      </w:r>
+      <w:proofErr w:type="spellStart"/>
+      <w:r>
+        <w:t>React</w:t>
+      </w:r>
+      <w:proofErr w:type="spellEnd"/>
+      <w:r>
+        <w:t>.</w:t>
+      </w:r>
+    </w:p>
+    <w:p>
+      <w:pPr>
+        <w:pStyle w:val="Lyskolpunt"/>
+        <w:ind w:left="288" w:hanging="202"/>
+      </w:pPr>
+      <w:r>
+        <w:t xml:space="preserve">Responsive </w:t>
+      </w:r>
+      <w:proofErr w:type="spellStart"/>
+      <w:r>
+        <w:t>Design</w:t>
+      </w:r>
+      <w:proofErr w:type="spellEnd"/>
+      <w:r>
+        <w:t xml:space="preserve"> con HTML, CSS y </w:t>
+      </w:r>
+      <w:proofErr w:type="spellStart"/>
+      <w:r>
+        <w:t>Tailwind</w:t>
+      </w:r>
+      <w:proofErr w:type="spellEnd"/>
+      <w:r>
+        <w:t xml:space="preserve"> CSS.</w:t>
+      </w:r>
+    </w:p>
+    <w:p>
+      <w:pPr>
+        <w:pStyle w:val="Lyskolpunt"/>
+        <w:ind w:left="288" w:hanging="202"/>
+      </w:pPr>
+      <w:r>
+        <w:t>Componentes reutilizables (</w:t>
+      </w:r>
+      <w:proofErr w:type="spellStart"/>
+      <w:r>
+        <w:t>React</w:t>
+      </w:r>
+      <w:proofErr w:type="spellEnd"/>
+      <w:r>
+        <w:t xml:space="preserve">/Angular/Web </w:t>
+      </w:r>
+      <w:proofErr w:type="spellStart"/>
+      <w:r>
+        <w:t>Components</w:t>
+      </w:r>
+      <w:proofErr w:type="spellEnd"/>
+      <w:r>
+        <w:t xml:space="preserve">), control de versiones con Git (Git Flow, </w:t>
+      </w:r>
+      <w:proofErr w:type="spellStart"/>
+      <w:r>
+        <w:t>Merge</w:t>
+      </w:r>
+      <w:proofErr w:type="spellEnd"/>
+      <w:r>
+        <w:t xml:space="preserve"> </w:t>
+      </w:r>
+      <w:proofErr w:type="spellStart"/>
+      <w:r>
+        <w:t>Requests</w:t>
+      </w:r>
+      <w:proofErr w:type="spellEnd"/>
+      <w:r>
+        <w:t>), y colaboración bajo Scrum/Agile.</w:t>
+      </w:r>
+    </w:p>
+    <w:p>
+      <w:pPr>
+        <w:pStyle w:val="Lyskolpunt"/>
+        <w:numPr>
+          <w:ilvl w:val="0"/>
+          <w:numId w:val="0"/>
+        </w:numPr>
+        <w:ind w:left="360" w:hanging="360"/>
+      </w:pPr>
+    </w:p>
+    <w:p>
+      <w:pPr>
+        <w:pStyle w:val="Opskrif1"/>
+        <w:pBdr>
+          <w:bottom w:val="single" w:sz="8" w:space="1" w:color="D9E2F3"/>
+        </w:pBdr>
+        <w:rPr>
+          <w:color w:val="1B8A0C"/>
+        </w:rPr>
+      </w:pPr>
+      <w:r>
+        <w:rPr>
+          <w:rFonts w:ascii="Calibri" w:hAnsi="Calibri"/>
+          <w:color w:val="1B8A0C"/>
+        </w:rPr>
+        <w:t>BACKEND HIGHLIGHTS</w:t>
+      </w:r>
+    </w:p>
+    <w:p>
+      <w:pPr>
+        <w:pStyle w:val="Lyskolpunt"/>
+        <w:ind w:left="288" w:hanging="202"/>
+      </w:pPr>
+      <w:r>
+        <w:t xml:space="preserve">Construcción de REST </w:t>
+      </w:r>
+      <w:proofErr w:type="spellStart"/>
+      <w:r>
+        <w:t>APIs</w:t>
+      </w:r>
+      <w:proofErr w:type="spellEnd"/>
+      <w:r>
+        <w:t xml:space="preserve"> con Spring Boot</w:t>
+      </w:r>
+      <w:r>
+        <w:t>.</w:t>
+      </w:r>
+    </w:p>
+    <w:p>
+      <w:pPr>
+        <w:pStyle w:val="Lyskolpunt"/>
+        <w:ind w:left="288" w:hanging="202"/>
+      </w:pPr>
+      <w:r>
+        <w:t xml:space="preserve">Desarrollo </w:t>
+      </w:r>
+      <w:proofErr w:type="spellStart"/>
+      <w:r>
+        <w:t>backend</w:t>
+      </w:r>
+      <w:proofErr w:type="spellEnd"/>
+      <w:r>
+        <w:t xml:space="preserve"> con Node.js, construyendo </w:t>
+      </w:r>
+      <w:proofErr w:type="spellStart"/>
+      <w:r>
+        <w:t>APIs</w:t>
+      </w:r>
+      <w:proofErr w:type="spellEnd"/>
+      <w:r>
+        <w:t xml:space="preserve"> REST e integrando bases de datos PostgreSQL.</w:t>
+      </w:r>
+    </w:p>
+    <w:p>
+      <w:pPr>
+        <w:pStyle w:val="Lyskolpunt"/>
+        <w:ind w:left="288" w:hanging="202"/>
+      </w:pPr>
+      <w:r>
+        <w:t xml:space="preserve">Implementación de </w:t>
+      </w:r>
+      <w:r>
+        <w:t>reglas de negocio con Java/Spring Boot</w:t>
+      </w:r>
+      <w:r>
+        <w:t>.</w:t>
+      </w:r>
+    </w:p>
+    <w:p>
+      <w:pPr>
+        <w:pStyle w:val="Lyskolpunt"/>
+        <w:ind w:left="288" w:hanging="202"/>
+      </w:pPr>
+      <w:r>
+        <w:t>Manejo de persistencia combinando ORM (</w:t>
+      </w:r>
+      <w:proofErr w:type="spellStart"/>
+      <w:r>
+        <w:t>Hibernate</w:t>
+      </w:r>
+      <w:proofErr w:type="spellEnd"/>
+      <w:r>
+        <w:t>/</w:t>
+      </w:r>
+      <w:proofErr w:type="spellStart"/>
+      <w:r>
+        <w:t>Criteria</w:t>
+      </w:r>
+      <w:proofErr w:type="spellEnd"/>
+      <w:r>
+        <w:t xml:space="preserve"> API) con consultas nativas PL/SQL</w:t>
+      </w:r>
+      <w:r>
+        <w:t>.</w:t>
+      </w:r>
+    </w:p>
+    <w:p>
+      <w:pPr>
+        <w:pStyle w:val="Lyskolpunt"/>
+        <w:ind w:left="288" w:hanging="202"/>
+      </w:pPr>
+      <w:r>
+        <w:t>Desarrollo de plataformas con PHP nativo</w:t>
+      </w:r>
+      <w:r>
+        <w:t xml:space="preserve"> y Laravel</w:t>
+      </w:r>
+      <w:r>
+        <w:t xml:space="preserve"> + MySQL, aplicando lógica de negocio, filtros dinámicos</w:t>
+      </w:r>
+      <w:r>
+        <w:t>.</w:t>
+      </w:r>
+    </w:p>
+    <w:p>
+      <w:pPr>
+        <w:pStyle w:val="Lyskolpunt"/>
+        <w:numPr>
+          <w:ilvl w:val="0"/>
+          <w:numId w:val="0"/>
+        </w:numPr>
+      </w:pPr>
+    </w:p>
+    <w:p>
+      <w:pPr>
+        <w:pStyle w:val="Opskrif1"/>
+        <w:pBdr>
+          <w:bottom w:val="single" w:sz="8" w:space="1" w:color="D9E2F3"/>
+        </w:pBdr>
+        <w:rPr>
+          <w:color w:val="1B8A0C"/>
+        </w:rPr>
+      </w:pPr>
+      <w:r>
+        <w:rPr>
+          <w:rFonts w:ascii="Calibri" w:hAnsi="Calibri"/>
+          <w:color w:val="1B8A0C"/>
+        </w:rPr>
+        <w:t>EXPERIENCIA PROFESIONAL</w:t>
+      </w:r>
+    </w:p>
+    <w:p>
+      <w:pPr>
+        <w:keepNext/>
+        <w:spacing w:before="40" w:after="0"/>
+      </w:pPr>
       <w:r>
         <w:rPr>
           <w:b/>
         </w:rPr>
-        <w:t xml:space="preserve">: </w:t>
-      </w:r>
-      <w:r>
-        <w:t>GitHub, Scrum, JSON, Firebase/</w:t>
-      </w:r>
-      <w:proofErr w:type="spellStart"/>
-      <w:r>
-        <w:t>Firestore</w:t>
-      </w:r>
-      <w:proofErr w:type="spellEnd"/>
-      <w:r>
-        <w:t xml:space="preserve">, WordPress, Python, Excel, Power BI, MySQL Workbench, React Native, Three.js, A-Frame, TensorFlow.js, MobileNet, Ollama, GeoJSON, OpenStreetMap, Overpass API, PWA, </w:t>
-      </w:r>
-      <w:r>
-        <w:t>CI/CD (</w:t>
-      </w:r>
-      <w:proofErr w:type="spellStart"/>
-      <w:r>
-        <w:t>Vercel</w:t>
-      </w:r>
-      <w:proofErr w:type="spellEnd"/>
-      <w:r>
-        <w:t>)</w:t>
-      </w:r>
-      <w:r>
-        <w:t xml:space="preserve">, </w:t>
-      </w:r>
-      <w:r>
-        <w:t>Web Speech API.</w:t>
-      </w:r>
-      <w:r>
-        <w:t xml:space="preserve"> </w:t>
-      </w:r>
-    </w:p>
-    <w:p>
-      <w:proofErr w:type="spellStart"/>
+        <w:t xml:space="preserve">Analista Desarrollador | </w:t>
+      </w:r>
+      <w:proofErr w:type="gramStart"/>
       <w:r>
         <w:rPr>
           <w:b/>
         </w:rPr>
-        <w:t>Idiomas</w:t>
-      </w:r>
-      <w:proofErr w:type="spellEnd"/>
+        <w:t>Abril</w:t>
+      </w:r>
+      <w:proofErr w:type="gramEnd"/>
       <w:r>
         <w:rPr>
           <w:b/>
         </w:rPr>
-        <w:t xml:space="preserve">: </w:t>
-      </w:r>
-      <w:r>
-        <w:t xml:space="preserve">Español </w:t>
+        <w:t xml:space="preserve"> 2026 - </w:t>
+      </w:r>
+      <w:proofErr w:type="gramStart"/>
+      <w:r>
+        <w:rPr>
+          <w:b/>
+        </w:rPr>
+        <w:t>Junio</w:t>
+      </w:r>
+      <w:proofErr w:type="gramEnd"/>
+      <w:r>
+        <w:rPr>
+          <w:b/>
+        </w:rPr>
+        <w:t xml:space="preserve"> 2026</w:t>
+      </w:r>
+    </w:p>
+    <w:p>
+      <w:pPr>
+        <w:keepNext/>
+        <w:spacing w:after="10"/>
+        <w:rPr>
+          <w:color w:val="1B8A0C"/>
+        </w:rPr>
+      </w:pPr>
+      <w:r>
+        <w:rPr>
+          <w:i/>
+          <w:color w:val="1B8A0C"/>
+        </w:rPr>
+        <w:t>INBURSA Grupo Financiero | Pachuca de Soto, Hidalgo</w:t>
+      </w:r>
+    </w:p>
+    <w:p>
+      <w:pPr>
+        <w:pStyle w:val="Lyskolpunt"/>
+        <w:ind w:left="288" w:hanging="202"/>
+      </w:pPr>
+      <w:r>
+        <w:t xml:space="preserve">Desarrollé y di soporte a la lógica </w:t>
       </w:r>
       <w:proofErr w:type="spellStart"/>
       <w:r>
-        <w:t>nativo</w:t>
+        <w:t>backend</w:t>
       </w:r>
       <w:proofErr w:type="spellEnd"/>
       <w:r>
-        <w:t xml:space="preserve">; </w:t>
+        <w:t xml:space="preserve"> en Java para el sector financiero. Estructuré el código usando una arquitectura por capas (APP → Business Logic → DAO) y empleé </w:t>
+      </w:r>
+      <w:r>
+        <w:rPr>
+          <w:rFonts w:ascii="Segoe UI Symbol" w:hAnsi="Segoe UI Symbol" w:cs="Segoe UI Symbol"/>
+        </w:rPr>
+        <w:t>⁠</w:t>
       </w:r>
       <w:proofErr w:type="spellStart"/>
       <w:r>
-        <w:t>inglés</w:t>
+        <w:t>Hibernate</w:t>
       </w:r>
       <w:proofErr w:type="spellEnd"/>
       <w:r>
-        <w:t xml:space="preserve"> </w:t>
+        <w:t xml:space="preserve"> para facilitar la conexi</w:t>
+      </w:r>
+      <w:r>
+        <w:rPr>
+          <w:rFonts w:cs="Calibri"/>
+        </w:rPr>
+        <w:t>ó</w:t>
+      </w:r>
+      <w:r>
+        <w:t>n con la base de datos.</w:t>
+      </w:r>
+    </w:p>
+    <w:p>
+      <w:pPr>
+        <w:pStyle w:val="Lyskolpunt"/>
+        <w:ind w:left="288" w:hanging="202"/>
+      </w:pPr>
+      <w:r>
+        <w:t xml:space="preserve">Implementé y analicé operaciones de persistencia con </w:t>
       </w:r>
       <w:proofErr w:type="spellStart"/>
       <w:r>
-        <w:t>básico</w:t>
+        <w:t>Hibernate</w:t>
       </w:r>
       <w:proofErr w:type="spellEnd"/>
       <w:r>
+        <w:t xml:space="preserve">, HQL y </w:t>
+      </w:r>
+      <w:proofErr w:type="spellStart"/>
+      <w:r>
+        <w:t>Criteria</w:t>
+      </w:r>
+      <w:proofErr w:type="spellEnd"/>
+      <w:r>
+        <w:t xml:space="preserve"> API sobre Oracle.</w:t>
+      </w:r>
+    </w:p>
+    <w:p>
+      <w:pPr>
+        <w:pStyle w:val="Lyskolpunt"/>
+        <w:ind w:left="288" w:hanging="202"/>
+      </w:pPr>
+      <w:r>
+        <w:t>Participé en el análisis de calidad de código con Sonar</w:t>
+      </w:r>
+      <w:r>
         <w:t>.</w:t>
       </w:r>
-      <w:r>
-        <w:t xml:space="preserve"> </w:t>
-      </w:r>
     </w:p>
-    <w:p/>
     <w:p>
       <w:pPr>
-        <w:pStyle w:val="Ttulo1"/>
+        <w:pStyle w:val="Lyskolpunt"/>
+        <w:ind w:left="288" w:hanging="202"/>
+      </w:pPr>
+      <w:r>
+        <w:t xml:space="preserve">Implementación de logica de negocio y manejo de DTO y VO. </w:t>
+      </w:r>
+    </w:p>
+    <w:p>
+      <w:pPr>
+        <w:pStyle w:val="Lyskolpunt"/>
+        <w:ind w:left="288" w:hanging="202"/>
+      </w:pPr>
+      <w:r>
+        <w:t xml:space="preserve">Desarrollo de interfaces utilizando </w:t>
+      </w:r>
+      <w:proofErr w:type="spellStart"/>
+      <w:r>
+        <w:t>ExtJS</w:t>
+      </w:r>
+      <w:proofErr w:type="spellEnd"/>
+      <w:r>
+        <w:t xml:space="preserve">, así como validaciones en el </w:t>
+      </w:r>
+      <w:proofErr w:type="spellStart"/>
+      <w:r>
+        <w:t>frontend</w:t>
+      </w:r>
+      <w:proofErr w:type="spellEnd"/>
+      <w:r>
+        <w:t>.</w:t>
+      </w:r>
+    </w:p>
+    <w:p>
+      <w:pPr>
+        <w:pStyle w:val="Lyskolpunt"/>
+        <w:ind w:left="288" w:hanging="202"/>
+      </w:pPr>
+      <w:r>
+        <w:t>Colaboré en servicios REST con Spring Boot, consultas PL/SQL, documentación técnica</w:t>
+      </w:r>
+      <w:r>
+        <w:t>.</w:t>
+      </w:r>
+    </w:p>
+    <w:p>
+      <w:pPr>
+        <w:pStyle w:val="Lyskolpunt"/>
+        <w:ind w:left="288" w:hanging="202"/>
+      </w:pPr>
+      <w:r>
+        <w:t>Participación en equipos Scrum.</w:t>
+      </w:r>
+    </w:p>
+    <w:p>
+      <w:pPr>
+        <w:keepNext/>
+        <w:spacing w:before="40" w:after="0"/>
+      </w:pPr>
+      <w:r>
+        <w:rPr>
+          <w:b/>
+        </w:rPr>
+        <w:t xml:space="preserve">Desarrollador Full Stack </w:t>
+      </w:r>
+      <w:proofErr w:type="spellStart"/>
+      <w:r>
+        <w:rPr>
+          <w:b/>
+        </w:rPr>
+        <w:t>React</w:t>
+      </w:r>
+      <w:proofErr w:type="spellEnd"/>
+      <w:r>
+        <w:rPr>
+          <w:b/>
+        </w:rPr>
+        <w:t xml:space="preserve"> | </w:t>
+      </w:r>
+      <w:r>
+        <w:rPr>
+          <w:b/>
+        </w:rPr>
+        <w:t>Julio</w:t>
+      </w:r>
+      <w:r>
+        <w:rPr>
+          <w:b/>
+        </w:rPr>
+        <w:t xml:space="preserve"> 2025 - </w:t>
+      </w:r>
+      <w:proofErr w:type="gramStart"/>
+      <w:r>
+        <w:rPr>
+          <w:b/>
+        </w:rPr>
+        <w:t>Febrero</w:t>
+      </w:r>
+      <w:proofErr w:type="gramEnd"/>
+      <w:r>
+        <w:rPr>
+          <w:b/>
+        </w:rPr>
+        <w:t xml:space="preserve"> 2026</w:t>
+      </w:r>
+    </w:p>
+    <w:p>
+      <w:pPr>
+        <w:keepNext/>
+        <w:spacing w:after="10"/>
+        <w:rPr>
+          <w:color w:val="1B8A0C"/>
+        </w:rPr>
+      </w:pPr>
+      <w:r>
+        <w:rPr>
+          <w:i/>
+          <w:color w:val="1B8A0C"/>
+        </w:rPr>
+        <w:t xml:space="preserve">Independent </w:t>
+      </w:r>
+      <w:proofErr w:type="spellStart"/>
+      <w:r>
+        <w:rPr>
+          <w:i/>
+          <w:color w:val="1B8A0C"/>
+        </w:rPr>
+        <w:t>Developer</w:t>
+      </w:r>
+      <w:proofErr w:type="spellEnd"/>
+      <w:r>
+        <w:rPr>
+          <w:i/>
+          <w:color w:val="1B8A0C"/>
+        </w:rPr>
+        <w:t xml:space="preserve"> | Pachuca de Soto, Hidalgo</w:t>
+      </w:r>
+    </w:p>
+    <w:p>
+      <w:pPr>
+        <w:pStyle w:val="Lyskolpunt"/>
+        <w:ind w:left="288" w:hanging="202"/>
+      </w:pPr>
+      <w:r>
+        <w:t xml:space="preserve">Desarrollo de aplicaciones web modernas utilizando JavaScript, </w:t>
+      </w:r>
+      <w:proofErr w:type="spellStart"/>
+      <w:r>
+        <w:t>TypeScript</w:t>
+      </w:r>
+      <w:proofErr w:type="spellEnd"/>
+      <w:r>
+        <w:t xml:space="preserve">, </w:t>
+      </w:r>
+      <w:proofErr w:type="spellStart"/>
+      <w:r>
+        <w:t>React</w:t>
+      </w:r>
+      <w:proofErr w:type="spellEnd"/>
+      <w:r>
+        <w:t>, Angular y Node.js</w:t>
+      </w:r>
+    </w:p>
+    <w:p>
+      <w:pPr>
+        <w:pStyle w:val="Lyskolpunt"/>
+        <w:ind w:left="288" w:hanging="202"/>
+      </w:pPr>
+      <w:r>
+        <w:t>Diseño e implementación de interfaces responsivas enfocadas en experiencia de usuario.</w:t>
+      </w:r>
+    </w:p>
+    <w:p>
+      <w:pPr>
+        <w:pStyle w:val="Lyskolpunt"/>
+        <w:ind w:left="288" w:hanging="202"/>
+      </w:pPr>
+      <w:r>
+        <w:t xml:space="preserve">Consumo e integración de </w:t>
+      </w:r>
+      <w:proofErr w:type="spellStart"/>
+      <w:r>
+        <w:t>APIs</w:t>
+      </w:r>
+      <w:proofErr w:type="spellEnd"/>
+      <w:r>
+        <w:t xml:space="preserve"> REST.</w:t>
+      </w:r>
+    </w:p>
+    <w:p>
+      <w:pPr>
+        <w:pStyle w:val="Lyskolpunt"/>
+        <w:ind w:left="288" w:hanging="202"/>
+      </w:pPr>
+      <w:r>
+        <w:t>Manejo de bases de datos relacionales con MySQL, PostgreSQL y SQLite.</w:t>
+      </w:r>
+    </w:p>
+    <w:p>
+      <w:pPr>
+        <w:pStyle w:val="Lyskolpunt"/>
+        <w:ind w:left="288" w:hanging="202"/>
+      </w:pPr>
+      <w:r>
+        <w:t>Visualización de archivos Excel a elementos web o transformación en SQL</w:t>
+      </w:r>
+    </w:p>
+    <w:p>
+      <w:pPr>
+        <w:keepNext/>
+        <w:spacing w:before="40" w:after="0"/>
+      </w:pPr>
+      <w:r>
+        <w:rPr>
+          <w:b/>
+        </w:rPr>
+        <w:t xml:space="preserve">Desarrollador en PHP | Julio 2024 - </w:t>
+      </w:r>
+      <w:proofErr w:type="gramStart"/>
+      <w:r>
+        <w:rPr>
+          <w:b/>
+        </w:rPr>
+        <w:t>Diciembre</w:t>
+      </w:r>
+      <w:proofErr w:type="gramEnd"/>
+      <w:r>
+        <w:rPr>
+          <w:b/>
+        </w:rPr>
+        <w:t xml:space="preserve"> 2024</w:t>
+      </w:r>
+    </w:p>
+    <w:p>
+      <w:pPr>
+        <w:keepNext/>
+        <w:spacing w:after="10"/>
+        <w:rPr>
+          <w:color w:val="1B8A0C"/>
+        </w:rPr>
+      </w:pPr>
+      <w:r>
+        <w:rPr>
+          <w:i/>
+          <w:color w:val="1B8A0C"/>
+        </w:rPr>
+        <w:t>Grupo Alternativas Solucione | Mineral de la Reforma, Hidalgo</w:t>
+      </w:r>
+    </w:p>
+    <w:p>
+      <w:pPr>
+        <w:pStyle w:val="Lyskolpunt"/>
+        <w:ind w:left="288" w:hanging="202"/>
+      </w:pPr>
+      <w:r>
+        <w:t xml:space="preserve">Desarrollo web con PHP en WordPress, creación de temas, </w:t>
+      </w:r>
+      <w:proofErr w:type="spellStart"/>
+      <w:r>
+        <w:t>plugins</w:t>
+      </w:r>
+      <w:proofErr w:type="spellEnd"/>
+      <w:r>
+        <w:t xml:space="preserve"> y funcionalidades personalizadas.</w:t>
+      </w:r>
+    </w:p>
+    <w:p>
+      <w:pPr>
+        <w:pStyle w:val="Lyskolpunt"/>
+        <w:ind w:left="288" w:hanging="202"/>
+      </w:pPr>
+      <w:r>
+        <w:t>Administración de WordPress: configuración, optimización, seguridad y gestión de contenido.</w:t>
+      </w:r>
+    </w:p>
+    <w:p>
+      <w:pPr>
+        <w:pStyle w:val="Lyskolpunt"/>
+        <w:ind w:left="288" w:hanging="202"/>
+      </w:pPr>
+      <w:r>
+        <w:t xml:space="preserve">Mantenimiento de </w:t>
+      </w:r>
+      <w:proofErr w:type="spellStart"/>
+      <w:r>
+        <w:t>APIs</w:t>
+      </w:r>
+      <w:proofErr w:type="spellEnd"/>
+      <w:r>
+        <w:t xml:space="preserve"> REST en PHP con Laravel: corrección de </w:t>
+      </w:r>
+      <w:proofErr w:type="spellStart"/>
+      <w:r>
+        <w:t>endpoints</w:t>
+      </w:r>
+      <w:proofErr w:type="spellEnd"/>
+      <w:r>
+        <w:t>, optimización y gestión de servicios.</w:t>
+      </w:r>
+    </w:p>
+    <w:p>
+      <w:pPr>
+        <w:pStyle w:val="Lyskolpunt"/>
+        <w:ind w:left="288" w:hanging="202"/>
+      </w:pPr>
+      <w:r>
+        <w:t xml:space="preserve">Mantenimiento de </w:t>
+      </w:r>
+      <w:proofErr w:type="spellStart"/>
+      <w:r>
+        <w:t>aplicacion</w:t>
+      </w:r>
+      <w:proofErr w:type="spellEnd"/>
+      <w:r>
+        <w:t xml:space="preserve"> en </w:t>
+      </w:r>
+      <w:proofErr w:type="spellStart"/>
+      <w:r>
+        <w:t>React</w:t>
+      </w:r>
+      <w:proofErr w:type="spellEnd"/>
+      <w:r>
+        <w:t>: corrección de errores, mejoras y actualización de componentes.</w:t>
+      </w:r>
+    </w:p>
+    <w:p>
+      <w:pPr>
+        <w:pStyle w:val="Lyskolpunt"/>
+        <w:ind w:left="288" w:hanging="202"/>
+      </w:pPr>
+      <w:r>
+        <w:t xml:space="preserve">Documentación técnica de componentes, </w:t>
+      </w:r>
+      <w:proofErr w:type="spellStart"/>
+      <w:r>
+        <w:t>endpoints</w:t>
+      </w:r>
+      <w:proofErr w:type="spellEnd"/>
+      <w:r>
+        <w:t xml:space="preserve"> y procesos de desarrollo.</w:t>
+      </w:r>
+    </w:p>
+    <w:p>
+      <w:pPr>
+        <w:pStyle w:val="Lyskolpunt"/>
+        <w:ind w:left="288" w:hanging="202"/>
+      </w:pPr>
+      <w:proofErr w:type="gramStart"/>
+      <w:r>
+        <w:t>Además</w:t>
+      </w:r>
+      <w:proofErr w:type="gramEnd"/>
+      <w:r>
+        <w:t xml:space="preserve"> di m</w:t>
+      </w:r>
+      <w:r>
+        <w:t>antenimiento preventivo y correctivo de servidore</w:t>
+      </w:r>
+      <w:r>
+        <w:t>s, i</w:t>
+      </w:r>
+      <w:r>
+        <w:t>nstalación, ponchado y pruebas de cableado</w:t>
+      </w:r>
+    </w:p>
+    <w:p>
+      <w:pPr>
+        <w:keepNext/>
+        <w:spacing w:before="40" w:after="0"/>
+      </w:pPr>
+      <w:r>
+        <w:rPr>
+          <w:b/>
+        </w:rPr>
+        <w:lastRenderedPageBreak/>
+        <w:t xml:space="preserve">Desarrollo Web Full Stack - SECTUR | </w:t>
+      </w:r>
+      <w:proofErr w:type="gramStart"/>
+      <w:r>
+        <w:rPr>
+          <w:b/>
+        </w:rPr>
+        <w:t>Diciembre</w:t>
+      </w:r>
+      <w:proofErr w:type="gramEnd"/>
+      <w:r>
+        <w:rPr>
+          <w:b/>
+        </w:rPr>
+        <w:t xml:space="preserve"> 2023 - </w:t>
+      </w:r>
+      <w:proofErr w:type="gramStart"/>
+      <w:r>
+        <w:rPr>
+          <w:b/>
+        </w:rPr>
+        <w:t>Agosto</w:t>
+      </w:r>
+      <w:proofErr w:type="gramEnd"/>
+      <w:r>
+        <w:rPr>
+          <w:b/>
+        </w:rPr>
+        <w:t xml:space="preserve"> 2024</w:t>
+      </w:r>
+    </w:p>
+    <w:p>
+      <w:pPr>
+        <w:keepNext/>
+        <w:spacing w:after="10"/>
+        <w:rPr>
+          <w:color w:val="1B8A0C"/>
+        </w:rPr>
+      </w:pPr>
+      <w:r>
+        <w:rPr>
+          <w:i/>
+          <w:color w:val="1B8A0C"/>
+        </w:rPr>
+        <w:t xml:space="preserve">Gobierno del Estado de Hidalgo, </w:t>
+      </w:r>
+      <w:proofErr w:type="gramStart"/>
+      <w:r>
+        <w:rPr>
+          <w:i/>
+          <w:color w:val="1B8A0C"/>
+        </w:rPr>
+        <w:t>S</w:t>
+      </w:r>
+      <w:r>
+        <w:rPr>
+          <w:i/>
+          <w:color w:val="1B8A0C"/>
+        </w:rPr>
+        <w:t>ecretaria</w:t>
+      </w:r>
+      <w:proofErr w:type="gramEnd"/>
+      <w:r>
+        <w:rPr>
+          <w:i/>
+          <w:color w:val="1B8A0C"/>
+        </w:rPr>
+        <w:t xml:space="preserve"> de Turismo | Pachuca de Soto, Hidalgo</w:t>
+      </w:r>
+    </w:p>
+    <w:p>
+      <w:pPr>
+        <w:pStyle w:val="Lyskolpunt"/>
+        <w:ind w:left="288" w:hanging="202"/>
+      </w:pPr>
+      <w:r>
+        <w:t xml:space="preserve">Desarrollé una plataforma web interactiva orientada a la difusión turística del estado de Hidalgo, integrando tecnologías como JavaScript, </w:t>
+      </w:r>
+      <w:proofErr w:type="spellStart"/>
+      <w:r>
+        <w:t>Tailwind</w:t>
+      </w:r>
+      <w:proofErr w:type="spellEnd"/>
+      <w:r>
+        <w:t xml:space="preserve"> CSS, PHP, MySQL y Git.</w:t>
+      </w:r>
+    </w:p>
+    <w:p>
+      <w:pPr>
+        <w:pStyle w:val="Lyskolpunt"/>
+        <w:ind w:left="288" w:hanging="202"/>
+      </w:pPr>
+      <w:r>
+        <w:t xml:space="preserve">Integración de Google </w:t>
+      </w:r>
+      <w:proofErr w:type="spellStart"/>
+      <w:r>
+        <w:t>Maps</w:t>
+      </w:r>
+      <w:proofErr w:type="spellEnd"/>
+      <w:r>
+        <w:t xml:space="preserve"> API con GeoJSON, marcadores dinámicos desde MySQL, trazado de rutas con geolocalización del usuario y exploración Street View con </w:t>
+      </w:r>
+      <w:proofErr w:type="spellStart"/>
+      <w:r>
+        <w:t>fallback</w:t>
+      </w:r>
+      <w:proofErr w:type="spellEnd"/>
+      <w:r>
+        <w:t xml:space="preserve"> automático. </w:t>
+      </w:r>
+    </w:p>
+    <w:p>
+      <w:pPr>
+        <w:pStyle w:val="Lyskolpunt"/>
+        <w:ind w:left="288" w:hanging="202"/>
+      </w:pPr>
+      <w:r>
+        <w:t>Sistema de trazado de rutas, traza una línea directa en el mapa desde tu posición actual en Hidalgo hasta el marcador que seleccionaste.</w:t>
+      </w:r>
+    </w:p>
+    <w:p>
+      <w:pPr>
+        <w:pStyle w:val="Lyskolpunt"/>
+        <w:ind w:left="288" w:hanging="202"/>
+      </w:pPr>
+      <w:r>
+        <w:t>Implementé una interfaz moderna y responsiva, con navegación dinámica que mejora la interacción del usuario y facilita el acceso a la información.</w:t>
+      </w:r>
+    </w:p>
+    <w:p>
+      <w:pPr>
+        <w:pStyle w:val="Lyskolpunt"/>
+        <w:ind w:left="288" w:hanging="202"/>
+      </w:pPr>
+      <w:r>
+        <w:t>Incorporé efectos visuales y comportamientos dinámicos mediante JavaScript y jQuery, logrando una experiencia más atractiva y fluida.</w:t>
+      </w:r>
+    </w:p>
+    <w:p>
+      <w:pPr>
+        <w:pStyle w:val="Lyskolpunt"/>
+        <w:ind w:left="288" w:hanging="202"/>
+      </w:pPr>
+      <w:r>
+        <w:t>Optimicé la estructura y organización del sitio, mejorando la accesibilidad, el rendimiento y la experiencia general del usuario.</w:t>
+      </w:r>
+    </w:p>
+    <w:p>
+      <w:pPr>
+        <w:keepNext/>
+        <w:spacing w:before="40" w:after="0"/>
+        <w:rPr>
+          <w:b/>
+        </w:rPr>
+      </w:pPr>
+      <w:r>
+        <w:rPr>
+          <w:b/>
+        </w:rPr>
+        <w:t>Desarrollo Web Full Stack - El Mezcalito</w:t>
+      </w:r>
+      <w:r>
+        <w:rPr>
+          <w:b/>
+        </w:rPr>
+        <w:t xml:space="preserve"> | </w:t>
+      </w:r>
+      <w:proofErr w:type="gramStart"/>
+      <w:r>
+        <w:rPr>
+          <w:b/>
+        </w:rPr>
+        <w:t>Enero</w:t>
+      </w:r>
+      <w:proofErr w:type="gramEnd"/>
+      <w:r>
+        <w:rPr>
+          <w:b/>
+        </w:rPr>
+        <w:t xml:space="preserve"> 2023 - </w:t>
+      </w:r>
+      <w:proofErr w:type="gramStart"/>
+      <w:r>
+        <w:rPr>
+          <w:b/>
+        </w:rPr>
+        <w:t>Abril</w:t>
+      </w:r>
+      <w:proofErr w:type="gramEnd"/>
+      <w:r>
+        <w:rPr>
+          <w:b/>
+        </w:rPr>
+        <w:t xml:space="preserve"> 2023</w:t>
+      </w:r>
+    </w:p>
+    <w:p>
+      <w:pPr>
+        <w:keepNext/>
+        <w:spacing w:after="10"/>
+        <w:rPr>
+          <w:color w:val="1B8A0C"/>
+        </w:rPr>
+      </w:pPr>
+      <w:r>
+        <w:rPr>
+          <w:i/>
+          <w:color w:val="1B8A0C"/>
+        </w:rPr>
+        <w:t>Terraza Mezcalito | Tula de Allende, Hidalgo</w:t>
+      </w:r>
+    </w:p>
+    <w:p>
+      <w:pPr>
+        <w:pStyle w:val="Lyskolpunt"/>
+        <w:ind w:left="288" w:hanging="202"/>
+      </w:pPr>
+      <w:r>
+        <w:t>Desarrollo del sitio web "El Mezcalito" con diseño adaptado a dispositivos móviles, animaciones con AOS, galería interactiva y secciones de menú, eventos y ubicación</w:t>
+      </w:r>
+    </w:p>
+    <w:p>
+      <w:pPr>
+        <w:pStyle w:val="Lyskolpunt"/>
+        <w:ind w:left="288" w:hanging="202"/>
+      </w:pPr>
+      <w:r>
+        <w:t>Sistema de reservas PHP/MySQL con plano interactivo de 7 zonas. El cliente elige asistentes, fecha, hora y área, con validación en tiempo real y respuesta visual.</w:t>
+      </w:r>
+    </w:p>
+    <w:p>
+      <w:pPr>
+        <w:pStyle w:val="Lyskolpunt"/>
+        <w:ind w:left="288" w:hanging="202"/>
+      </w:pPr>
+      <w:r>
+        <w:t>Autenticación de sesión para administradores y gestión de estados de reserva en tiempo real.</w:t>
+      </w:r>
+    </w:p>
+    <w:p>
+      <w:pPr>
+        <w:pStyle w:val="Lyskolpunt"/>
+        <w:ind w:left="288" w:hanging="202"/>
+      </w:pPr>
+      <w:proofErr w:type="spellStart"/>
+      <w:r>
+        <w:t>Dashboard</w:t>
+      </w:r>
+      <w:proofErr w:type="spellEnd"/>
+      <w:r>
+        <w:t xml:space="preserve"> en PHP con Bootstrap para el </w:t>
+      </w:r>
+      <w:proofErr w:type="spellStart"/>
+      <w:r>
+        <w:t>admin</w:t>
+      </w:r>
+      <w:proofErr w:type="spellEnd"/>
+      <w:r>
+        <w:t xml:space="preserve"> del bar, incluyendo CRUD de reservaciones, visualización por estados.</w:t>
+      </w:r>
+    </w:p>
+    <w:p>
+      <w:pPr>
+        <w:pStyle w:val="Lyskolpunt"/>
+        <w:ind w:left="288" w:hanging="202"/>
+      </w:pPr>
+      <w:r>
+        <w:t>Base de datos relacional normalizada (MySQL)</w:t>
+      </w:r>
+    </w:p>
+    <w:p>
+      <w:pPr>
+        <w:pStyle w:val="Lyskolpunt"/>
+        <w:numPr>
+          <w:ilvl w:val="0"/>
+          <w:numId w:val="0"/>
+        </w:numPr>
+      </w:pPr>
+    </w:p>
+    <w:p>
+      <w:pPr>
+        <w:pStyle w:val="Opskrif1"/>
         <w:pBdr>
           <w:bottom w:val="single" w:sz="8" w:space="1" w:color="D9E2F3"/>
         </w:pBdr>
+        <w:rPr>
+          <w:color w:val="1B8A0C"/>
+        </w:rPr>
       </w:pPr>
       <w:r>
         <w:rPr>
           <w:rFonts w:ascii="Calibri" w:hAnsi="Calibri"/>
+          <w:color w:val="1B8A0C"/>
         </w:rPr>
-        <w:t>FRONTEND HIGHLIGHTS</w:t>
+        <w:t>PROYECTO</w:t>
+      </w:r>
+      <w:r>
+        <w:rPr>
+          <w:rFonts w:ascii="Calibri" w:hAnsi="Calibri"/>
+          <w:color w:val="1B8A0C"/>
+        </w:rPr>
+        <w:t>S</w:t>
+      </w:r>
+      <w:r>
+        <w:rPr>
+          <w:rFonts w:ascii="Calibri" w:hAnsi="Calibri"/>
+          <w:color w:val="1B8A0C"/>
+        </w:rPr>
+        <w:t xml:space="preserve"> DESTACADO</w:t>
       </w:r>
     </w:p>
     <w:p>
       <w:pPr>
-        <w:pStyle w:val="Listaconvietas"/>
+        <w:pStyle w:val="Lyskolpunt"/>
         <w:ind w:left="288" w:hanging="202"/>
       </w:pPr>
       <w:r>
-        <w:t xml:space="preserve">Desarrollo con React, JavaScript </w:t>
+        <w:rPr>
+          <w:b/>
+        </w:rPr>
+        <w:t>Aplicación SIG de Mapas del Estado de Hidalgo (2025)</w:t>
+      </w:r>
+      <w:r>
+        <w:rPr>
+          <w:i/>
+          <w:color w:val="4F4F4F"/>
+        </w:rPr>
+        <w:t xml:space="preserve"> | </w:t>
       </w:r>
       <w:proofErr w:type="spellStart"/>
       <w:r>
-        <w:t>moderno</w:t>
+        <w:rPr>
+          <w:i/>
+          <w:color w:val="4F4F4F"/>
+        </w:rPr>
+        <w:t>React</w:t>
       </w:r>
       <w:proofErr w:type="spellEnd"/>
       <w:r>
-        <w:t xml:space="preserve"> y TypeScript.</w:t>
+        <w:rPr>
+          <w:i/>
+          <w:color w:val="4F4F4F"/>
+        </w:rPr>
+        <w:t xml:space="preserve"> Native, JSON, GeoJSON, Excel, Python: </w:t>
+      </w:r>
+      <w:r>
+        <w:t xml:space="preserve">Desarrollé una app para visualizar datos de población y vivienda del </w:t>
+      </w:r>
+      <w:r>
+        <w:rPr>
+          <w:b/>
+          <w:bCs/>
+          <w:color w:val="1B8A0C"/>
+        </w:rPr>
+        <w:t>INEGI</w:t>
+      </w:r>
+      <w:r>
+        <w:rPr>
+          <w:color w:val="1B8A0C"/>
+        </w:rPr>
+        <w:t xml:space="preserve"> </w:t>
+      </w:r>
+      <w:r>
+        <w:t xml:space="preserve">por regiones; proyecto asociado a artículo publicado en Ciencia Latina. Sistema de Información </w:t>
+      </w:r>
+      <w:r>
+        <w:t>Geográfica</w:t>
+      </w:r>
+      <w:r>
+        <w:t>, donde los polígonos del GeoJSON son coloreados dinámicamente según el indicador seleccionado.</w:t>
       </w:r>
     </w:p>
     <w:p>
       <w:pPr>
-        <w:pStyle w:val="Listaconvietas"/>
-        <w:ind w:left="288" w:hanging="202"/>
-      </w:pPr>
-      <w:r>
-        <w:t>Desarrollo con Angular en PWA y sistema de reservaciones.</w:t>
-      </w:r>
-    </w:p>
-    <w:p>
-      <w:pPr>
-        <w:pStyle w:val="Listaconvietas"/>
-        <w:ind w:left="288" w:hanging="202"/>
-      </w:pPr>
-      <w:r>
-        <w:t>Desarrollo con Next.js para aplicaciones web e integración de APIs propias.</w:t>
-      </w:r>
-    </w:p>
-    <w:p>
-      <w:pPr>
-        <w:pStyle w:val="Listaconvietas"/>
-        <w:ind w:left="288" w:hanging="202"/>
-      </w:pPr>
-      <w:r>
-        <w:t>Consumo de APIs REST y manejo de estado en interfaces React.</w:t>
-      </w:r>
-    </w:p>
-    <w:p>
-      <w:pPr>
-        <w:pStyle w:val="Listaconvietas"/>
-        <w:ind w:left="288" w:hanging="202"/>
-      </w:pPr>
-      <w:r>
-        <w:t>Responsive Design con HTML, CSS y Tailwind CSS.</w:t>
-      </w:r>
-    </w:p>
-    <w:p>
-      <w:pPr>
-        <w:pStyle w:val="Listaconvietas"/>
-        <w:ind w:left="288" w:hanging="202"/>
-      </w:pPr>
-      <w:proofErr w:type="spellStart"/>
-      <w:r>
-        <w:t>Componentes</w:t>
-      </w:r>
-      <w:proofErr w:type="spellEnd"/>
-      <w:r>
-        <w:t xml:space="preserve"> </w:t>
-      </w:r>
-      <w:proofErr w:type="spellStart"/>
-      <w:r>
-        <w:t>reutilizables</w:t>
-      </w:r>
-      <w:proofErr w:type="spellEnd"/>
-      <w:r>
-        <w:t xml:space="preserve"> (React/Angular/Web Components), control de </w:t>
-      </w:r>
-      <w:proofErr w:type="spellStart"/>
-      <w:r>
-        <w:t>versiones</w:t>
-      </w:r>
-      <w:proofErr w:type="spellEnd"/>
-      <w:r>
-        <w:t xml:space="preserve"> con Git (Git Flow, Merge Requests), y </w:t>
-      </w:r>
-      <w:proofErr w:type="spellStart"/>
-      <w:r>
-        <w:t>colaboración</w:t>
-      </w:r>
-      <w:proofErr w:type="spellEnd"/>
-      <w:r>
-        <w:t xml:space="preserve"> bajo Scrum/Agile.</w:t>
-      </w:r>
-    </w:p>
-    <w:p>
-      <w:pPr>
-        <w:pStyle w:val="Listaconvietas"/>
+        <w:pStyle w:val="Lyskolpunt"/>
         <w:numPr>
           <w:ilvl w:val="0"/>
           <w:numId w:val="0"/>
         </w:numPr>
         <w:ind w:left="288"/>
       </w:pPr>
+      <w:r>
+        <w:t xml:space="preserve">Articulo: https://ciencialatina.org/index.php/cienciala/article/view/19604 </w:t>
+      </w:r>
     </w:p>
     <w:p>
       <w:pPr>
-        <w:pStyle w:val="Ttulo1"/>
-        <w:pBdr>
-          <w:bottom w:val="single" w:sz="8" w:space="1" w:color="D9E2F3"/>
-        </w:pBdr>
-      </w:pPr>
-      <w:r>
+        <w:pStyle w:val="Lyskolpunt"/>
+        <w:ind w:left="288" w:hanging="202"/>
         <w:rPr>
-          <w:rFonts w:ascii="Calibri" w:hAnsi="Calibri"/>
+          <w:bCs/>
         </w:rPr>
-        <w:t>EXPERIENCIA PROFESIONAL</w:t>
-      </w:r>
-    </w:p>
-    <w:p>
-      <w:pPr>
-        <w:keepNext/>
-        <w:spacing w:before="40" w:after="0"/>
-      </w:pPr>
+      </w:pPr>
+      <w:r>
+        <w:rPr>
+          <w:b/>
+          <w:bCs/>
+        </w:rPr>
+        <w:t>Detector de Objetos PWA (con IA) en tiempo real</w:t>
+      </w:r>
+      <w:r>
+        <w:rPr>
+          <w:b/>
+          <w:bCs/>
+        </w:rPr>
+        <w:t xml:space="preserve"> </w:t>
+      </w:r>
       <w:r>
         <w:rPr>
           <w:b/>
         </w:rPr>
-        <w:t>Desarrollo Web Full Stack - SECTUR | Diciembre 2023 - Agosto 2024</w:t>
-      </w:r>
-    </w:p>
-    <w:p>
-      <w:pPr>
-        <w:keepNext/>
-        <w:spacing w:after="10"/>
-      </w:pPr>
+        <w:t>(202</w:t>
+      </w:r>
+      <w:r>
+        <w:rPr>
+          <w:b/>
+        </w:rPr>
+        <w:t>6</w:t>
+      </w:r>
+      <w:r>
+        <w:rPr>
+          <w:b/>
+        </w:rPr>
+        <w:t>)</w:t>
+      </w:r>
       <w:r>
         <w:rPr>
           <w:i/>
           <w:color w:val="4F4F4F"/>
         </w:rPr>
-        <w:t>Gobierno del Estado de Hidalgo</w:t>
+        <w:t xml:space="preserve"> | </w:t>
       </w:r>
       <w:r>
         <w:rPr>
-          <w:i/>
-          <w:color w:val="4F4F4F"/>
+          <w:bCs/>
         </w:rPr>
-        <w:t>, Secretaria de Turismo</w:t>
-      </w:r>
+        <w:t xml:space="preserve">Angular 19, Angular Material, TensorFlow.js, </w:t>
+      </w:r>
+      <w:proofErr w:type="spellStart"/>
       <w:r>
         <w:rPr>
-          <w:i/>
-          <w:color w:val="4F4F4F"/>
+          <w:bCs/>
         </w:rPr>
-        <w:t xml:space="preserve"> | Pachuca de Soto, Hidalgo</w:t>
+        <w:t>MobileNet</w:t>
+      </w:r>
+      <w:proofErr w:type="spellEnd"/>
+      <w:r>
+        <w:rPr>
+          <w:bCs/>
+        </w:rPr>
+        <w:t xml:space="preserve"> y Service </w:t>
+      </w:r>
+      <w:proofErr w:type="spellStart"/>
+      <w:r>
+        <w:rPr>
+          <w:bCs/>
+        </w:rPr>
+        <w:t>Workers</w:t>
+      </w:r>
+      <w:proofErr w:type="spellEnd"/>
+      <w:r>
+        <w:rPr>
+          <w:bCs/>
+        </w:rPr>
+        <w:t xml:space="preserve"> para soporte PWA.</w:t>
       </w:r>
     </w:p>
     <w:p>
       <w:pPr>
-        <w:pStyle w:val="Listaconvietas"/>
-        <w:ind w:left="288" w:hanging="202"/>
-      </w:pPr>
-      <w:r>
-        <w:t>Desarrollé una plataforma web turística con JavaScript, jQuery, Tailwind CSS, PHP, MySQL</w:t>
-      </w:r>
-      <w:r>
-        <w:t>,</w:t>
-      </w:r>
-      <w:r>
-        <w:t xml:space="preserve"> Git</w:t>
-      </w:r>
-      <w:r>
-        <w:t xml:space="preserve"> y G</w:t>
-      </w:r>
-      <w:r>
-        <w:t>it</w:t>
-      </w:r>
-      <w:r>
-        <w:t>H</w:t>
-      </w:r>
-      <w:r>
-        <w:t>ub</w:t>
-      </w:r>
-      <w:r>
-        <w:t>.</w:t>
+        <w:pStyle w:val="Lyskolpunt"/>
+        <w:numPr>
+          <w:ilvl w:val="0"/>
+          <w:numId w:val="0"/>
+        </w:numPr>
+        <w:ind w:left="288"/>
+      </w:pPr>
+      <w:r>
+        <w:t>Aplicación web que identifica objetos en tiempo real mediante la cámara o imágenes cargadas por el usuario utilizando inteligencia artificial.</w:t>
+      </w:r>
+      <w:r>
+        <w:t xml:space="preserve"> </w:t>
+      </w:r>
+      <w:r>
+        <w:t>Cada resultado incluye el porcentaje de confianza</w:t>
+      </w:r>
+      <w:r>
+        <w:t xml:space="preserve">. </w:t>
       </w:r>
     </w:p>
     <w:p>
       <w:pPr>
-        <w:pStyle w:val="Listaconvietas"/>
-        <w:ind w:left="288" w:hanging="202"/>
-      </w:pPr>
-      <w:r>
-        <w:t>Implementé secciones de noticias, eventos, calendario de actividades, mapas interactivos y filtros de navegación.</w:t>
-      </w:r>
+        <w:pStyle w:val="Lyskolpunt"/>
+        <w:numPr>
+          <w:ilvl w:val="0"/>
+          <w:numId w:val="0"/>
+        </w:numPr>
+        <w:ind w:left="288"/>
+      </w:pPr>
     </w:p>
     <w:p>
       <w:pPr>
-        <w:pStyle w:val="Listaconvietas"/>
-        <w:ind w:left="288" w:hanging="202"/>
-      </w:pPr>
-      <w:r>
-        <w:t xml:space="preserve">Mejoré interfaz, navegación dinámica, rendimiento y experiencia de usuario para consulta de </w:t>
-      </w:r>
-      <w:proofErr w:type="spellStart"/>
-      <w:r>
-        <w:t>información</w:t>
-      </w:r>
-      <w:proofErr w:type="spellEnd"/>
-      <w:r>
-        <w:t xml:space="preserve"> </w:t>
-      </w:r>
-      <w:proofErr w:type="spellStart"/>
-      <w:r>
-        <w:t>turística</w:t>
-      </w:r>
-      <w:proofErr w:type="spellEnd"/>
-      <w:r>
-        <w:t>.</w:t>
-      </w:r>
-    </w:p>
-    <w:p>
-      <w:pPr>
-        <w:pStyle w:val="Listaconvietas"/>
-        <w:ind w:left="288" w:hanging="202"/>
-      </w:pPr>
-      <w:proofErr w:type="spellStart"/>
-      <w:r>
-        <w:t>Configuré</w:t>
-      </w:r>
-      <w:proofErr w:type="spellEnd"/>
-      <w:r>
-        <w:t xml:space="preserve"> y </w:t>
-      </w:r>
-      <w:proofErr w:type="spellStart"/>
-      <w:r>
-        <w:t>administré</w:t>
-      </w:r>
-      <w:proofErr w:type="spellEnd"/>
-      <w:r>
-        <w:t xml:space="preserve"> un </w:t>
-      </w:r>
-      <w:proofErr w:type="spellStart"/>
-      <w:r>
-        <w:t>servidor</w:t>
-      </w:r>
-      <w:proofErr w:type="spellEnd"/>
-      <w:r>
-        <w:t xml:space="preserve"> web Apache para el </w:t>
-      </w:r>
-      <w:proofErr w:type="spellStart"/>
-      <w:r>
-        <w:t>despliegue</w:t>
-      </w:r>
-      <w:proofErr w:type="spellEnd"/>
-      <w:r>
-        <w:t xml:space="preserve"> de </w:t>
-      </w:r>
-      <w:proofErr w:type="spellStart"/>
-      <w:r>
-        <w:t>una</w:t>
-      </w:r>
-      <w:proofErr w:type="spellEnd"/>
-      <w:r>
-        <w:t xml:space="preserve"> </w:t>
-      </w:r>
-      <w:proofErr w:type="spellStart"/>
-      <w:r>
-        <w:t>aplicació</w:t>
-      </w:r>
-      <w:r>
-        <w:t>n</w:t>
-      </w:r>
-      <w:proofErr w:type="spellEnd"/>
-      <w:r>
-        <w:t>.</w:t>
-      </w:r>
-    </w:p>
-    <w:p>
-      <w:pPr>
-        <w:keepNext/>
-        <w:spacing w:before="40" w:after="0"/>
-      </w:pPr>
-      <w:r>
-        <w:rPr>
-          <w:b/>
-        </w:rPr>
-        <w:t>Desarrollo en PHP y WordPress | Julio 2024 - Diciembre 2024</w:t>
-      </w:r>
-    </w:p>
-    <w:p>
-      <w:pPr>
-        <w:keepNext/>
-        <w:spacing w:after="10"/>
-      </w:pPr>
-      <w:r>
-        <w:rPr>
-          <w:i/>
-          <w:color w:val="4F4F4F"/>
-        </w:rPr>
-        <w:t>Grupo Alternativas Soluciones | Mineral de la Reforma, Hidalgo</w:t>
-      </w:r>
-    </w:p>
-    <w:p>
-      <w:pPr>
-        <w:pStyle w:val="Listaconvietas"/>
-        <w:ind w:left="288" w:hanging="202"/>
-      </w:pPr>
-      <w:r>
-        <w:t xml:space="preserve">Creé temas y funcionalidades personalizadas en WordPress con PHP para </w:t>
-      </w:r>
-      <w:proofErr w:type="spellStart"/>
-      <w:r>
-        <w:t>soluciones</w:t>
-      </w:r>
-      <w:proofErr w:type="spellEnd"/>
-      <w:r>
-        <w:t xml:space="preserve"> web de </w:t>
-      </w:r>
-      <w:proofErr w:type="spellStart"/>
-      <w:r>
-        <w:t>negocio</w:t>
-      </w:r>
-      <w:proofErr w:type="spellEnd"/>
-      <w:r>
-        <w:t>.</w:t>
-      </w:r>
-    </w:p>
-    <w:p>
-      <w:pPr>
-        <w:pStyle w:val="Listaconvietas"/>
-        <w:ind w:left="288" w:hanging="202"/>
-      </w:pPr>
-      <w:r>
-        <w:t>Desarrollo de interfaces con Tailwind y CSS puro</w:t>
-      </w:r>
-    </w:p>
-    <w:p>
-      <w:pPr>
-        <w:pStyle w:val="Listaconvietas"/>
-        <w:ind w:left="288" w:hanging="202"/>
-      </w:pPr>
-      <w:r>
-        <w:t xml:space="preserve">Mantuve APIs REST desarrolladas con Laravel y apoyé aplicaciones React </w:t>
-      </w:r>
-      <w:proofErr w:type="spellStart"/>
-      <w:r>
-        <w:t>mediante</w:t>
-      </w:r>
-      <w:proofErr w:type="spellEnd"/>
-      <w:r>
-        <w:t xml:space="preserve"> </w:t>
-      </w:r>
-      <w:proofErr w:type="spellStart"/>
-      <w:r>
-        <w:t>corrección</w:t>
-      </w:r>
-      <w:proofErr w:type="spellEnd"/>
-      <w:r>
-        <w:t xml:space="preserve"> de </w:t>
-      </w:r>
-      <w:proofErr w:type="spellStart"/>
-      <w:r>
-        <w:t>errores</w:t>
-      </w:r>
-      <w:proofErr w:type="spellEnd"/>
-      <w:r>
-        <w:t xml:space="preserve"> y </w:t>
-      </w:r>
-      <w:proofErr w:type="spellStart"/>
-      <w:r>
-        <w:t>actualización</w:t>
-      </w:r>
-      <w:proofErr w:type="spellEnd"/>
-      <w:r>
-        <w:t xml:space="preserve"> de </w:t>
-      </w:r>
-      <w:proofErr w:type="spellStart"/>
-      <w:r>
-        <w:t>componentes</w:t>
-      </w:r>
-      <w:proofErr w:type="spellEnd"/>
-      <w:r>
-        <w:t>.</w:t>
-      </w:r>
-    </w:p>
-    <w:p>
-      <w:pPr>
-        <w:keepNext/>
-        <w:spacing w:before="40" w:after="0"/>
-      </w:pPr>
-      <w:proofErr w:type="spellStart"/>
-      <w:r>
-        <w:rPr>
-          <w:b/>
-        </w:rPr>
-        <w:t>Desarrollador</w:t>
-      </w:r>
-      <w:proofErr w:type="spellEnd"/>
-      <w:r>
-        <w:rPr>
-          <w:b/>
-        </w:rPr>
-        <w:t xml:space="preserve"> Full Stack React | Abril 2025 - </w:t>
-      </w:r>
-      <w:proofErr w:type="spellStart"/>
-      <w:r>
-        <w:rPr>
-          <w:b/>
-        </w:rPr>
-        <w:t>Febrero</w:t>
-      </w:r>
-      <w:proofErr w:type="spellEnd"/>
-      <w:r>
-        <w:rPr>
-          <w:b/>
-        </w:rPr>
-        <w:t xml:space="preserve"> 2026</w:t>
-      </w:r>
-    </w:p>
-    <w:p>
-      <w:pPr>
-        <w:keepNext/>
-        <w:spacing w:after="10"/>
-      </w:pPr>
-      <w:r>
-        <w:rPr>
-          <w:i/>
-          <w:color w:val="4F4F4F"/>
-        </w:rPr>
-        <w:t>Independent Developer</w:t>
-      </w:r>
-    </w:p>
-    <w:p>
-      <w:pPr>
-        <w:pStyle w:val="Listaconvietas"/>
-        <w:ind w:left="288" w:hanging="202"/>
-      </w:pPr>
-      <w:proofErr w:type="spellStart"/>
-      <w:r>
-        <w:t>Construí</w:t>
-      </w:r>
-      <w:proofErr w:type="spellEnd"/>
-      <w:r>
-        <w:t xml:space="preserve"> </w:t>
-      </w:r>
-      <w:proofErr w:type="spellStart"/>
-      <w:r>
-        <w:t>aplicaciones</w:t>
-      </w:r>
-      <w:proofErr w:type="spellEnd"/>
-      <w:r>
-        <w:t xml:space="preserve"> web con React, TypeScript, JavaScript y Node.js, </w:t>
-      </w:r>
-      <w:proofErr w:type="spellStart"/>
-      <w:r>
-        <w:t>integrando</w:t>
-      </w:r>
-      <w:proofErr w:type="spellEnd"/>
-      <w:r>
-        <w:t xml:space="preserve"> APIs REST y bases de </w:t>
-      </w:r>
-      <w:proofErr w:type="spellStart"/>
-      <w:r>
-        <w:t>datos</w:t>
-      </w:r>
-      <w:proofErr w:type="spellEnd"/>
-      <w:r>
-        <w:t xml:space="preserve"> PostgreSQL.</w:t>
-      </w:r>
-    </w:p>
-    <w:p>
-      <w:pPr>
-        <w:pStyle w:val="Listaconvietas"/>
-        <w:ind w:left="288" w:hanging="202"/>
-      </w:pPr>
-      <w:proofErr w:type="spellStart"/>
-      <w:r>
-        <w:t>Diseñé</w:t>
-      </w:r>
-      <w:proofErr w:type="spellEnd"/>
-      <w:r>
-        <w:t xml:space="preserve"> interfaces </w:t>
-      </w:r>
-      <w:proofErr w:type="spellStart"/>
-      <w:r>
-        <w:t>responsivas</w:t>
-      </w:r>
-      <w:proofErr w:type="spellEnd"/>
-      <w:r>
-        <w:t xml:space="preserve"> con Tailwind CSS, </w:t>
-      </w:r>
-      <w:proofErr w:type="spellStart"/>
-      <w:r>
-        <w:t>componentes</w:t>
-      </w:r>
-      <w:proofErr w:type="spellEnd"/>
-      <w:r>
-        <w:t xml:space="preserve"> </w:t>
-      </w:r>
-      <w:proofErr w:type="spellStart"/>
-      <w:r>
-        <w:t>reutilizables</w:t>
-      </w:r>
-      <w:proofErr w:type="spellEnd"/>
-      <w:r>
-        <w:t xml:space="preserve"> y </w:t>
-      </w:r>
-      <w:proofErr w:type="spellStart"/>
-      <w:r>
-        <w:t>manejo</w:t>
-      </w:r>
-      <w:proofErr w:type="spellEnd"/>
-      <w:r>
-        <w:t xml:space="preserve"> de </w:t>
-      </w:r>
-      <w:proofErr w:type="spellStart"/>
-      <w:r>
-        <w:t>estado</w:t>
-      </w:r>
-      <w:proofErr w:type="spellEnd"/>
-      <w:r>
-        <w:t xml:space="preserve"> </w:t>
-      </w:r>
-      <w:proofErr w:type="spellStart"/>
-      <w:r>
-        <w:t>en</w:t>
-      </w:r>
-      <w:proofErr w:type="spellEnd"/>
-      <w:r>
-        <w:t xml:space="preserve"> React.</w:t>
-      </w:r>
-    </w:p>
-    <w:p>
-      <w:pPr>
-        <w:pStyle w:val="Listaconvietas"/>
-        <w:ind w:left="288" w:hanging="202"/>
-      </w:pPr>
-      <w:proofErr w:type="spellStart"/>
-      <w:r>
-        <w:t>Entregué</w:t>
-      </w:r>
-      <w:proofErr w:type="spellEnd"/>
-      <w:r>
-        <w:t xml:space="preserve"> </w:t>
-      </w:r>
-      <w:proofErr w:type="spellStart"/>
-      <w:r>
-        <w:t>soluciones</w:t>
-      </w:r>
-      <w:proofErr w:type="spellEnd"/>
-      <w:r>
-        <w:t xml:space="preserve"> frontend y backend para </w:t>
-      </w:r>
-      <w:proofErr w:type="spellStart"/>
-      <w:r>
-        <w:t>proyectos</w:t>
-      </w:r>
-      <w:proofErr w:type="spellEnd"/>
-      <w:r>
-        <w:t xml:space="preserve"> </w:t>
-      </w:r>
-      <w:proofErr w:type="spellStart"/>
-      <w:r>
-        <w:t>independientes</w:t>
-      </w:r>
-      <w:proofErr w:type="spellEnd"/>
-      <w:r>
-        <w:t xml:space="preserve">, </w:t>
-      </w:r>
-      <w:proofErr w:type="spellStart"/>
-      <w:r>
-        <w:t>desde</w:t>
-      </w:r>
-      <w:proofErr w:type="spellEnd"/>
-      <w:r>
-        <w:t xml:space="preserve"> </w:t>
-      </w:r>
-      <w:proofErr w:type="spellStart"/>
-      <w:r>
-        <w:t>prototipado</w:t>
-      </w:r>
-      <w:proofErr w:type="spellEnd"/>
-      <w:r>
-        <w:t xml:space="preserve"> hasta </w:t>
-      </w:r>
-      <w:proofErr w:type="spellStart"/>
-      <w:r>
-        <w:t>despliegue</w:t>
-      </w:r>
-      <w:proofErr w:type="spellEnd"/>
-      <w:r>
-        <w:t xml:space="preserve"> o </w:t>
-      </w:r>
-      <w:proofErr w:type="spellStart"/>
-      <w:r>
-        <w:t>demostración</w:t>
-      </w:r>
-      <w:proofErr w:type="spellEnd"/>
-      <w:r>
-        <w:t xml:space="preserve">, </w:t>
-      </w:r>
-      <w:proofErr w:type="spellStart"/>
-      <w:r>
-        <w:t>usando</w:t>
-      </w:r>
-      <w:proofErr w:type="spellEnd"/>
-      <w:r>
-        <w:t xml:space="preserve"> Git para control de </w:t>
-      </w:r>
-      <w:proofErr w:type="spellStart"/>
-      <w:r>
-        <w:t>versiones</w:t>
-      </w:r>
-      <w:proofErr w:type="spellEnd"/>
-      <w:r>
-        <w:t>.</w:t>
-      </w:r>
-    </w:p>
-    <w:p>
-      <w:pPr>
-        <w:keepNext/>
-        <w:spacing w:before="40" w:after="0"/>
-      </w:pPr>
-      <w:proofErr w:type="spellStart"/>
-      <w:r>
-        <w:rPr>
-          <w:b/>
-        </w:rPr>
-        <w:t>Desarrollador</w:t>
-      </w:r>
-      <w:proofErr w:type="spellEnd"/>
-      <w:r>
-        <w:rPr>
-          <w:b/>
-        </w:rPr>
-        <w:t xml:space="preserve"> Backend| Mayo 2026 - Junio 2026</w:t>
-      </w:r>
-    </w:p>
-    <w:p>
-      <w:pPr>
-        <w:keepNext/>
-        <w:spacing w:after="10"/>
-      </w:pPr>
-      <w:r>
-        <w:rPr>
-          <w:i/>
-          <w:color w:val="4F4F4F"/>
-        </w:rPr>
-        <w:t>INBURSA Grupo Financiero | Pachuca de Soto, Hidalgo</w:t>
-      </w:r>
-    </w:p>
-    <w:p>
-      <w:pPr>
-        <w:pStyle w:val="Listaconvietas"/>
-        <w:ind w:left="288" w:hanging="202"/>
-      </w:pPr>
-      <w:r>
-        <w:t xml:space="preserve">Desarrollé y di soporte a lógica backend en Java para </w:t>
-      </w:r>
-      <w:proofErr w:type="spellStart"/>
-      <w:r>
-        <w:t>entorno</w:t>
-      </w:r>
-      <w:proofErr w:type="spellEnd"/>
-      <w:r>
-        <w:t xml:space="preserve"> </w:t>
-      </w:r>
-      <w:proofErr w:type="spellStart"/>
-      <w:r>
-        <w:t>financiero</w:t>
-      </w:r>
-      <w:proofErr w:type="spellEnd"/>
-      <w:r>
-        <w:t xml:space="preserve">, </w:t>
-      </w:r>
-      <w:proofErr w:type="spellStart"/>
-      <w:r>
-        <w:t>siguiendo</w:t>
-      </w:r>
-      <w:proofErr w:type="spellEnd"/>
-      <w:r>
-        <w:t xml:space="preserve"> </w:t>
-      </w:r>
-      <w:proofErr w:type="spellStart"/>
-      <w:r>
-        <w:t>arquitectura</w:t>
-      </w:r>
-      <w:proofErr w:type="spellEnd"/>
-      <w:r>
-        <w:t xml:space="preserve"> </w:t>
-      </w:r>
-      <w:proofErr w:type="spellStart"/>
-      <w:r>
-        <w:t>por</w:t>
-      </w:r>
-      <w:proofErr w:type="spellEnd"/>
-      <w:r>
-        <w:t xml:space="preserve"> </w:t>
-      </w:r>
-      <w:proofErr w:type="spellStart"/>
-      <w:r>
-        <w:t>capas</w:t>
-      </w:r>
-      <w:proofErr w:type="spellEnd"/>
-      <w:r>
-        <w:t xml:space="preserve"> y </w:t>
-      </w:r>
-      <w:proofErr w:type="spellStart"/>
-      <w:r>
-        <w:t>requerimientos</w:t>
-      </w:r>
-      <w:proofErr w:type="spellEnd"/>
-      <w:r>
-        <w:t xml:space="preserve"> </w:t>
-      </w:r>
-      <w:proofErr w:type="spellStart"/>
-      <w:r>
-        <w:t>funcionales</w:t>
-      </w:r>
-      <w:proofErr w:type="spellEnd"/>
-      <w:r>
-        <w:t>.</w:t>
-      </w:r>
-    </w:p>
-    <w:p>
-      <w:pPr>
-        <w:pStyle w:val="Listaconvietas"/>
-        <w:ind w:left="288" w:hanging="202"/>
-      </w:pPr>
-      <w:proofErr w:type="spellStart"/>
-      <w:r>
-        <w:t>Participé</w:t>
-      </w:r>
-      <w:proofErr w:type="spellEnd"/>
-      <w:r>
-        <w:t xml:space="preserve"> </w:t>
-      </w:r>
-      <w:proofErr w:type="spellStart"/>
-      <w:r>
-        <w:t>en</w:t>
-      </w:r>
-      <w:proofErr w:type="spellEnd"/>
-      <w:r>
-        <w:t xml:space="preserve"> el </w:t>
-      </w:r>
-      <w:proofErr w:type="spellStart"/>
-      <w:r>
-        <w:t>análisis</w:t>
-      </w:r>
-      <w:proofErr w:type="spellEnd"/>
-      <w:r>
-        <w:t xml:space="preserve"> de </w:t>
-      </w:r>
-      <w:proofErr w:type="spellStart"/>
-      <w:r>
-        <w:t>calidad</w:t>
-      </w:r>
-      <w:proofErr w:type="spellEnd"/>
-      <w:r>
-        <w:t xml:space="preserve"> de </w:t>
-      </w:r>
-      <w:proofErr w:type="spellStart"/>
-      <w:r>
-        <w:t>código</w:t>
-      </w:r>
-      <w:proofErr w:type="spellEnd"/>
-      <w:r>
-        <w:t xml:space="preserve"> con Sonar</w:t>
-      </w:r>
-    </w:p>
-    <w:p>
-      <w:pPr>
-        <w:pStyle w:val="Listaconvietas"/>
-        <w:ind w:left="288" w:hanging="202"/>
-      </w:pPr>
-      <w:r>
-        <w:t xml:space="preserve">Implementé y analicé operaciones de persistencia con Hibernate, HQL y Criteria API </w:t>
-      </w:r>
-      <w:proofErr w:type="spellStart"/>
-      <w:r>
-        <w:t>sobre</w:t>
-      </w:r>
-      <w:proofErr w:type="spellEnd"/>
-      <w:r>
-        <w:t xml:space="preserve"> Oracle.</w:t>
-      </w:r>
-    </w:p>
-    <w:p>
-      <w:pPr>
-        <w:pStyle w:val="Listaconvietas"/>
-        <w:ind w:left="288" w:hanging="202"/>
-      </w:pPr>
-      <w:proofErr w:type="spellStart"/>
-      <w:r>
-        <w:t>Implementación</w:t>
-      </w:r>
-      <w:proofErr w:type="spellEnd"/>
-      <w:r>
-        <w:t xml:space="preserve"> de </w:t>
-      </w:r>
-      <w:proofErr w:type="spellStart"/>
-      <w:r>
-        <w:t>logica</w:t>
-      </w:r>
-      <w:proofErr w:type="spellEnd"/>
-      <w:r>
-        <w:t xml:space="preserve"> de </w:t>
-      </w:r>
-      <w:proofErr w:type="spellStart"/>
-      <w:r>
-        <w:t>negocio</w:t>
-      </w:r>
-      <w:proofErr w:type="spellEnd"/>
-      <w:r>
-        <w:t xml:space="preserve"> y </w:t>
-      </w:r>
-      <w:proofErr w:type="spellStart"/>
-      <w:r>
-        <w:t>manejo</w:t>
-      </w:r>
-      <w:proofErr w:type="spellEnd"/>
-      <w:r>
-        <w:t xml:space="preserve"> de DTO y VO</w:t>
-      </w:r>
-      <w:r>
-        <w:t xml:space="preserve">. </w:t>
-      </w:r>
-    </w:p>
-    <w:p>
-      <w:pPr>
-        <w:pStyle w:val="Listaconvietas"/>
-        <w:ind w:left="288" w:hanging="202"/>
-      </w:pPr>
-      <w:r>
-        <w:t xml:space="preserve">Desarrollo de interfaces </w:t>
-      </w:r>
-      <w:proofErr w:type="spellStart"/>
-      <w:r>
-        <w:t>utilizando</w:t>
-      </w:r>
-      <w:proofErr w:type="spellEnd"/>
-      <w:r>
-        <w:t xml:space="preserve"> </w:t>
-      </w:r>
-      <w:proofErr w:type="spellStart"/>
-      <w:r>
-        <w:t>ExtJS</w:t>
-      </w:r>
-      <w:proofErr w:type="spellEnd"/>
-      <w:r>
-        <w:t xml:space="preserve">, </w:t>
-      </w:r>
-      <w:proofErr w:type="spellStart"/>
-      <w:r>
-        <w:t>así</w:t>
-      </w:r>
-      <w:proofErr w:type="spellEnd"/>
-      <w:r>
-        <w:t xml:space="preserve"> </w:t>
-      </w:r>
-      <w:proofErr w:type="spellStart"/>
-      <w:r>
-        <w:t>como</w:t>
-      </w:r>
-      <w:proofErr w:type="spellEnd"/>
-      <w:r>
-        <w:t xml:space="preserve"> </w:t>
-      </w:r>
-      <w:proofErr w:type="spellStart"/>
-      <w:r>
-        <w:t>validaciones</w:t>
-      </w:r>
-      <w:proofErr w:type="spellEnd"/>
-      <w:r>
-        <w:t xml:space="preserve"> </w:t>
-      </w:r>
-      <w:proofErr w:type="spellStart"/>
-      <w:r>
-        <w:t>en</w:t>
-      </w:r>
-      <w:proofErr w:type="spellEnd"/>
-      <w:r>
-        <w:t xml:space="preserve"> el frontend.</w:t>
-      </w:r>
-    </w:p>
-    <w:p>
-      <w:pPr>
-        <w:pStyle w:val="Listaconvietas"/>
-        <w:ind w:left="288" w:hanging="202"/>
-      </w:pPr>
-      <w:r>
-        <w:t xml:space="preserve">Colaboré en servicios REST con Spring Boot, </w:t>
-      </w:r>
-      <w:proofErr w:type="spellStart"/>
-      <w:r>
-        <w:t>consultas</w:t>
-      </w:r>
-      <w:proofErr w:type="spellEnd"/>
-      <w:r>
-        <w:t xml:space="preserve"> PL/SQL, </w:t>
-      </w:r>
-      <w:proofErr w:type="spellStart"/>
-      <w:r>
-        <w:t>documentación</w:t>
-      </w:r>
-      <w:proofErr w:type="spellEnd"/>
-      <w:r>
-        <w:t xml:space="preserve"> </w:t>
-      </w:r>
-      <w:proofErr w:type="spellStart"/>
-      <w:r>
-        <w:t>técnica</w:t>
-      </w:r>
-      <w:proofErr w:type="spellEnd"/>
-      <w:r>
-        <w:t xml:space="preserve"> y </w:t>
-      </w:r>
-      <w:proofErr w:type="spellStart"/>
-      <w:r>
-        <w:t>prácticas</w:t>
-      </w:r>
-      <w:proofErr w:type="spellEnd"/>
-      <w:r>
-        <w:t xml:space="preserve"> Scrum.</w:t>
-      </w:r>
-      <w:r>
-        <w:t xml:space="preserve"> </w:t>
-      </w:r>
-    </w:p>
-    <w:p>
-      <w:pPr>
-        <w:pStyle w:val="Ttulo1"/>
+        <w:pStyle w:val="Opskrif1"/>
         <w:pBdr>
           <w:bottom w:val="single" w:sz="8" w:space="1" w:color="D9E2F3"/>
         </w:pBdr>
         <w:rPr>
+          <w:color w:val="1B8A0C"/>
+        </w:rPr>
+      </w:pPr>
+      <w:r>
+        <w:rPr>
           <w:rFonts w:ascii="Calibri" w:hAnsi="Calibri"/>
+          <w:color w:val="1B8A0C"/>
         </w:rPr>
-      </w:pPr>
+        <w:t>EDUCACIÓN</w:t>
+      </w:r>
     </w:p>
     <w:p>
-      <w:pPr>
-        <w:pStyle w:val="Ttulo1"/>
+      <w:r>
+        <w:t>Ingeniería de Software – Universidad Autónoma del Estado de Hidalgo (UAEH), 2020 - 2024. (Titulado).</w:t>
+      </w:r>
+    </w:p>
+    <w:p>
+      <w:r>
+        <w:t>Técnico Programador</w:t>
+      </w:r>
+      <w:r>
+        <w:t xml:space="preserve"> </w:t>
+      </w:r>
+      <w:r>
+        <w:t>–</w:t>
+      </w:r>
+      <w:r>
+        <w:t xml:space="preserve"> </w:t>
+      </w:r>
+      <w:r>
+        <w:t>Centro de Estudios Tecnológicos industrial y de servicios</w:t>
+      </w:r>
+      <w:r>
+        <w:t xml:space="preserve"> #26</w:t>
+      </w:r>
+      <w:r>
+        <w:t>. 2017 – 2020</w:t>
+      </w:r>
+    </w:p>
+    <w:p/>
+    <w:p>
+      <w:pPr>
+        <w:pStyle w:val="Opskrif1"/>
         <w:pBdr>
           <w:bottom w:val="single" w:sz="8" w:space="1" w:color="D9E2F3"/>
         </w:pBdr>
+        <w:rPr>
+          <w:color w:val="1B8A0C"/>
+        </w:rPr>
       </w:pPr>
       <w:r>
         <w:rPr>
           <w:rFonts w:ascii="Calibri" w:hAnsi="Calibri"/>
+          <w:color w:val="1B8A0C"/>
         </w:rPr>
-        <w:t>PROYECTOS DESTACADOS</w:t>
-      </w:r>
-      <w:r>
-        <w:rPr>
-          <w:rFonts w:ascii="Calibri" w:hAnsi="Calibri"/>
-        </w:rPr>
-        <w:t xml:space="preserve"> </w:t>
+        <w:t xml:space="preserve">CERTIFICACIONES </w:t>
       </w:r>
     </w:p>
     <w:p>
       <w:pPr>
-        <w:pStyle w:val="Listaconvietas"/>
+        <w:pStyle w:val="Lyskolpunt"/>
+        <w:ind w:left="288" w:hanging="202"/>
+      </w:pPr>
+      <w:r>
+        <w:t>Frontend Developer (</w:t>
+      </w:r>
+      <w:proofErr w:type="spellStart"/>
+      <w:r>
+        <w:t>React</w:t>
+      </w:r>
+      <w:proofErr w:type="spellEnd"/>
+      <w:r>
+        <w:t>).</w:t>
+      </w:r>
+    </w:p>
+    <w:p>
+      <w:pPr>
+        <w:pStyle w:val="Lyskolpunt"/>
+        <w:ind w:left="288" w:hanging="202"/>
+      </w:pPr>
+      <w:proofErr w:type="spellStart"/>
+      <w:r>
+        <w:t>Fullstack</w:t>
+      </w:r>
+      <w:proofErr w:type="spellEnd"/>
+      <w:r>
+        <w:t xml:space="preserve"> </w:t>
+      </w:r>
+      <w:proofErr w:type="spellStart"/>
+      <w:r>
+        <w:t>Application</w:t>
+      </w:r>
+      <w:proofErr w:type="spellEnd"/>
+      <w:r>
+        <w:t xml:space="preserve"> Dev.</w:t>
+      </w:r>
+    </w:p>
+    <w:p>
+      <w:pPr>
+        <w:pStyle w:val="Lyskolpunt"/>
+        <w:ind w:left="288" w:hanging="202"/>
+      </w:pPr>
+      <w:r>
+        <w:t>Crea una PWA de Detección de Objetos con Angular 19 y TensorFlow.js.</w:t>
+      </w:r>
+    </w:p>
+    <w:p>
+      <w:pPr>
+        <w:pStyle w:val="Lyskolpunt"/>
+        <w:ind w:left="288" w:hanging="202"/>
+      </w:pPr>
+      <w:proofErr w:type="spellStart"/>
+      <w:r>
+        <w:t>Utility</w:t>
+      </w:r>
+      <w:proofErr w:type="spellEnd"/>
+      <w:r>
+        <w:t xml:space="preserve"> </w:t>
+      </w:r>
+      <w:proofErr w:type="spellStart"/>
+      <w:r>
+        <w:t>Types</w:t>
+      </w:r>
+      <w:proofErr w:type="spellEnd"/>
+      <w:r>
+        <w:t xml:space="preserve"> en </w:t>
+      </w:r>
+      <w:proofErr w:type="spellStart"/>
+      <w:r>
+        <w:t>TypeScript</w:t>
+      </w:r>
+      <w:proofErr w:type="spellEnd"/>
+      <w:r>
+        <w:t>.</w:t>
+      </w:r>
+    </w:p>
+    <w:p>
+      <w:pPr>
+        <w:pStyle w:val="Lyskolpunt"/>
+        <w:ind w:left="288" w:hanging="202"/>
+      </w:pPr>
+      <w:r>
+        <w:t>Taller Git y GitHub.</w:t>
+      </w:r>
+    </w:p>
+    <w:p>
+      <w:pPr>
+        <w:pStyle w:val="Lyskolpunt"/>
+        <w:ind w:left="288" w:hanging="202"/>
+      </w:pPr>
+      <w:r>
+        <w:t>Fundamentos de Scrum.</w:t>
+      </w:r>
+    </w:p>
+    <w:p>
+      <w:pPr>
+        <w:pStyle w:val="Lyskolpunt"/>
+        <w:ind w:left="288" w:hanging="202"/>
+      </w:pPr>
+      <w:proofErr w:type="spellStart"/>
+      <w:r>
+        <w:t>Prompting</w:t>
+      </w:r>
+      <w:proofErr w:type="spellEnd"/>
+      <w:r>
+        <w:t xml:space="preserve"> responsable: maximiza la IA en tu negocio.</w:t>
+      </w:r>
+    </w:p>
+    <w:p>
+      <w:pPr>
+        <w:pStyle w:val="Lyskolpunt"/>
+        <w:ind w:left="288" w:hanging="202"/>
+      </w:pPr>
+      <w:r>
+        <w:t>Python Essentials 1.</w:t>
+      </w:r>
+    </w:p>
+    <w:p>
+      <w:pPr>
+        <w:pStyle w:val="Lyskolpunt"/>
+        <w:ind w:left="288" w:hanging="202"/>
+      </w:pPr>
+      <w:r>
+        <w:t xml:space="preserve">Enterprise Full Stack </w:t>
+      </w:r>
+      <w:proofErr w:type="spellStart"/>
+      <w:r>
+        <w:t>with</w:t>
+      </w:r>
+      <w:proofErr w:type="spellEnd"/>
+      <w:r>
+        <w:t xml:space="preserve"> Spring Boot 4 and Angular 21.</w:t>
+      </w:r>
+    </w:p>
+    <w:p>
+      <w:pPr>
+        <w:pStyle w:val="Lyskolpunt"/>
+        <w:ind w:left="288" w:hanging="202"/>
+      </w:pPr>
+      <w:r>
+        <w:t xml:space="preserve">Spring Boot 4 y Java 25: Desarrolla </w:t>
+      </w:r>
+      <w:proofErr w:type="spellStart"/>
+      <w:r>
+        <w:t>APIs</w:t>
+      </w:r>
+      <w:proofErr w:type="spellEnd"/>
+      <w:r>
+        <w:t xml:space="preserve"> REST Profesionales.</w:t>
+      </w:r>
+    </w:p>
+    <w:p>
+      <w:pPr>
+        <w:pStyle w:val="Lyskolpunt"/>
         <w:numPr>
           <w:ilvl w:val="0"/>
           <w:numId w:val="0"/>
         </w:numPr>
         <w:ind w:left="360" w:hanging="360"/>
-        <w:rPr>
-          <w:i/>
-          <w:iCs/>
-          <w:sz w:val="16"/>
-          <w:szCs w:val="20"/>
-        </w:rPr>
-      </w:pPr>
-      <w:r>
-        <w:rPr>
-          <w:i/>
-          <w:iCs/>
-          <w:sz w:val="16"/>
-          <w:szCs w:val="20"/>
-        </w:rPr>
-        <w:t xml:space="preserve">https://arturojuarezmonroy.vercel.app/#/proyectos </w:t>
-      </w:r>
+      </w:pPr>
     </w:p>
     <w:p>
       <w:pPr>
-        <w:pStyle w:val="Listaconvietas"/>
-        <w:numPr>
-          <w:ilvl w:val="0"/>
-          <w:numId w:val="0"/>
-        </w:numPr>
-        <w:ind w:left="360" w:hanging="360"/>
-        <w:rPr>
-          <w:i/>
-          <w:iCs/>
-          <w:sz w:val="16"/>
-          <w:szCs w:val="20"/>
-        </w:rPr>
-      </w:pPr>
-      <w:r>
-        <w:rPr>
-          <w:i/>
-          <w:iCs/>
-          <w:sz w:val="16"/>
-          <w:szCs w:val="20"/>
-        </w:rPr>
-        <w:t xml:space="preserve"> </w:t>
-      </w:r>
-    </w:p>
-    <w:p>
-      <w:pPr>
-        <w:pStyle w:val="Listaconvietas"/>
-        <w:ind w:left="288" w:hanging="202"/>
-      </w:pPr>
-      <w:r>
-        <w:rPr>
-          <w:b/>
-        </w:rPr>
-        <w:t>Chat con IA Local (2026)</w:t>
-      </w:r>
-      <w:r>
-        <w:rPr>
-          <w:i/>
-          <w:color w:val="4F4F4F"/>
-        </w:rPr>
-        <w:t xml:space="preserve"> | Next.js, React, Tailwind CSS, Ollama, API REST: </w:t>
-      </w:r>
-      <w:r>
-        <w:t>Integré una API propia en Next.js con Ollama y llama3.2:1b, manejo de estado en React e interfaz responsive.</w:t>
-      </w:r>
-    </w:p>
-    <w:p>
-      <w:pPr>
-        <w:pStyle w:val="Listaconvietas"/>
-        <w:ind w:left="288" w:hanging="202"/>
-      </w:pPr>
-      <w:r>
-        <w:rPr>
-          <w:b/>
-        </w:rPr>
-        <w:lastRenderedPageBreak/>
-        <w:t>Aplicación de Venta de Refrescos (2026)</w:t>
-      </w:r>
-      <w:r>
-        <w:rPr>
-          <w:i/>
-          <w:color w:val="4F4F4F"/>
-        </w:rPr>
-        <w:t xml:space="preserve"> | Next.js, React, Prisma: </w:t>
-      </w:r>
-      <w:r>
-        <w:t>Desarrollé una aplicación web con interfaz React y persistencia de datos mediante Prisma.</w:t>
-      </w:r>
-    </w:p>
-    <w:p>
-      <w:pPr>
-        <w:pStyle w:val="Listaconvietas"/>
-        <w:ind w:left="288" w:hanging="202"/>
-      </w:pPr>
-      <w:r>
-        <w:rPr>
-          <w:b/>
-        </w:rPr>
-        <w:t>IEEE Student Web Hub (202</w:t>
-      </w:r>
-      <w:r>
-        <w:rPr>
-          <w:b/>
-        </w:rPr>
-        <w:t>4</w:t>
-      </w:r>
-      <w:r>
-        <w:rPr>
-          <w:b/>
-        </w:rPr>
-        <w:t>)</w:t>
-      </w:r>
-      <w:r>
-        <w:rPr>
-          <w:i/>
-          <w:color w:val="4F4F4F"/>
-        </w:rPr>
-        <w:t xml:space="preserve"> | Astro, React, Tailwind CSS: </w:t>
-      </w:r>
-      <w:r>
-        <w:t>Construí un hub web estudiantil con enfoque en interfaz responsive y componentes frontend.</w:t>
-      </w:r>
-    </w:p>
-    <w:p>
-      <w:pPr>
-        <w:pStyle w:val="Listaconvietas"/>
-        <w:ind w:left="288" w:hanging="202"/>
-      </w:pPr>
-      <w:r>
-        <w:rPr>
-          <w:b/>
-        </w:rPr>
-        <w:t>Detector de Objetos PWA en tiempo real (2026)</w:t>
-      </w:r>
-      <w:r>
-        <w:rPr>
-          <w:i/>
-          <w:color w:val="4F4F4F"/>
-        </w:rPr>
-        <w:t xml:space="preserve"> | Angular 19, TensorFlow.js, MobileNet, PWA: </w:t>
-      </w:r>
-      <w:r>
-        <w:t xml:space="preserve">Creé una aplicación instalable que usa cámara o imágenes, muestra predicciones de confianza y </w:t>
-      </w:r>
-      <w:proofErr w:type="spellStart"/>
-      <w:r>
-        <w:t>funciona</w:t>
-      </w:r>
-      <w:proofErr w:type="spellEnd"/>
-      <w:r>
-        <w:t xml:space="preserve"> </w:t>
-      </w:r>
-      <w:proofErr w:type="spellStart"/>
-      <w:r>
-        <w:t>desde</w:t>
-      </w:r>
-      <w:proofErr w:type="spellEnd"/>
-      <w:r>
-        <w:t xml:space="preserve"> </w:t>
-      </w:r>
-      <w:proofErr w:type="spellStart"/>
-      <w:r>
-        <w:t>navegador</w:t>
-      </w:r>
-      <w:proofErr w:type="spellEnd"/>
-      <w:r>
-        <w:t>.</w:t>
-      </w:r>
-    </w:p>
-    <w:p>
-      <w:pPr>
-        <w:pStyle w:val="Listaconvietas"/>
-        <w:numPr>
-          <w:ilvl w:val="0"/>
-          <w:numId w:val="0"/>
-        </w:numPr>
-        <w:ind w:left="288"/>
-        <w:rPr>
-          <w:bCs/>
-        </w:rPr>
-      </w:pPr>
-      <w:proofErr w:type="spellStart"/>
-      <w:r>
-        <w:rPr>
-          <w:bCs/>
-        </w:rPr>
-        <w:t>Permite</w:t>
-      </w:r>
-      <w:proofErr w:type="spellEnd"/>
-      <w:r>
-        <w:rPr>
-          <w:bCs/>
-        </w:rPr>
-        <w:t xml:space="preserve"> </w:t>
-      </w:r>
-      <w:proofErr w:type="spellStart"/>
-      <w:r>
-        <w:rPr>
-          <w:bCs/>
-        </w:rPr>
-        <w:t>trabajar</w:t>
-      </w:r>
-      <w:proofErr w:type="spellEnd"/>
-      <w:r>
-        <w:rPr>
-          <w:bCs/>
-        </w:rPr>
-        <w:t xml:space="preserve"> de dos formas: Camara </w:t>
-      </w:r>
-      <w:proofErr w:type="spellStart"/>
-      <w:r>
-        <w:rPr>
-          <w:bCs/>
-        </w:rPr>
-        <w:t>en</w:t>
-      </w:r>
-      <w:proofErr w:type="spellEnd"/>
-      <w:r>
-        <w:rPr>
-          <w:bCs/>
-        </w:rPr>
-        <w:t xml:space="preserve"> vivo: </w:t>
-      </w:r>
-      <w:proofErr w:type="spellStart"/>
-      <w:r>
-        <w:rPr>
-          <w:bCs/>
-        </w:rPr>
-        <w:t>activa</w:t>
-      </w:r>
-      <w:proofErr w:type="spellEnd"/>
-      <w:r>
-        <w:rPr>
-          <w:bCs/>
-        </w:rPr>
-        <w:t xml:space="preserve"> la webcam y </w:t>
-      </w:r>
-      <w:proofErr w:type="spellStart"/>
-      <w:r>
-        <w:rPr>
-          <w:bCs/>
-        </w:rPr>
-        <w:t>clasifica</w:t>
-      </w:r>
-      <w:proofErr w:type="spellEnd"/>
-      <w:r>
-        <w:rPr>
-          <w:bCs/>
-        </w:rPr>
-        <w:t xml:space="preserve"> </w:t>
-      </w:r>
-      <w:proofErr w:type="spellStart"/>
-      <w:r>
-        <w:rPr>
-          <w:bCs/>
-        </w:rPr>
-        <w:t>objetos</w:t>
-      </w:r>
-      <w:proofErr w:type="spellEnd"/>
-      <w:r>
-        <w:rPr>
-          <w:bCs/>
-        </w:rPr>
-        <w:t xml:space="preserve"> </w:t>
-      </w:r>
-      <w:proofErr w:type="spellStart"/>
-      <w:r>
-        <w:rPr>
-          <w:bCs/>
-        </w:rPr>
-        <w:t>en</w:t>
-      </w:r>
-      <w:proofErr w:type="spellEnd"/>
-      <w:r>
-        <w:rPr>
-          <w:bCs/>
-        </w:rPr>
-        <w:t xml:space="preserve"> </w:t>
-      </w:r>
-      <w:proofErr w:type="spellStart"/>
-      <w:r>
-        <w:rPr>
-          <w:bCs/>
-        </w:rPr>
-        <w:t>tiempo</w:t>
-      </w:r>
-      <w:proofErr w:type="spellEnd"/>
-      <w:r>
-        <w:rPr>
-          <w:bCs/>
-        </w:rPr>
-        <w:t xml:space="preserve"> real. Subir imagen: </w:t>
-      </w:r>
-      <w:proofErr w:type="spellStart"/>
-      <w:r>
-        <w:rPr>
-          <w:bCs/>
-        </w:rPr>
-        <w:t>analiza</w:t>
-      </w:r>
-      <w:proofErr w:type="spellEnd"/>
-      <w:r>
-        <w:rPr>
-          <w:bCs/>
-        </w:rPr>
-        <w:t xml:space="preserve"> </w:t>
-      </w:r>
-      <w:proofErr w:type="spellStart"/>
-      <w:r>
-        <w:rPr>
-          <w:bCs/>
-        </w:rPr>
-        <w:t>una</w:t>
-      </w:r>
-      <w:proofErr w:type="spellEnd"/>
-      <w:r>
-        <w:rPr>
-          <w:bCs/>
-        </w:rPr>
-        <w:t xml:space="preserve"> imagen local y </w:t>
-      </w:r>
-      <w:proofErr w:type="spellStart"/>
-      <w:r>
-        <w:rPr>
-          <w:bCs/>
-        </w:rPr>
-        <w:t>muestra</w:t>
-      </w:r>
-      <w:proofErr w:type="spellEnd"/>
-      <w:r>
-        <w:rPr>
-          <w:bCs/>
-        </w:rPr>
-        <w:t xml:space="preserve"> las </w:t>
-      </w:r>
-      <w:proofErr w:type="spellStart"/>
-      <w:r>
-        <w:rPr>
-          <w:bCs/>
-        </w:rPr>
-        <w:t>clases</w:t>
-      </w:r>
-      <w:proofErr w:type="spellEnd"/>
-      <w:r>
-        <w:rPr>
-          <w:bCs/>
-        </w:rPr>
-        <w:t xml:space="preserve"> </w:t>
-      </w:r>
-      <w:proofErr w:type="spellStart"/>
-      <w:r>
-        <w:rPr>
-          <w:bCs/>
-        </w:rPr>
-        <w:t>detectadas</w:t>
-      </w:r>
-      <w:proofErr w:type="spellEnd"/>
-      <w:r>
-        <w:rPr>
-          <w:bCs/>
-        </w:rPr>
-        <w:t>.</w:t>
-      </w:r>
-    </w:p>
-    <w:p>
-      <w:pPr>
-        <w:pStyle w:val="Listaconvietas"/>
-        <w:ind w:left="288" w:hanging="202"/>
-      </w:pPr>
-      <w:r>
-        <w:rPr>
-          <w:b/>
-        </w:rPr>
-        <w:t>Experiencia VR con Next.js, React y A-Frame (2026)</w:t>
-      </w:r>
-      <w:r>
-        <w:rPr>
-          <w:i/>
-          <w:color w:val="4F4F4F"/>
-        </w:rPr>
-        <w:t xml:space="preserve"> | Next.js, React, A-Frame: </w:t>
-      </w:r>
-      <w:r>
-        <w:t>Desarrollé una experiencia VR web integrando componentes React y escena A-Frame.</w:t>
-      </w:r>
-      <w:r>
-        <w:t xml:space="preserve"> La </w:t>
-      </w:r>
-      <w:proofErr w:type="spellStart"/>
-      <w:r>
-        <w:t>característica</w:t>
-      </w:r>
-      <w:proofErr w:type="spellEnd"/>
-      <w:r>
-        <w:t xml:space="preserve"> principal de </w:t>
-      </w:r>
-      <w:proofErr w:type="spellStart"/>
-      <w:r>
-        <w:t>este</w:t>
-      </w:r>
-      <w:proofErr w:type="spellEnd"/>
-      <w:r>
-        <w:t xml:space="preserve"> juego es </w:t>
-      </w:r>
-      <w:proofErr w:type="spellStart"/>
-      <w:r>
-        <w:t>que</w:t>
-      </w:r>
-      <w:proofErr w:type="spellEnd"/>
-      <w:r>
-        <w:t xml:space="preserve"> se </w:t>
-      </w:r>
-      <w:proofErr w:type="spellStart"/>
-      <w:r>
-        <w:t>controla</w:t>
-      </w:r>
-      <w:proofErr w:type="spellEnd"/>
-      <w:r>
-        <w:t xml:space="preserve"> </w:t>
-      </w:r>
-      <w:proofErr w:type="spellStart"/>
-      <w:r>
-        <w:t>completamente</w:t>
-      </w:r>
-      <w:proofErr w:type="spellEnd"/>
-      <w:r>
-        <w:t xml:space="preserve"> con </w:t>
-      </w:r>
-      <w:proofErr w:type="spellStart"/>
-      <w:r>
-        <w:t>tu</w:t>
-      </w:r>
-      <w:proofErr w:type="spellEnd"/>
-      <w:r>
-        <w:t xml:space="preserve"> </w:t>
-      </w:r>
-      <w:proofErr w:type="spellStart"/>
-      <w:r>
-        <w:t>voz</w:t>
-      </w:r>
-      <w:proofErr w:type="spellEnd"/>
-      <w:r>
-        <w:t xml:space="preserve"> </w:t>
-      </w:r>
-      <w:proofErr w:type="spellStart"/>
-      <w:r>
-        <w:t>utilizando</w:t>
-      </w:r>
-      <w:proofErr w:type="spellEnd"/>
-      <w:r>
-        <w:t xml:space="preserve"> la Web Speech API </w:t>
-      </w:r>
-      <w:proofErr w:type="spellStart"/>
-      <w:r>
-        <w:t>en</w:t>
-      </w:r>
-      <w:proofErr w:type="spellEnd"/>
-      <w:r>
-        <w:t xml:space="preserve"> </w:t>
-      </w:r>
-      <w:proofErr w:type="spellStart"/>
-      <w:r>
-        <w:t>tiempo</w:t>
-      </w:r>
-      <w:proofErr w:type="spellEnd"/>
-      <w:r>
-        <w:t xml:space="preserve"> real.</w:t>
-      </w:r>
-    </w:p>
-    <w:p>
-      <w:pPr>
-        <w:pStyle w:val="Listaconvietas"/>
-        <w:ind w:left="288" w:hanging="202"/>
-      </w:pPr>
-      <w:r>
-        <w:rPr>
-          <w:b/>
-        </w:rPr>
-        <w:t>Generador de Ciudades 3D con Three.js (2026)</w:t>
-      </w:r>
-      <w:r>
-        <w:rPr>
-          <w:i/>
-          <w:color w:val="4F4F4F"/>
-        </w:rPr>
-        <w:t xml:space="preserve"> | Three.js, OpenStreetMap, Overpass API, JavaScript: </w:t>
-      </w:r>
-      <w:r>
-        <w:t xml:space="preserve">Desarrollé un sistema de generación procedimental de ciudades 3D </w:t>
-      </w:r>
-      <w:proofErr w:type="spellStart"/>
-      <w:r>
-        <w:t>interactivas</w:t>
-      </w:r>
-      <w:proofErr w:type="spellEnd"/>
-      <w:r>
-        <w:t xml:space="preserve"> con </w:t>
-      </w:r>
-      <w:proofErr w:type="spellStart"/>
-      <w:r>
-        <w:t>navegación</w:t>
-      </w:r>
-      <w:proofErr w:type="spellEnd"/>
-      <w:r>
-        <w:t xml:space="preserve"> </w:t>
-      </w:r>
-      <w:proofErr w:type="spellStart"/>
-      <w:r>
-        <w:t>dinámica</w:t>
-      </w:r>
-      <w:proofErr w:type="spellEnd"/>
-      <w:r>
-        <w:t xml:space="preserve"> y </w:t>
-      </w:r>
-      <w:proofErr w:type="spellStart"/>
-      <w:r>
-        <w:t>selección</w:t>
-      </w:r>
-      <w:proofErr w:type="spellEnd"/>
-      <w:r>
-        <w:t xml:space="preserve"> de </w:t>
-      </w:r>
-      <w:proofErr w:type="spellStart"/>
-      <w:r>
-        <w:t>edificios</w:t>
-      </w:r>
-      <w:proofErr w:type="spellEnd"/>
-      <w:r>
-        <w:t>.</w:t>
-      </w:r>
-    </w:p>
-    <w:p>
-      <w:pPr>
-        <w:pStyle w:val="Listaconvietas"/>
-        <w:ind w:left="288" w:hanging="202"/>
-      </w:pPr>
-      <w:r>
-        <w:rPr>
-          <w:b/>
-        </w:rPr>
-        <w:t>Starlight No Return (2026)</w:t>
-      </w:r>
-      <w:r>
-        <w:rPr>
-          <w:i/>
-          <w:color w:val="4F4F4F"/>
-        </w:rPr>
-        <w:t xml:space="preserve"> | React, JavaScript: </w:t>
-      </w:r>
-      <w:r>
-        <w:t xml:space="preserve">Juego arcade </w:t>
-      </w:r>
-      <w:proofErr w:type="spellStart"/>
-      <w:r>
-        <w:t>construido</w:t>
-      </w:r>
-      <w:proofErr w:type="spellEnd"/>
-      <w:r>
-        <w:t xml:space="preserve"> con React 18, HTML5 Canvas y Vite 6. El motor de juego </w:t>
-      </w:r>
-      <w:proofErr w:type="spellStart"/>
-      <w:r>
-        <w:t>mantiene</w:t>
-      </w:r>
-      <w:proofErr w:type="spellEnd"/>
-      <w:r>
-        <w:t xml:space="preserve"> la </w:t>
-      </w:r>
-      <w:proofErr w:type="spellStart"/>
-      <w:r>
-        <w:t>esencia</w:t>
-      </w:r>
-      <w:proofErr w:type="spellEnd"/>
-      <w:r>
-        <w:t xml:space="preserve"> de </w:t>
-      </w:r>
-      <w:proofErr w:type="spellStart"/>
-      <w:r>
-        <w:t>los</w:t>
-      </w:r>
-      <w:proofErr w:type="spellEnd"/>
-      <w:r>
-        <w:t xml:space="preserve"> </w:t>
-      </w:r>
-      <w:proofErr w:type="spellStart"/>
-      <w:r>
-        <w:t>clásicos</w:t>
-      </w:r>
-      <w:proofErr w:type="spellEnd"/>
-      <w:r>
-        <w:t xml:space="preserve"> arcade con un </w:t>
-      </w:r>
-      <w:proofErr w:type="spellStart"/>
-      <w:r>
-        <w:t>bucle</w:t>
-      </w:r>
-      <w:proofErr w:type="spellEnd"/>
-      <w:r>
-        <w:t xml:space="preserve"> de </w:t>
-      </w:r>
-      <w:proofErr w:type="spellStart"/>
-      <w:r>
-        <w:t>renderizado</w:t>
-      </w:r>
-      <w:proofErr w:type="spellEnd"/>
-      <w:r>
-        <w:t xml:space="preserve"> </w:t>
-      </w:r>
-      <w:proofErr w:type="spellStart"/>
-      <w:r>
-        <w:t>imperativo</w:t>
-      </w:r>
-      <w:proofErr w:type="spellEnd"/>
-      <w:r>
-        <w:t xml:space="preserve"> </w:t>
-      </w:r>
-      <w:proofErr w:type="spellStart"/>
-      <w:r>
-        <w:t>sobre</w:t>
-      </w:r>
-      <w:proofErr w:type="spellEnd"/>
-      <w:r>
-        <w:t xml:space="preserve"> canvas, </w:t>
-      </w:r>
-      <w:proofErr w:type="spellStart"/>
-      <w:r>
-        <w:t>mientras</w:t>
-      </w:r>
-      <w:proofErr w:type="spellEnd"/>
-      <w:r>
-        <w:t xml:space="preserve"> </w:t>
-      </w:r>
-      <w:proofErr w:type="spellStart"/>
-      <w:r>
-        <w:t>que</w:t>
-      </w:r>
-      <w:proofErr w:type="spellEnd"/>
-      <w:r>
-        <w:t xml:space="preserve"> la </w:t>
-      </w:r>
-      <w:proofErr w:type="spellStart"/>
-      <w:r>
-        <w:t>interfaz</w:t>
-      </w:r>
-      <w:proofErr w:type="spellEnd"/>
-      <w:r>
-        <w:t xml:space="preserve"> se </w:t>
-      </w:r>
-      <w:proofErr w:type="spellStart"/>
-      <w:r>
-        <w:t>maneja</w:t>
-      </w:r>
-      <w:proofErr w:type="spellEnd"/>
-      <w:r>
-        <w:t xml:space="preserve"> con </w:t>
-      </w:r>
-      <w:proofErr w:type="spellStart"/>
-      <w:r>
-        <w:t>componentes</w:t>
-      </w:r>
-      <w:proofErr w:type="spellEnd"/>
-      <w:r>
-        <w:t xml:space="preserve"> React. </w:t>
-      </w:r>
-      <w:proofErr w:type="spellStart"/>
-      <w:r>
-        <w:t>Incluye</w:t>
-      </w:r>
-      <w:proofErr w:type="spellEnd"/>
-      <w:r>
-        <w:t xml:space="preserve"> Firebase Auth para </w:t>
-      </w:r>
-      <w:proofErr w:type="spellStart"/>
-      <w:r>
-        <w:t>registro</w:t>
-      </w:r>
-      <w:proofErr w:type="spellEnd"/>
-      <w:r>
-        <w:t xml:space="preserve"> de </w:t>
-      </w:r>
-      <w:proofErr w:type="spellStart"/>
-      <w:r>
-        <w:t>usuarios</w:t>
-      </w:r>
-      <w:proofErr w:type="spellEnd"/>
-      <w:r>
-        <w:t xml:space="preserve"> y </w:t>
-      </w:r>
-      <w:proofErr w:type="spellStart"/>
-      <w:r>
-        <w:t>Firestore</w:t>
-      </w:r>
-      <w:proofErr w:type="spellEnd"/>
-      <w:r>
-        <w:t xml:space="preserve"> para </w:t>
-      </w:r>
-      <w:proofErr w:type="spellStart"/>
-      <w:r>
-        <w:t>persistencia</w:t>
-      </w:r>
-      <w:proofErr w:type="spellEnd"/>
-      <w:r>
-        <w:t xml:space="preserve"> de </w:t>
-      </w:r>
-      <w:proofErr w:type="spellStart"/>
-      <w:r>
-        <w:t>puntuaciones</w:t>
-      </w:r>
-      <w:proofErr w:type="spellEnd"/>
-      <w:r>
-        <w:t xml:space="preserve"> y </w:t>
-      </w:r>
-      <w:proofErr w:type="spellStart"/>
-      <w:r>
-        <w:t>tabla</w:t>
-      </w:r>
-      <w:proofErr w:type="spellEnd"/>
-      <w:r>
-        <w:t xml:space="preserve"> de </w:t>
-      </w:r>
-      <w:proofErr w:type="spellStart"/>
-      <w:r>
-        <w:t>líderes</w:t>
-      </w:r>
-      <w:proofErr w:type="spellEnd"/>
-      <w:r>
-        <w:t xml:space="preserve"> global.</w:t>
-      </w:r>
-    </w:p>
-    <w:p>
-      <w:pPr>
-        <w:pStyle w:val="Listaconvietas"/>
-        <w:ind w:left="288" w:hanging="202"/>
-      </w:pPr>
-      <w:proofErr w:type="spellStart"/>
-      <w:r>
-        <w:rPr>
-          <w:b/>
-        </w:rPr>
-        <w:t>Aplicación</w:t>
-      </w:r>
-      <w:proofErr w:type="spellEnd"/>
-      <w:r>
-        <w:rPr>
-          <w:b/>
-        </w:rPr>
-        <w:t xml:space="preserve"> SIG de Mapas del Estado de Hidalgo (2025)</w:t>
-      </w:r>
-      <w:r>
-        <w:rPr>
-          <w:i/>
-          <w:color w:val="4F4F4F"/>
-        </w:rPr>
-        <w:t xml:space="preserve"> | React Native, JSON, GeoJSON, Excel, Python: </w:t>
-      </w:r>
-      <w:proofErr w:type="spellStart"/>
-      <w:r>
-        <w:t>Desarrollé</w:t>
-      </w:r>
-      <w:proofErr w:type="spellEnd"/>
-      <w:r>
-        <w:t xml:space="preserve"> </w:t>
-      </w:r>
-      <w:proofErr w:type="spellStart"/>
-      <w:r>
-        <w:t>una</w:t>
-      </w:r>
-      <w:proofErr w:type="spellEnd"/>
-      <w:r>
-        <w:t xml:space="preserve"> app para </w:t>
-      </w:r>
-      <w:proofErr w:type="spellStart"/>
-      <w:r>
-        <w:t>visualizar</w:t>
-      </w:r>
-      <w:proofErr w:type="spellEnd"/>
-      <w:r>
-        <w:t xml:space="preserve"> </w:t>
-      </w:r>
-      <w:proofErr w:type="spellStart"/>
-      <w:r>
-        <w:t>datos</w:t>
-      </w:r>
-      <w:proofErr w:type="spellEnd"/>
-      <w:r>
-        <w:t xml:space="preserve"> de población y </w:t>
-      </w:r>
-      <w:proofErr w:type="spellStart"/>
-      <w:r>
-        <w:t>vivienda</w:t>
-      </w:r>
-      <w:proofErr w:type="spellEnd"/>
-      <w:r>
-        <w:t xml:space="preserve"> del </w:t>
-      </w:r>
-      <w:r>
-        <w:rPr>
-          <w:b/>
-          <w:bCs/>
-        </w:rPr>
-        <w:t>INEGI</w:t>
-      </w:r>
-      <w:r>
-        <w:t xml:space="preserve"> </w:t>
-      </w:r>
-      <w:proofErr w:type="spellStart"/>
-      <w:r>
-        <w:t>por</w:t>
-      </w:r>
-      <w:proofErr w:type="spellEnd"/>
-      <w:r>
-        <w:t xml:space="preserve"> regiones; </w:t>
-      </w:r>
-      <w:proofErr w:type="spellStart"/>
-      <w:r>
-        <w:t>proyecto</w:t>
-      </w:r>
-      <w:proofErr w:type="spellEnd"/>
-      <w:r>
-        <w:t xml:space="preserve"> </w:t>
-      </w:r>
-      <w:proofErr w:type="spellStart"/>
-      <w:r>
-        <w:t>asociado</w:t>
-      </w:r>
-      <w:proofErr w:type="spellEnd"/>
-      <w:r>
-        <w:t xml:space="preserve"> a </w:t>
-      </w:r>
-      <w:proofErr w:type="spellStart"/>
-      <w:r>
-        <w:t>artículo</w:t>
-      </w:r>
-      <w:proofErr w:type="spellEnd"/>
-      <w:r>
-        <w:t xml:space="preserve"> </w:t>
-      </w:r>
-      <w:proofErr w:type="spellStart"/>
-      <w:r>
-        <w:t>publicado</w:t>
-      </w:r>
-      <w:proofErr w:type="spellEnd"/>
-      <w:r>
-        <w:t xml:space="preserve"> </w:t>
-      </w:r>
-      <w:proofErr w:type="spellStart"/>
-      <w:r>
-        <w:t>en</w:t>
-      </w:r>
-      <w:proofErr w:type="spellEnd"/>
-      <w:r>
-        <w:t xml:space="preserve"> Ciencia Latina. Sistema de </w:t>
-      </w:r>
-      <w:proofErr w:type="spellStart"/>
-      <w:r>
-        <w:t>Información</w:t>
-      </w:r>
-      <w:proofErr w:type="spellEnd"/>
-      <w:r>
-        <w:t xml:space="preserve"> </w:t>
-      </w:r>
-      <w:proofErr w:type="spellStart"/>
-      <w:r>
-        <w:t>Geografica</w:t>
-      </w:r>
-      <w:proofErr w:type="spellEnd"/>
-      <w:r>
-        <w:t xml:space="preserve">, </w:t>
-      </w:r>
-      <w:proofErr w:type="spellStart"/>
-      <w:r>
-        <w:t>donde</w:t>
-      </w:r>
-      <w:proofErr w:type="spellEnd"/>
-      <w:r>
-        <w:t xml:space="preserve"> </w:t>
-      </w:r>
-      <w:proofErr w:type="spellStart"/>
-      <w:r>
-        <w:t>los</w:t>
-      </w:r>
-      <w:proofErr w:type="spellEnd"/>
-      <w:r>
-        <w:t xml:space="preserve"> </w:t>
-      </w:r>
-      <w:proofErr w:type="spellStart"/>
-      <w:r>
-        <w:t>p</w:t>
-      </w:r>
-      <w:r>
-        <w:t>olígonos</w:t>
-      </w:r>
-      <w:proofErr w:type="spellEnd"/>
-      <w:r>
-        <w:t xml:space="preserve"> </w:t>
-      </w:r>
-      <w:r>
-        <w:t xml:space="preserve">del GeoJSON son </w:t>
-      </w:r>
-      <w:proofErr w:type="spellStart"/>
-      <w:r>
-        <w:t>coloreados</w:t>
-      </w:r>
-      <w:proofErr w:type="spellEnd"/>
-      <w:r>
-        <w:t xml:space="preserve"> </w:t>
-      </w:r>
-      <w:proofErr w:type="spellStart"/>
-      <w:r>
-        <w:t>dinámicamente</w:t>
-      </w:r>
-      <w:proofErr w:type="spellEnd"/>
-      <w:r>
-        <w:t xml:space="preserve"> </w:t>
-      </w:r>
-      <w:proofErr w:type="spellStart"/>
-      <w:r>
-        <w:t>según</w:t>
-      </w:r>
-      <w:proofErr w:type="spellEnd"/>
-      <w:r>
-        <w:t xml:space="preserve"> el </w:t>
-      </w:r>
-      <w:proofErr w:type="spellStart"/>
-      <w:r>
-        <w:t>indicador</w:t>
-      </w:r>
-      <w:proofErr w:type="spellEnd"/>
-      <w:r>
-        <w:t xml:space="preserve"> </w:t>
-      </w:r>
-      <w:proofErr w:type="spellStart"/>
-      <w:r>
-        <w:t>seleccionado</w:t>
-      </w:r>
-      <w:proofErr w:type="spellEnd"/>
-      <w:r>
-        <w:t>.</w:t>
-      </w:r>
-    </w:p>
-    <w:p>
-      <w:pPr>
-        <w:pStyle w:val="Listaconvietas"/>
-        <w:numPr>
-          <w:ilvl w:val="0"/>
-          <w:numId w:val="0"/>
-        </w:numPr>
-        <w:ind w:left="288"/>
-      </w:pPr>
-      <w:proofErr w:type="spellStart"/>
-      <w:r>
-        <w:t>Articulo</w:t>
-      </w:r>
-      <w:proofErr w:type="spellEnd"/>
-      <w:r>
-        <w:t xml:space="preserve">: </w:t>
-      </w:r>
-      <w:r>
-        <w:t>https://ciencialatina.org/index.php/cienciala/article/view/19604</w:t>
-      </w:r>
-      <w:r>
-        <w:t xml:space="preserve"> </w:t>
-      </w:r>
-    </w:p>
-    <w:p>
-      <w:pPr>
-        <w:pStyle w:val="Listaconvietas"/>
-        <w:ind w:left="288" w:hanging="202"/>
-      </w:pPr>
-      <w:proofErr w:type="spellStart"/>
-      <w:r>
-        <w:rPr>
-          <w:b/>
-        </w:rPr>
-        <w:t>Importación</w:t>
-      </w:r>
-      <w:proofErr w:type="spellEnd"/>
-      <w:r>
-        <w:rPr>
-          <w:b/>
-        </w:rPr>
-        <w:t xml:space="preserve"> y </w:t>
-      </w:r>
-      <w:proofErr w:type="spellStart"/>
-      <w:r>
-        <w:rPr>
-          <w:b/>
-        </w:rPr>
-        <w:t>Edición</w:t>
-      </w:r>
-      <w:proofErr w:type="spellEnd"/>
-      <w:r>
-        <w:rPr>
-          <w:b/>
-        </w:rPr>
-        <w:t xml:space="preserve"> de Catálogos de Excel a Web (2026)</w:t>
-      </w:r>
-      <w:r>
-        <w:rPr>
-          <w:i/>
-          <w:color w:val="4F4F4F"/>
-        </w:rPr>
-        <w:t xml:space="preserve"> | React, Laravel, SQLite, MVC: </w:t>
-      </w:r>
-      <w:r>
-        <w:t>Construí una aplicación para convertir archivos Excel en catálogos web, con edición reactiva y persistencia en base de datos.</w:t>
-      </w:r>
-    </w:p>
-    <w:p>
-      <w:pPr>
-        <w:pStyle w:val="Listaconvietas"/>
-        <w:ind w:left="288" w:hanging="202"/>
-      </w:pPr>
-      <w:r>
-        <w:rPr>
-          <w:b/>
-        </w:rPr>
-        <w:t xml:space="preserve">Sistema de </w:t>
-      </w:r>
-      <w:proofErr w:type="spellStart"/>
-      <w:r>
-        <w:rPr>
-          <w:b/>
-        </w:rPr>
-        <w:t>Reservaciones</w:t>
-      </w:r>
-      <w:proofErr w:type="spellEnd"/>
-      <w:r>
-        <w:rPr>
-          <w:b/>
-        </w:rPr>
-        <w:t xml:space="preserve"> de </w:t>
-      </w:r>
-      <w:proofErr w:type="spellStart"/>
-      <w:r>
-        <w:rPr>
-          <w:b/>
-        </w:rPr>
-        <w:t>Servicios</w:t>
-      </w:r>
-      <w:proofErr w:type="spellEnd"/>
-      <w:r>
-        <w:rPr>
-          <w:b/>
-        </w:rPr>
-        <w:t xml:space="preserve"> </w:t>
-      </w:r>
-      <w:proofErr w:type="spellStart"/>
-      <w:r>
-        <w:rPr>
-          <w:b/>
-        </w:rPr>
-        <w:t>Técnicos</w:t>
-      </w:r>
-      <w:proofErr w:type="spellEnd"/>
-      <w:r>
-        <w:rPr>
-          <w:b/>
-        </w:rPr>
-        <w:t xml:space="preserve"> (202</w:t>
-      </w:r>
-      <w:r>
-        <w:rPr>
-          <w:b/>
-        </w:rPr>
-        <w:t>5</w:t>
-      </w:r>
-      <w:r>
-        <w:rPr>
-          <w:b/>
-        </w:rPr>
-        <w:t>)</w:t>
-      </w:r>
-      <w:r>
-        <w:rPr>
-          <w:i/>
-          <w:color w:val="4F4F4F"/>
-        </w:rPr>
-        <w:t xml:space="preserve"> | Angular, Spring Boot, PostgreSQL: </w:t>
-      </w:r>
-      <w:r>
-        <w:t>Implementé reglas de negocio por tiempo y tipo de servicio para crear, consultar y cancelar reservas con actualización dinámica.</w:t>
-      </w:r>
-    </w:p>
-    <w:p>
-      <w:pPr>
-        <w:pStyle w:val="Listaconvietas"/>
-        <w:ind w:left="288" w:hanging="202"/>
-      </w:pPr>
-      <w:proofErr w:type="spellStart"/>
-      <w:r>
-        <w:rPr>
-          <w:b/>
-        </w:rPr>
-        <w:t>Recetario</w:t>
-      </w:r>
-      <w:proofErr w:type="spellEnd"/>
-      <w:r>
-        <w:rPr>
-          <w:b/>
-        </w:rPr>
-        <w:t xml:space="preserve"> (2024)</w:t>
-      </w:r>
-      <w:r>
-        <w:t xml:space="preserve"> | </w:t>
-      </w:r>
-      <w:r>
-        <w:t>CSS,</w:t>
-      </w:r>
-      <w:r>
-        <w:t xml:space="preserve"> JavaScript, Bootstrap</w:t>
-      </w:r>
-      <w:r>
-        <w:t>: H</w:t>
-      </w:r>
-      <w:r>
-        <w:t xml:space="preserve">ackathon </w:t>
-      </w:r>
-      <w:r>
-        <w:t xml:space="preserve">frontend, </w:t>
-      </w:r>
-      <w:r>
-        <w:rPr>
-          <w:i/>
-          <w:color w:val="4F4F4F"/>
-        </w:rPr>
-        <w:t xml:space="preserve">Creative Kitchen </w:t>
-      </w:r>
-      <w:r>
-        <w:rPr>
-          <w:i/>
-          <w:color w:val="4F4F4F"/>
-        </w:rPr>
-        <w:t xml:space="preserve">el </w:t>
-      </w:r>
-      <w:proofErr w:type="spellStart"/>
-      <w:r>
-        <w:rPr>
-          <w:i/>
-          <w:color w:val="4F4F4F"/>
-        </w:rPr>
-        <w:t>proyecto</w:t>
-      </w:r>
-      <w:proofErr w:type="spellEnd"/>
-      <w:r>
-        <w:rPr>
-          <w:i/>
-          <w:color w:val="4F4F4F"/>
-        </w:rPr>
-        <w:t xml:space="preserve"> </w:t>
-      </w:r>
-      <w:proofErr w:type="spellStart"/>
-      <w:r>
-        <w:rPr>
-          <w:i/>
-          <w:color w:val="4F4F4F"/>
-        </w:rPr>
-        <w:t>quedo</w:t>
-      </w:r>
-      <w:proofErr w:type="spellEnd"/>
-      <w:r>
-        <w:rPr>
-          <w:i/>
-          <w:color w:val="4F4F4F"/>
-        </w:rPr>
-        <w:t xml:space="preserve"> </w:t>
-      </w:r>
-      <w:proofErr w:type="spellStart"/>
-      <w:r>
-        <w:rPr>
-          <w:i/>
-          <w:color w:val="4F4F4F"/>
-        </w:rPr>
-        <w:t>en</w:t>
-      </w:r>
-      <w:proofErr w:type="spellEnd"/>
-      <w:r>
-        <w:rPr>
-          <w:i/>
-          <w:color w:val="4F4F4F"/>
-        </w:rPr>
-        <w:t xml:space="preserve"> </w:t>
-      </w:r>
-      <w:proofErr w:type="spellStart"/>
-      <w:r>
-        <w:rPr>
-          <w:i/>
-          <w:color w:val="4F4F4F"/>
-        </w:rPr>
-        <w:t>cuarto</w:t>
-      </w:r>
-      <w:proofErr w:type="spellEnd"/>
-      <w:r>
-        <w:rPr>
-          <w:i/>
-          <w:color w:val="4F4F4F"/>
-        </w:rPr>
-        <w:t xml:space="preserve"> </w:t>
-      </w:r>
-      <w:proofErr w:type="spellStart"/>
-      <w:r>
-        <w:rPr>
-          <w:i/>
-          <w:color w:val="4F4F4F"/>
-        </w:rPr>
-        <w:t>lugar</w:t>
-      </w:r>
-      <w:proofErr w:type="spellEnd"/>
-      <w:r>
-        <w:rPr>
-          <w:i/>
-          <w:color w:val="4F4F4F"/>
-        </w:rPr>
-        <w:t xml:space="preserve">, el sitio </w:t>
-      </w:r>
-      <w:proofErr w:type="spellStart"/>
-      <w:r>
-        <w:rPr>
-          <w:i/>
-          <w:color w:val="4F4F4F"/>
-        </w:rPr>
-        <w:t>permite</w:t>
-      </w:r>
-      <w:proofErr w:type="spellEnd"/>
-      <w:r>
-        <w:rPr>
-          <w:i/>
-          <w:color w:val="4F4F4F"/>
-        </w:rPr>
-        <w:t xml:space="preserve"> explorer, </w:t>
-      </w:r>
-      <w:proofErr w:type="spellStart"/>
-      <w:r>
-        <w:rPr>
-          <w:i/>
-          <w:color w:val="4F4F4F"/>
-        </w:rPr>
-        <w:t>guardar</w:t>
-      </w:r>
-      <w:proofErr w:type="spellEnd"/>
-      <w:r>
-        <w:rPr>
-          <w:i/>
-          <w:color w:val="4F4F4F"/>
-        </w:rPr>
-        <w:t xml:space="preserve">, </w:t>
-      </w:r>
-      <w:proofErr w:type="spellStart"/>
-      <w:r>
-        <w:rPr>
-          <w:i/>
-          <w:color w:val="4F4F4F"/>
-        </w:rPr>
-        <w:t>consultar</w:t>
-      </w:r>
-      <w:proofErr w:type="spellEnd"/>
-      <w:r>
-        <w:rPr>
-          <w:i/>
-          <w:color w:val="4F4F4F"/>
-        </w:rPr>
-        <w:t xml:space="preserve"> </w:t>
-      </w:r>
-      <w:proofErr w:type="spellStart"/>
-      <w:r>
-        <w:rPr>
-          <w:i/>
-          <w:color w:val="4F4F4F"/>
-        </w:rPr>
-        <w:t>recetas</w:t>
-      </w:r>
-      <w:proofErr w:type="spellEnd"/>
-      <w:r>
-        <w:rPr>
-          <w:i/>
-          <w:color w:val="4F4F4F"/>
-        </w:rPr>
-        <w:t xml:space="preserve"> y </w:t>
-      </w:r>
-      <w:proofErr w:type="spellStart"/>
-      <w:r>
-        <w:rPr>
-          <w:i/>
-          <w:color w:val="4F4F4F"/>
-        </w:rPr>
-        <w:t>bebidas</w:t>
-      </w:r>
-      <w:proofErr w:type="spellEnd"/>
-      <w:r>
-        <w:rPr>
-          <w:i/>
-          <w:color w:val="4F4F4F"/>
-        </w:rPr>
-        <w:t xml:space="preserve"> </w:t>
-      </w:r>
-      <w:proofErr w:type="spellStart"/>
-      <w:r>
-        <w:rPr>
-          <w:i/>
-          <w:color w:val="4F4F4F"/>
-        </w:rPr>
-        <w:t>mediante</w:t>
-      </w:r>
-      <w:proofErr w:type="spellEnd"/>
-      <w:r>
-        <w:rPr>
-          <w:i/>
-          <w:color w:val="4F4F4F"/>
-        </w:rPr>
-        <w:t xml:space="preserve"> </w:t>
-      </w:r>
-      <w:proofErr w:type="spellStart"/>
-      <w:r>
-        <w:rPr>
-          <w:i/>
-          <w:color w:val="4F4F4F"/>
-        </w:rPr>
-        <w:t>una</w:t>
-      </w:r>
-      <w:proofErr w:type="spellEnd"/>
-      <w:r>
-        <w:rPr>
-          <w:i/>
-          <w:color w:val="4F4F4F"/>
-        </w:rPr>
-        <w:t xml:space="preserve"> </w:t>
-      </w:r>
-      <w:proofErr w:type="spellStart"/>
-      <w:r>
-        <w:rPr>
-          <w:i/>
-          <w:color w:val="4F4F4F"/>
-        </w:rPr>
-        <w:t>interfaz</w:t>
-      </w:r>
-      <w:proofErr w:type="spellEnd"/>
-      <w:r>
-        <w:rPr>
-          <w:i/>
-          <w:color w:val="4F4F4F"/>
-        </w:rPr>
-        <w:t xml:space="preserve"> </w:t>
-      </w:r>
-      <w:proofErr w:type="spellStart"/>
-      <w:r>
-        <w:rPr>
-          <w:i/>
-          <w:color w:val="4F4F4F"/>
-        </w:rPr>
-        <w:t>intuitiva</w:t>
-      </w:r>
-      <w:proofErr w:type="spellEnd"/>
-      <w:r>
-        <w:rPr>
-          <w:i/>
-          <w:color w:val="4F4F4F"/>
-        </w:rPr>
-        <w:t xml:space="preserve"> y </w:t>
-      </w:r>
-      <w:proofErr w:type="spellStart"/>
-      <w:r>
-        <w:rPr>
-          <w:i/>
-          <w:color w:val="4F4F4F"/>
-        </w:rPr>
-        <w:t>una</w:t>
-      </w:r>
-      <w:proofErr w:type="spellEnd"/>
-      <w:r>
-        <w:rPr>
-          <w:i/>
-          <w:color w:val="4F4F4F"/>
-        </w:rPr>
-        <w:t xml:space="preserve"> </w:t>
-      </w:r>
-      <w:proofErr w:type="spellStart"/>
-      <w:r>
-        <w:rPr>
-          <w:i/>
-          <w:color w:val="4F4F4F"/>
-        </w:rPr>
-        <w:t>experiencia</w:t>
-      </w:r>
-      <w:proofErr w:type="spellEnd"/>
-      <w:r>
-        <w:rPr>
-          <w:i/>
-          <w:color w:val="4F4F4F"/>
-        </w:rPr>
-        <w:t xml:space="preserve"> de </w:t>
-      </w:r>
-      <w:proofErr w:type="spellStart"/>
-      <w:r>
-        <w:rPr>
-          <w:i/>
-          <w:color w:val="4F4F4F"/>
-        </w:rPr>
-        <w:t>usuario</w:t>
-      </w:r>
-      <w:proofErr w:type="spellEnd"/>
-      <w:r>
-        <w:rPr>
-          <w:i/>
-          <w:color w:val="4F4F4F"/>
-        </w:rPr>
-        <w:t xml:space="preserve"> </w:t>
-      </w:r>
-      <w:proofErr w:type="spellStart"/>
-      <w:r>
-        <w:rPr>
-          <w:i/>
-          <w:color w:val="4F4F4F"/>
-        </w:rPr>
-        <w:t>fluida</w:t>
-      </w:r>
-      <w:proofErr w:type="spellEnd"/>
-      <w:r>
-        <w:rPr>
-          <w:i/>
-          <w:color w:val="4F4F4F"/>
-        </w:rPr>
-        <w:t xml:space="preserve">. </w:t>
-      </w:r>
-      <w:r>
-        <w:rPr>
-          <w:i/>
-          <w:color w:val="4F4F4F"/>
-        </w:rPr>
-        <w:t xml:space="preserve"> </w:t>
-      </w:r>
-    </w:p>
-    <w:p>
-      <w:pPr>
-        <w:pStyle w:val="Listaconvietas"/>
-        <w:ind w:left="288" w:hanging="202"/>
-      </w:pPr>
-      <w:r>
-        <w:rPr>
-          <w:b/>
-        </w:rPr>
-        <w:t xml:space="preserve">Portal </w:t>
-      </w:r>
-      <w:proofErr w:type="spellStart"/>
-      <w:r>
-        <w:rPr>
-          <w:b/>
-        </w:rPr>
-        <w:t>Turístico</w:t>
-      </w:r>
-      <w:proofErr w:type="spellEnd"/>
-      <w:r>
-        <w:rPr>
-          <w:b/>
-        </w:rPr>
-        <w:t xml:space="preserve"> de Hidalgo (2024)</w:t>
-      </w:r>
-      <w:r>
-        <w:rPr>
-          <w:i/>
-          <w:color w:val="4F4F4F"/>
-        </w:rPr>
-        <w:t xml:space="preserve"> | PHP, MySQL, JavaScript, Bootstrap, Tailwind CSS: </w:t>
-      </w:r>
-      <w:r>
-        <w:t>Desarrollé portal web para promoción turística con noticias, eventos, calendario, mapas interactivos y filtros de navegación.</w:t>
-      </w:r>
-    </w:p>
-    <w:p>
-      <w:pPr>
-        <w:pStyle w:val="Listaconvietas"/>
-        <w:ind w:left="288" w:hanging="202"/>
-      </w:pPr>
-      <w:r>
-        <w:rPr>
-          <w:b/>
-        </w:rPr>
-        <w:t>Bar "El Mezcalito" (2023)</w:t>
-      </w:r>
-      <w:r>
-        <w:rPr>
-          <w:i/>
-          <w:color w:val="4F4F4F"/>
-        </w:rPr>
-        <w:t xml:space="preserve"> | PHP, MySQL, Bootstrap, JavaScript: </w:t>
-      </w:r>
-      <w:r>
-        <w:t xml:space="preserve">Desarrollé sitio web para </w:t>
-      </w:r>
-      <w:proofErr w:type="spellStart"/>
-      <w:r>
-        <w:t>negocio</w:t>
-      </w:r>
-      <w:proofErr w:type="spellEnd"/>
-      <w:r>
-        <w:t xml:space="preserve"> local con </w:t>
-      </w:r>
-      <w:proofErr w:type="spellStart"/>
-      <w:r>
-        <w:t>menú</w:t>
-      </w:r>
-      <w:proofErr w:type="spellEnd"/>
-      <w:r>
-        <w:t xml:space="preserve"> de </w:t>
-      </w:r>
-      <w:proofErr w:type="spellStart"/>
-      <w:r>
-        <w:t>bebidas</w:t>
-      </w:r>
-      <w:proofErr w:type="spellEnd"/>
-      <w:r>
-        <w:t xml:space="preserve"> y </w:t>
-      </w:r>
-      <w:proofErr w:type="spellStart"/>
-      <w:r>
-        <w:t>alimentos</w:t>
-      </w:r>
-      <w:proofErr w:type="spellEnd"/>
-      <w:r>
-        <w:t xml:space="preserve"> </w:t>
-      </w:r>
-      <w:proofErr w:type="spellStart"/>
-      <w:r>
-        <w:t>ubicado</w:t>
-      </w:r>
-      <w:proofErr w:type="spellEnd"/>
-      <w:r>
-        <w:t xml:space="preserve"> </w:t>
-      </w:r>
-      <w:proofErr w:type="spellStart"/>
-      <w:r>
-        <w:t>en</w:t>
-      </w:r>
-      <w:proofErr w:type="spellEnd"/>
-      <w:r>
-        <w:t xml:space="preserve"> Tula de Allende</w:t>
-      </w:r>
-      <w:r>
-        <w:t xml:space="preserve">, </w:t>
-      </w:r>
-      <w:r>
-        <w:t xml:space="preserve">el sitio da a </w:t>
-      </w:r>
-      <w:proofErr w:type="spellStart"/>
-      <w:r>
-        <w:t>conocer</w:t>
-      </w:r>
-      <w:proofErr w:type="spellEnd"/>
-      <w:r>
-        <w:t xml:space="preserve"> la </w:t>
-      </w:r>
-      <w:proofErr w:type="spellStart"/>
-      <w:r>
-        <w:t>información</w:t>
-      </w:r>
-      <w:proofErr w:type="spellEnd"/>
-      <w:r>
-        <w:t xml:space="preserve"> del </w:t>
-      </w:r>
-      <w:proofErr w:type="spellStart"/>
-      <w:r>
-        <w:t>establecimiento</w:t>
-      </w:r>
-      <w:proofErr w:type="spellEnd"/>
-      <w:r>
-        <w:t xml:space="preserve"> y </w:t>
-      </w:r>
-      <w:proofErr w:type="spellStart"/>
-      <w:r>
-        <w:t>cuenta</w:t>
-      </w:r>
-      <w:proofErr w:type="spellEnd"/>
-      <w:r>
-        <w:t xml:space="preserve"> con un </w:t>
-      </w:r>
-      <w:proofErr w:type="spellStart"/>
-      <w:r>
-        <w:t>sistema</w:t>
-      </w:r>
-      <w:proofErr w:type="spellEnd"/>
-      <w:r>
-        <w:t xml:space="preserve"> de </w:t>
-      </w:r>
-      <w:proofErr w:type="spellStart"/>
-      <w:r>
-        <w:t>reservaciones</w:t>
-      </w:r>
-      <w:proofErr w:type="spellEnd"/>
-      <w:r>
-        <w:t xml:space="preserve"> </w:t>
-      </w:r>
-      <w:proofErr w:type="spellStart"/>
-      <w:r>
-        <w:t>por</w:t>
-      </w:r>
-      <w:proofErr w:type="spellEnd"/>
-      <w:r>
-        <w:t xml:space="preserve"> mesa</w:t>
-      </w:r>
-      <w:r>
-        <w:t>.</w:t>
-      </w:r>
-    </w:p>
-    <w:p>
-      <w:pPr>
-        <w:pStyle w:val="Listaconvietas"/>
-        <w:numPr>
-          <w:ilvl w:val="0"/>
-          <w:numId w:val="0"/>
-        </w:numPr>
-        <w:ind w:left="86"/>
-      </w:pPr>
-    </w:p>
-    <w:p>
-      <w:pPr>
-        <w:pStyle w:val="Ttulo1"/>
+        <w:pStyle w:val="Opskrif1"/>
         <w:pBdr>
           <w:bottom w:val="single" w:sz="8" w:space="1" w:color="D9E2F3"/>
         </w:pBdr>
+        <w:rPr>
+          <w:color w:val="1B8A0C"/>
+        </w:rPr>
       </w:pPr>
       <w:r>
         <w:rPr>
           <w:rFonts w:ascii="Calibri" w:hAnsi="Calibri"/>
-        </w:rPr>
-        <w:t>EDUCACIÓN</w:t>
-      </w:r>
-    </w:p>
-    <w:p>
-      <w:proofErr w:type="spellStart"/>
-      <w:r>
-        <w:t>L</w:t>
-      </w:r>
-      <w:r>
-        <w:t>icenciatura</w:t>
-      </w:r>
-      <w:proofErr w:type="spellEnd"/>
-      <w:r>
-        <w:t xml:space="preserve"> </w:t>
-      </w:r>
-      <w:proofErr w:type="spellStart"/>
-      <w:r>
-        <w:t>en</w:t>
-      </w:r>
-      <w:proofErr w:type="spellEnd"/>
-      <w:r>
-        <w:t xml:space="preserve"> Ingeniería de Software – Universidad </w:t>
-      </w:r>
-      <w:proofErr w:type="spellStart"/>
-      <w:r>
-        <w:t>Autónoma</w:t>
-      </w:r>
-      <w:proofErr w:type="spellEnd"/>
-      <w:r>
-        <w:t xml:space="preserve"> del Estado de Hidalgo (UAEH), 2020 - 2024. (Titulado).</w:t>
-      </w:r>
-    </w:p>
-    <w:p>
-      <w:r>
-        <w:t xml:space="preserve">Centro de </w:t>
-      </w:r>
-      <w:proofErr w:type="spellStart"/>
-      <w:r>
-        <w:t>Estudios</w:t>
-      </w:r>
-      <w:proofErr w:type="spellEnd"/>
-      <w:r>
-        <w:t xml:space="preserve"> </w:t>
-      </w:r>
-      <w:proofErr w:type="spellStart"/>
-      <w:r>
-        <w:t>Tecnológicos</w:t>
-      </w:r>
-      <w:proofErr w:type="spellEnd"/>
-      <w:r>
-        <w:t xml:space="preserve"> industrial y de </w:t>
-      </w:r>
-      <w:proofErr w:type="spellStart"/>
-      <w:r>
-        <w:t>servicios</w:t>
-      </w:r>
-      <w:proofErr w:type="spellEnd"/>
-      <w:r>
-        <w:t xml:space="preserve"> #26</w:t>
-      </w:r>
-      <w:r>
-        <w:t>.</w:t>
-      </w:r>
-      <w:r>
-        <w:t xml:space="preserve"> Técnico </w:t>
-      </w:r>
-      <w:proofErr w:type="spellStart"/>
-      <w:r>
-        <w:t>Programador</w:t>
-      </w:r>
-      <w:proofErr w:type="spellEnd"/>
-      <w:r>
-        <w:t xml:space="preserve"> 2017 – 2020</w:t>
-      </w:r>
-    </w:p>
-    <w:p/>
-    <w:p>
-      <w:pPr>
-        <w:pStyle w:val="Ttulo1"/>
-        <w:pBdr>
-          <w:bottom w:val="single" w:sz="8" w:space="1" w:color="D9E2F3"/>
-        </w:pBdr>
-      </w:pPr>
-      <w:r>
-        <w:rPr>
-          <w:rFonts w:ascii="Calibri" w:hAnsi="Calibri"/>
-        </w:rPr>
-        <w:t>CERTIFICACIONES Y FORMACIÓN RELEVANTE</w:t>
-      </w:r>
-    </w:p>
-    <w:p>
-      <w:pPr>
-        <w:pStyle w:val="Listaconvietas"/>
-        <w:ind w:left="288" w:hanging="202"/>
-      </w:pPr>
-      <w:r>
-        <w:t>Frontend Developer (React).</w:t>
-      </w:r>
-    </w:p>
-    <w:p>
-      <w:pPr>
-        <w:pStyle w:val="Listaconvietas"/>
-        <w:ind w:left="288" w:hanging="202"/>
-      </w:pPr>
-      <w:r>
-        <w:t>Fullstack Application Dev.</w:t>
-      </w:r>
-    </w:p>
-    <w:p>
-      <w:pPr>
-        <w:pStyle w:val="Listaconvietas"/>
-        <w:ind w:left="288" w:hanging="202"/>
-      </w:pPr>
-      <w:r>
-        <w:t>Crea una PWA de Detección de Objetos con Angular 19 y TensorFlow.js.</w:t>
-      </w:r>
-    </w:p>
-    <w:p>
-      <w:pPr>
-        <w:pStyle w:val="Listaconvietas"/>
-        <w:ind w:left="288" w:hanging="202"/>
-      </w:pPr>
-      <w:r>
-        <w:t>Utility Types en TypeScript.</w:t>
-      </w:r>
-    </w:p>
-    <w:p>
-      <w:pPr>
-        <w:pStyle w:val="Listaconvietas"/>
-        <w:ind w:left="288" w:hanging="202"/>
-      </w:pPr>
-      <w:r>
-        <w:t>Taller Git y GitHub.</w:t>
-      </w:r>
-    </w:p>
-    <w:p>
-      <w:pPr>
-        <w:pStyle w:val="Listaconvietas"/>
-        <w:ind w:left="288" w:hanging="202"/>
-      </w:pPr>
-      <w:r>
-        <w:t>Fundamentos de Scrum.</w:t>
-      </w:r>
-    </w:p>
-    <w:p>
-      <w:pPr>
-        <w:pStyle w:val="Listaconvietas"/>
-        <w:ind w:left="288" w:hanging="202"/>
-      </w:pPr>
-      <w:r>
-        <w:t>Prompting responsable: maximiza la IA en tu negocio.</w:t>
-      </w:r>
-    </w:p>
-    <w:p>
-      <w:pPr>
-        <w:pStyle w:val="Listaconvietas"/>
-        <w:ind w:left="288" w:hanging="202"/>
-      </w:pPr>
-      <w:r>
-        <w:t>Python Essentials 1.</w:t>
-      </w:r>
-    </w:p>
-    <w:p>
-      <w:pPr>
-        <w:pStyle w:val="Listaconvietas"/>
-        <w:ind w:left="288" w:hanging="202"/>
-      </w:pPr>
-      <w:r>
-        <w:t>Enterprise Full Stack with Spring Boot 4 and Angular 21.</w:t>
-      </w:r>
-    </w:p>
-    <w:p>
-      <w:pPr>
-        <w:pStyle w:val="Listaconvietas"/>
-        <w:ind w:left="288" w:hanging="202"/>
-      </w:pPr>
-      <w:r>
-        <w:t xml:space="preserve">Spring Boot 4 y Java 25: </w:t>
-      </w:r>
-      <w:proofErr w:type="spellStart"/>
-      <w:r>
-        <w:t>Desarrolla</w:t>
-      </w:r>
-      <w:proofErr w:type="spellEnd"/>
-      <w:r>
-        <w:t xml:space="preserve"> APIs REST </w:t>
-      </w:r>
-      <w:proofErr w:type="spellStart"/>
-      <w:r>
-        <w:t>Profesionales</w:t>
-      </w:r>
-      <w:proofErr w:type="spellEnd"/>
-      <w:r>
-        <w:t>.</w:t>
-      </w:r>
-    </w:p>
-    <w:p>
-      <w:pPr>
-        <w:pStyle w:val="Listaconvietas"/>
-        <w:numPr>
-          <w:ilvl w:val="0"/>
-          <w:numId w:val="0"/>
-        </w:numPr>
-        <w:ind w:left="360" w:hanging="360"/>
-      </w:pPr>
-    </w:p>
-    <w:p>
-      <w:pPr>
-        <w:pStyle w:val="Ttulo1"/>
-        <w:pBdr>
-          <w:bottom w:val="single" w:sz="8" w:space="1" w:color="D9E2F3"/>
-        </w:pBdr>
-      </w:pPr>
-      <w:r>
-        <w:rPr>
-          <w:rFonts w:ascii="Calibri" w:hAnsi="Calibri"/>
+          <w:color w:val="1B8A0C"/>
         </w:rPr>
         <w:t>HABILIDADES PERSONALES</w:t>
       </w:r>
@@ -3253,7 +2108,7 @@
     </w:p>
     <w:sectPr>
       <w:pgSz w:w="12240" w:h="15840"/>
-      <w:pgMar w:top="648" w:right="792" w:bottom="648" w:left="792" w:header="360" w:footer="360" w:gutter="0"/>
+      <w:pgMar w:top="568" w:right="792" w:bottom="284" w:left="792" w:header="360" w:footer="360" w:gutter="0"/>
       <w:cols w:space="720"/>
       <w:docGrid w:linePitch="360"/>
     </w:sectPr>
@@ -3304,7 +2159,7 @@
     <w:lvl w:ilvl="0">
       <w:start w:val="1"/>
       <w:numFmt w:val="decimal"/>
-      <w:pStyle w:val="Listaconnmeros3"/>
+      <w:pStyle w:val="Lysnommer3"/>
       <w:lvlText w:val="%1."/>
       <w:lvlJc w:val="left"/>
       <w:pPr>
@@ -3322,7 +2177,7 @@
     <w:lvl w:ilvl="0">
       <w:start w:val="1"/>
       <w:numFmt w:val="decimal"/>
-      <w:pStyle w:val="Listaconnmeros2"/>
+      <w:pStyle w:val="Lysnommer2"/>
       <w:lvlText w:val="%1."/>
       <w:lvlJc w:val="left"/>
       <w:pPr>
@@ -3360,7 +2215,7 @@
     <w:lvl w:ilvl="0">
       <w:start w:val="1"/>
       <w:numFmt w:val="bullet"/>
-      <w:pStyle w:val="Listaconvietas3"/>
+      <w:pStyle w:val="Lyskolpunt3"/>
       <w:lvlText w:val=""/>
       <w:lvlJc w:val="left"/>
       <w:pPr>
@@ -3381,7 +2236,7 @@
     <w:lvl w:ilvl="0">
       <w:start w:val="1"/>
       <w:numFmt w:val="bullet"/>
-      <w:pStyle w:val="Listaconvietas2"/>
+      <w:pStyle w:val="Lyskolpunt2"/>
       <w:lvlText w:val=""/>
       <w:lvlJc w:val="left"/>
       <w:pPr>
@@ -3402,7 +2257,7 @@
     <w:lvl w:ilvl="0">
       <w:start w:val="1"/>
       <w:numFmt w:val="decimal"/>
-      <w:pStyle w:val="Listaconnmeros"/>
+      <w:pStyle w:val="Lysnommer"/>
       <w:lvlText w:val="%1."/>
       <w:lvlJc w:val="left"/>
       <w:pPr>
@@ -3416,11 +2271,11 @@
   <w:abstractNum w:abstractNumId="8" w15:restartNumberingAfterBreak="0">
     <w:nsid w:val="FFFFFF89"/>
     <w:multiLevelType w:val="singleLevel"/>
-    <w:tmpl w:val="29761A62"/>
+    <w:tmpl w:val="F29E5846"/>
     <w:lvl w:ilvl="0">
       <w:start w:val="1"/>
       <w:numFmt w:val="bullet"/>
-      <w:pStyle w:val="Listaconvietas"/>
+      <w:pStyle w:val="Lyskolpunt"/>
       <w:lvlText w:val=""/>
       <w:lvlJc w:val="left"/>
       <w:pPr>
@@ -3850,7 +2705,7 @@
     <w:lsdException w:name="Unresolved Mention" w:semiHidden="1" w:unhideWhenUsed="1"/>
     <w:lsdException w:name="Smart Link" w:semiHidden="1" w:unhideWhenUsed="1"/>
   </w:latentStyles>
-  <w:style w:type="paragraph" w:default="1" w:styleId="Normal">
+  <w:style w:type="paragraph" w:default="1" w:styleId="Normaal">
     <w:name w:val="Normal"/>
     <w:qFormat/>
     <w:rsid w:val="00FC693F"/>
@@ -3861,13 +2716,14 @@
       <w:rFonts w:ascii="Calibri" w:hAnsi="Calibri"/>
       <w:color w:val="1F1F1F"/>
       <w:sz w:val="17"/>
+      <w:lang w:val="es-MX"/>
     </w:rPr>
   </w:style>
-  <w:style w:type="paragraph" w:styleId="Ttulo1">
+  <w:style w:type="paragraph" w:styleId="Opskrif1">
     <w:name w:val="heading 1"/>
-    <w:basedOn w:val="Normal"/>
-    <w:next w:val="Normal"/>
-    <w:link w:val="Ttulo1Car"/>
+    <w:basedOn w:val="Normaal"/>
+    <w:next w:val="Normaal"/>
+    <w:link w:val="Opskrif1Kar"/>
     <w:uiPriority w:val="9"/>
     <w:qFormat/>
     <w:rsid w:val="00FC693F"/>
@@ -3886,11 +2742,11 @@
       <w:szCs w:val="28"/>
     </w:rPr>
   </w:style>
-  <w:style w:type="paragraph" w:styleId="Ttulo2">
+  <w:style w:type="paragraph" w:styleId="Opskrif2">
     <w:name w:val="heading 2"/>
-    <w:basedOn w:val="Normal"/>
-    <w:next w:val="Normal"/>
-    <w:link w:val="Ttulo2Car"/>
+    <w:basedOn w:val="Normaal"/>
+    <w:next w:val="Normaal"/>
+    <w:link w:val="Opskrif2Kar"/>
     <w:uiPriority w:val="9"/>
     <w:unhideWhenUsed/>
     <w:qFormat/>
@@ -3910,11 +2766,11 @@
       <w:szCs w:val="26"/>
     </w:rPr>
   </w:style>
-  <w:style w:type="paragraph" w:styleId="Ttulo3">
+  <w:style w:type="paragraph" w:styleId="Opskrif3">
     <w:name w:val="heading 3"/>
-    <w:basedOn w:val="Normal"/>
-    <w:next w:val="Normal"/>
-    <w:link w:val="Ttulo3Car"/>
+    <w:basedOn w:val="Normaal"/>
+    <w:next w:val="Normaal"/>
+    <w:link w:val="Opskrif3Kar"/>
     <w:uiPriority w:val="9"/>
     <w:unhideWhenUsed/>
     <w:qFormat/>
@@ -3932,11 +2788,11 @@
       <w:color w:val="4F81BD" w:themeColor="accent1"/>
     </w:rPr>
   </w:style>
-  <w:style w:type="paragraph" w:styleId="Ttulo4">
+  <w:style w:type="paragraph" w:styleId="Opskrif4">
     <w:name w:val="heading 4"/>
-    <w:basedOn w:val="Normal"/>
-    <w:next w:val="Normal"/>
-    <w:link w:val="Ttulo4Car"/>
+    <w:basedOn w:val="Normaal"/>
+    <w:next w:val="Normaal"/>
+    <w:link w:val="Opskrif4Kar"/>
     <w:uiPriority w:val="9"/>
     <w:semiHidden/>
     <w:unhideWhenUsed/>
@@ -3957,11 +2813,11 @@
       <w:color w:val="4F81BD" w:themeColor="accent1"/>
     </w:rPr>
   </w:style>
-  <w:style w:type="paragraph" w:styleId="Ttulo5">
+  <w:style w:type="paragraph" w:styleId="Opskrif5">
     <w:name w:val="heading 5"/>
-    <w:basedOn w:val="Normal"/>
-    <w:next w:val="Normal"/>
-    <w:link w:val="Ttulo5Car"/>
+    <w:basedOn w:val="Normaal"/>
+    <w:next w:val="Normaal"/>
+    <w:link w:val="Opskrif5Kar"/>
     <w:uiPriority w:val="9"/>
     <w:semiHidden/>
     <w:unhideWhenUsed/>
@@ -3978,11 +2834,11 @@
       <w:color w:val="243F60" w:themeColor="accent1" w:themeShade="7F"/>
     </w:rPr>
   </w:style>
-  <w:style w:type="paragraph" w:styleId="Ttulo6">
+  <w:style w:type="paragraph" w:styleId="Opskrif6">
     <w:name w:val="heading 6"/>
-    <w:basedOn w:val="Normal"/>
-    <w:next w:val="Normal"/>
-    <w:link w:val="Ttulo6Car"/>
+    <w:basedOn w:val="Normaal"/>
+    <w:next w:val="Normaal"/>
+    <w:link w:val="Opskrif6Kar"/>
     <w:uiPriority w:val="9"/>
     <w:semiHidden/>
     <w:unhideWhenUsed/>
@@ -4001,11 +2857,11 @@
       <w:color w:val="243F60" w:themeColor="accent1" w:themeShade="7F"/>
     </w:rPr>
   </w:style>
-  <w:style w:type="paragraph" w:styleId="Ttulo7">
+  <w:style w:type="paragraph" w:styleId="Opskrif7">
     <w:name w:val="heading 7"/>
-    <w:basedOn w:val="Normal"/>
-    <w:next w:val="Normal"/>
-    <w:link w:val="Ttulo7Car"/>
+    <w:basedOn w:val="Normaal"/>
+    <w:next w:val="Normaal"/>
+    <w:link w:val="Opskrif7Kar"/>
     <w:uiPriority w:val="9"/>
     <w:semiHidden/>
     <w:unhideWhenUsed/>
@@ -4024,11 +2880,11 @@
       <w:color w:val="404040" w:themeColor="text1" w:themeTint="BF"/>
     </w:rPr>
   </w:style>
-  <w:style w:type="paragraph" w:styleId="Ttulo8">
+  <w:style w:type="paragraph" w:styleId="Opskrif8">
     <w:name w:val="heading 8"/>
-    <w:basedOn w:val="Normal"/>
-    <w:next w:val="Normal"/>
-    <w:link w:val="Ttulo8Car"/>
+    <w:basedOn w:val="Normaal"/>
+    <w:next w:val="Normaal"/>
+    <w:link w:val="Opskrif8Kar"/>
     <w:uiPriority w:val="9"/>
     <w:semiHidden/>
     <w:unhideWhenUsed/>
@@ -4047,11 +2903,11 @@
       <w:szCs w:val="20"/>
     </w:rPr>
   </w:style>
-  <w:style w:type="paragraph" w:styleId="Ttulo9">
+  <w:style w:type="paragraph" w:styleId="Opskrif9">
     <w:name w:val="heading 9"/>
-    <w:basedOn w:val="Normal"/>
-    <w:next w:val="Normal"/>
-    <w:link w:val="Ttulo9Car"/>
+    <w:basedOn w:val="Normaal"/>
+    <w:next w:val="Normaal"/>
+    <w:link w:val="Opskrif9Kar"/>
     <w:uiPriority w:val="9"/>
     <w:semiHidden/>
     <w:unhideWhenUsed/>
@@ -4072,13 +2928,12 @@
       <w:szCs w:val="20"/>
     </w:rPr>
   </w:style>
-  <w:style w:type="character" w:default="1" w:styleId="Fuentedeprrafopredeter">
+  <w:style w:type="character" w:default="1" w:styleId="Verstekparagraaffont">
     <w:name w:val="Default Paragraph Font"/>
     <w:uiPriority w:val="1"/>
-    <w:semiHidden/>
     <w:unhideWhenUsed/>
   </w:style>
-  <w:style w:type="table" w:default="1" w:styleId="Tablanormal">
+  <w:style w:type="table" w:default="1" w:styleId="Standaardtabel">
     <w:name w:val="Normal Table"/>
     <w:uiPriority w:val="99"/>
     <w:semiHidden/>
@@ -4093,16 +2948,16 @@
       </w:tblCellMar>
     </w:tblPr>
   </w:style>
-  <w:style w:type="numbering" w:default="1" w:styleId="Sinlista">
+  <w:style w:type="numbering" w:default="1" w:styleId="Geenlys">
     <w:name w:val="No List"/>
     <w:uiPriority w:val="99"/>
     <w:semiHidden/>
     <w:unhideWhenUsed/>
   </w:style>
-  <w:style w:type="paragraph" w:styleId="Encabezado">
+  <w:style w:type="paragraph" w:styleId="Loopkop">
     <w:name w:val="header"/>
-    <w:basedOn w:val="Normal"/>
-    <w:link w:val="EncabezadoCar"/>
+    <w:basedOn w:val="Normaal"/>
+    <w:link w:val="LoopkopKar"/>
     <w:uiPriority w:val="99"/>
     <w:unhideWhenUsed/>
     <w:rsid w:val="00E618BF"/>
@@ -4114,17 +2969,17 @@
       <w:spacing w:after="0"/>
     </w:pPr>
   </w:style>
-  <w:style w:type="character" w:customStyle="1" w:styleId="EncabezadoCar">
-    <w:name w:val="Encabezado Car"/>
-    <w:basedOn w:val="Fuentedeprrafopredeter"/>
-    <w:link w:val="Encabezado"/>
+  <w:style w:type="character" w:customStyle="1" w:styleId="LoopkopKar">
+    <w:name w:val="Loopkop Kar"/>
+    <w:basedOn w:val="Verstekparagraaffont"/>
+    <w:link w:val="Loopkop"/>
     <w:uiPriority w:val="99"/>
     <w:rsid w:val="00E618BF"/>
   </w:style>
-  <w:style w:type="paragraph" w:styleId="Piedepgina">
+  <w:style w:type="paragraph" w:styleId="Loopvoet">
     <w:name w:val="footer"/>
-    <w:basedOn w:val="Normal"/>
-    <w:link w:val="PiedepginaCar"/>
+    <w:basedOn w:val="Normaal"/>
+    <w:link w:val="LoopvoetKar"/>
     <w:uiPriority w:val="99"/>
     <w:unhideWhenUsed/>
     <w:rsid w:val="00E618BF"/>
@@ -4136,14 +2991,14 @@
       <w:spacing w:after="0"/>
     </w:pPr>
   </w:style>
-  <w:style w:type="character" w:customStyle="1" w:styleId="PiedepginaCar">
-    <w:name w:val="Pie de página Car"/>
-    <w:basedOn w:val="Fuentedeprrafopredeter"/>
-    <w:link w:val="Piedepgina"/>
+  <w:style w:type="character" w:customStyle="1" w:styleId="LoopvoetKar">
+    <w:name w:val="Loopvoet Kar"/>
+    <w:basedOn w:val="Verstekparagraaffont"/>
+    <w:link w:val="Loopvoet"/>
     <w:uiPriority w:val="99"/>
     <w:rsid w:val="00E618BF"/>
   </w:style>
-  <w:style w:type="paragraph" w:styleId="Sinespaciado">
+  <w:style w:type="paragraph" w:styleId="GeenSpasiringnie">
     <w:name w:val="No Spacing"/>
     <w:uiPriority w:val="1"/>
     <w:qFormat/>
@@ -4152,10 +3007,10 @@
       <w:spacing w:after="0" w:line="240" w:lineRule="auto"/>
     </w:pPr>
   </w:style>
-  <w:style w:type="character" w:customStyle="1" w:styleId="Ttulo1Car">
-    <w:name w:val="Título 1 Car"/>
-    <w:basedOn w:val="Fuentedeprrafopredeter"/>
-    <w:link w:val="Ttulo1"/>
+  <w:style w:type="character" w:customStyle="1" w:styleId="Opskrif1Kar">
+    <w:name w:val="Opskrif 1 Kar"/>
+    <w:basedOn w:val="Verstekparagraaffont"/>
+    <w:link w:val="Opskrif1"/>
     <w:uiPriority w:val="9"/>
     <w:rsid w:val="00FC693F"/>
     <w:rPr>
@@ -4167,10 +3022,10 @@
       <w:szCs w:val="28"/>
     </w:rPr>
   </w:style>
-  <w:style w:type="character" w:customStyle="1" w:styleId="Ttulo2Car">
-    <w:name w:val="Título 2 Car"/>
-    <w:basedOn w:val="Fuentedeprrafopredeter"/>
-    <w:link w:val="Ttulo2"/>
+  <w:style w:type="character" w:customStyle="1" w:styleId="Opskrif2Kar">
+    <w:name w:val="Opskrif 2 Kar"/>
+    <w:basedOn w:val="Verstekparagraaffont"/>
+    <w:link w:val="Opskrif2"/>
     <w:uiPriority w:val="9"/>
     <w:rsid w:val="00FC693F"/>
     <w:rPr>
@@ -4182,10 +3037,10 @@
       <w:szCs w:val="26"/>
     </w:rPr>
   </w:style>
-  <w:style w:type="character" w:customStyle="1" w:styleId="Ttulo3Car">
-    <w:name w:val="Título 3 Car"/>
-    <w:basedOn w:val="Fuentedeprrafopredeter"/>
-    <w:link w:val="Ttulo3"/>
+  <w:style w:type="character" w:customStyle="1" w:styleId="Opskrif3Kar">
+    <w:name w:val="Opskrif 3 Kar"/>
+    <w:basedOn w:val="Verstekparagraaffont"/>
+    <w:link w:val="Opskrif3"/>
     <w:uiPriority w:val="9"/>
     <w:rsid w:val="00FC693F"/>
     <w:rPr>
@@ -4195,11 +3050,11 @@
       <w:color w:val="4F81BD" w:themeColor="accent1"/>
     </w:rPr>
   </w:style>
-  <w:style w:type="paragraph" w:styleId="Ttulo">
+  <w:style w:type="paragraph" w:styleId="Titel">
     <w:name w:val="Title"/>
-    <w:basedOn w:val="Normal"/>
-    <w:next w:val="Normal"/>
-    <w:link w:val="TtuloCar"/>
+    <w:basedOn w:val="Normaal"/>
+    <w:next w:val="Normaal"/>
+    <w:link w:val="TitelKar"/>
     <w:uiPriority w:val="10"/>
     <w:qFormat/>
     <w:rsid w:val="00FC693F"/>
@@ -4219,10 +3074,10 @@
       <w:szCs w:val="52"/>
     </w:rPr>
   </w:style>
-  <w:style w:type="character" w:customStyle="1" w:styleId="TtuloCar">
-    <w:name w:val="Título Car"/>
-    <w:basedOn w:val="Fuentedeprrafopredeter"/>
-    <w:link w:val="Ttulo"/>
+  <w:style w:type="character" w:customStyle="1" w:styleId="TitelKar">
+    <w:name w:val="Titel Kar"/>
+    <w:basedOn w:val="Verstekparagraaffont"/>
+    <w:link w:val="Titel"/>
     <w:uiPriority w:val="10"/>
     <w:rsid w:val="00FC693F"/>
     <w:rPr>
@@ -4234,11 +3089,11 @@
       <w:szCs w:val="52"/>
     </w:rPr>
   </w:style>
-  <w:style w:type="paragraph" w:styleId="Subttulo">
+  <w:style w:type="paragraph" w:styleId="Subtitel">
     <w:name w:val="Subtitle"/>
-    <w:basedOn w:val="Normal"/>
-    <w:next w:val="Normal"/>
-    <w:link w:val="SubttuloCar"/>
+    <w:basedOn w:val="Normaal"/>
+    <w:next w:val="Normaal"/>
+    <w:link w:val="SubtitelKar"/>
     <w:uiPriority w:val="11"/>
     <w:qFormat/>
     <w:rsid w:val="00FC693F"/>
@@ -4257,10 +3112,10 @@
       <w:szCs w:val="24"/>
     </w:rPr>
   </w:style>
-  <w:style w:type="character" w:customStyle="1" w:styleId="SubttuloCar">
-    <w:name w:val="Subtítulo Car"/>
-    <w:basedOn w:val="Fuentedeprrafopredeter"/>
-    <w:link w:val="Subttulo"/>
+  <w:style w:type="character" w:customStyle="1" w:styleId="SubtitelKar">
+    <w:name w:val="Subtitel Kar"/>
+    <w:basedOn w:val="Verstekparagraaffont"/>
+    <w:link w:val="Subtitel"/>
     <w:uiPriority w:val="11"/>
     <w:rsid w:val="00FC693F"/>
     <w:rPr>
@@ -4273,9 +3128,9 @@
       <w:szCs w:val="24"/>
     </w:rPr>
   </w:style>
-  <w:style w:type="paragraph" w:styleId="Prrafodelista">
+  <w:style w:type="paragraph" w:styleId="LysParagraaf">
     <w:name w:val="List Paragraph"/>
-    <w:basedOn w:val="Normal"/>
+    <w:basedOn w:val="Normaal"/>
     <w:uiPriority w:val="34"/>
     <w:qFormat/>
     <w:rsid w:val="00FC693F"/>
@@ -4284,10 +3139,10 @@
       <w:contextualSpacing/>
     </w:pPr>
   </w:style>
-  <w:style w:type="paragraph" w:styleId="Textoindependiente">
+  <w:style w:type="paragraph" w:styleId="Inhoudteks">
     <w:name w:val="Body Text"/>
-    <w:basedOn w:val="Normal"/>
-    <w:link w:val="TextoindependienteCar"/>
+    <w:basedOn w:val="Normaal"/>
+    <w:link w:val="InhoudteksKar"/>
     <w:uiPriority w:val="99"/>
     <w:unhideWhenUsed/>
     <w:rsid w:val="00AA1D8D"/>
@@ -4295,17 +3150,17 @@
       <w:spacing w:after="120"/>
     </w:pPr>
   </w:style>
-  <w:style w:type="character" w:customStyle="1" w:styleId="TextoindependienteCar">
-    <w:name w:val="Texto independiente Car"/>
-    <w:basedOn w:val="Fuentedeprrafopredeter"/>
-    <w:link w:val="Textoindependiente"/>
+  <w:style w:type="character" w:customStyle="1" w:styleId="InhoudteksKar">
+    <w:name w:val="Inhoudteks Kar"/>
+    <w:basedOn w:val="Verstekparagraaffont"/>
+    <w:link w:val="Inhoudteks"/>
     <w:uiPriority w:val="99"/>
     <w:rsid w:val="00AA1D8D"/>
   </w:style>
-  <w:style w:type="paragraph" w:styleId="Textoindependiente2">
+  <w:style w:type="paragraph" w:styleId="Inhoudteks2">
     <w:name w:val="Body Text 2"/>
-    <w:basedOn w:val="Normal"/>
-    <w:link w:val="Textoindependiente2Car"/>
+    <w:basedOn w:val="Normaal"/>
+    <w:link w:val="Inhoudteks2Kar"/>
     <w:uiPriority w:val="99"/>
     <w:unhideWhenUsed/>
     <w:rsid w:val="00AA1D8D"/>
@@ -4313,17 +3168,17 @@
       <w:spacing w:after="120" w:line="480" w:lineRule="auto"/>
     </w:pPr>
   </w:style>
-  <w:style w:type="character" w:customStyle="1" w:styleId="Textoindependiente2Car">
-    <w:name w:val="Texto independiente 2 Car"/>
-    <w:basedOn w:val="Fuentedeprrafopredeter"/>
-    <w:link w:val="Textoindependiente2"/>
+  <w:style w:type="character" w:customStyle="1" w:styleId="Inhoudteks2Kar">
+    <w:name w:val="Inhoudteks 2 Kar"/>
+    <w:basedOn w:val="Verstekparagraaffont"/>
+    <w:link w:val="Inhoudteks2"/>
     <w:uiPriority w:val="99"/>
     <w:rsid w:val="00AA1D8D"/>
   </w:style>
-  <w:style w:type="paragraph" w:styleId="Textoindependiente3">
+  <w:style w:type="paragraph" w:styleId="Inhoudteks3">
     <w:name w:val="Body Text 3"/>
-    <w:basedOn w:val="Normal"/>
-    <w:link w:val="Textoindependiente3Car"/>
+    <w:basedOn w:val="Normaal"/>
+    <w:link w:val="Inhoudteks3Kar"/>
     <w:uiPriority w:val="99"/>
     <w:unhideWhenUsed/>
     <w:rsid w:val="00AA1D8D"/>
@@ -4335,10 +3190,10 @@
       <w:szCs w:val="16"/>
     </w:rPr>
   </w:style>
-  <w:style w:type="character" w:customStyle="1" w:styleId="Textoindependiente3Car">
-    <w:name w:val="Texto independiente 3 Car"/>
-    <w:basedOn w:val="Fuentedeprrafopredeter"/>
-    <w:link w:val="Textoindependiente3"/>
+  <w:style w:type="character" w:customStyle="1" w:styleId="Inhoudteks3Kar">
+    <w:name w:val="Inhoudteks 3 Kar"/>
+    <w:basedOn w:val="Verstekparagraaffont"/>
+    <w:link w:val="Inhoudteks3"/>
     <w:uiPriority w:val="99"/>
     <w:rsid w:val="00AA1D8D"/>
     <w:rPr>
@@ -4346,9 +3201,9 @@
       <w:szCs w:val="16"/>
     </w:rPr>
   </w:style>
-  <w:style w:type="paragraph" w:styleId="Lista">
+  <w:style w:type="paragraph" w:styleId="Lys">
     <w:name w:val="List"/>
-    <w:basedOn w:val="Normal"/>
+    <w:basedOn w:val="Normaal"/>
     <w:uiPriority w:val="99"/>
     <w:unhideWhenUsed/>
     <w:rsid w:val="00AA1D8D"/>
@@ -4357,9 +3212,9 @@
       <w:contextualSpacing/>
     </w:pPr>
   </w:style>
-  <w:style w:type="paragraph" w:styleId="Lista2">
+  <w:style w:type="paragraph" w:styleId="Lys2">
     <w:name w:val="List 2"/>
-    <w:basedOn w:val="Normal"/>
+    <w:basedOn w:val="Normaal"/>
     <w:uiPriority w:val="99"/>
     <w:unhideWhenUsed/>
     <w:rsid w:val="00326F90"/>
@@ -4368,9 +3223,9 @@
       <w:contextualSpacing/>
     </w:pPr>
   </w:style>
-  <w:style w:type="paragraph" w:styleId="Lista3">
+  <w:style w:type="paragraph" w:styleId="Lys3">
     <w:name w:val="List 3"/>
-    <w:basedOn w:val="Normal"/>
+    <w:basedOn w:val="Normaal"/>
     <w:uiPriority w:val="99"/>
     <w:unhideWhenUsed/>
     <w:rsid w:val="00326F90"/>
@@ -4379,9 +3234,9 @@
       <w:contextualSpacing/>
     </w:pPr>
   </w:style>
-  <w:style w:type="paragraph" w:styleId="Listaconvietas">
+  <w:style w:type="paragraph" w:styleId="Lyskolpunt">
     <w:name w:val="List Bullet"/>
-    <w:basedOn w:val="Normal"/>
+    <w:basedOn w:val="Normaal"/>
     <w:uiPriority w:val="99"/>
     <w:unhideWhenUsed/>
     <w:rsid w:val="00326F90"/>
@@ -4393,9 +3248,9 @@
       <w:contextualSpacing/>
     </w:pPr>
   </w:style>
-  <w:style w:type="paragraph" w:styleId="Listaconvietas2">
+  <w:style w:type="paragraph" w:styleId="Lyskolpunt2">
     <w:name w:val="List Bullet 2"/>
-    <w:basedOn w:val="Normal"/>
+    <w:basedOn w:val="Normaal"/>
     <w:uiPriority w:val="99"/>
     <w:unhideWhenUsed/>
     <w:rsid w:val="00326F90"/>
@@ -4407,9 +3262,9 @@
       <w:contextualSpacing/>
     </w:pPr>
   </w:style>
-  <w:style w:type="paragraph" w:styleId="Listaconvietas3">
+  <w:style w:type="paragraph" w:styleId="Lyskolpunt3">
     <w:name w:val="List Bullet 3"/>
-    <w:basedOn w:val="Normal"/>
+    <w:basedOn w:val="Normaal"/>
     <w:uiPriority w:val="99"/>
     <w:unhideWhenUsed/>
     <w:rsid w:val="00326F90"/>
@@ -4420,9 +3275,9 @@
       <w:contextualSpacing/>
     </w:pPr>
   </w:style>
-  <w:style w:type="paragraph" w:styleId="Listaconnmeros">
+  <w:style w:type="paragraph" w:styleId="Lysnommer">
     <w:name w:val="List Number"/>
-    <w:basedOn w:val="Normal"/>
+    <w:basedOn w:val="Normaal"/>
     <w:uiPriority w:val="99"/>
     <w:unhideWhenUsed/>
     <w:rsid w:val="00326F90"/>
@@ -4433,9 +3288,9 @@
       <w:contextualSpacing/>
     </w:pPr>
   </w:style>
-  <w:style w:type="paragraph" w:styleId="Listaconnmeros2">
+  <w:style w:type="paragraph" w:styleId="Lysnommer2">
     <w:name w:val="List Number 2"/>
-    <w:basedOn w:val="Normal"/>
+    <w:basedOn w:val="Normaal"/>
     <w:uiPriority w:val="99"/>
     <w:unhideWhenUsed/>
     <w:rsid w:val="0029639D"/>
@@ -4446,9 +3301,9 @@
       <w:contextualSpacing/>
     </w:pPr>
   </w:style>
-  <w:style w:type="paragraph" w:styleId="Listaconnmeros3">
+  <w:style w:type="paragraph" w:styleId="Lysnommer3">
     <w:name w:val="List Number 3"/>
-    <w:basedOn w:val="Normal"/>
+    <w:basedOn w:val="Normaal"/>
     <w:uiPriority w:val="99"/>
     <w:unhideWhenUsed/>
     <w:rsid w:val="0029639D"/>
@@ -4459,9 +3314,9 @@
       <w:contextualSpacing/>
     </w:pPr>
   </w:style>
-  <w:style w:type="paragraph" w:styleId="Continuarlista">
+  <w:style w:type="paragraph" w:styleId="Lysvoortsetting">
     <w:name w:val="List Continue"/>
-    <w:basedOn w:val="Normal"/>
+    <w:basedOn w:val="Normaal"/>
     <w:uiPriority w:val="99"/>
     <w:unhideWhenUsed/>
     <w:rsid w:val="0029639D"/>
@@ -4471,9 +3326,9 @@
       <w:contextualSpacing/>
     </w:pPr>
   </w:style>
-  <w:style w:type="paragraph" w:styleId="Continuarlista2">
+  <w:style w:type="paragraph" w:styleId="Lysvervolg2">
     <w:name w:val="List Continue 2"/>
-    <w:basedOn w:val="Normal"/>
+    <w:basedOn w:val="Normaal"/>
     <w:uiPriority w:val="99"/>
     <w:unhideWhenUsed/>
     <w:rsid w:val="0029639D"/>
@@ -4483,9 +3338,9 @@
       <w:contextualSpacing/>
     </w:pPr>
   </w:style>
-  <w:style w:type="paragraph" w:styleId="Continuarlista3">
+  <w:style w:type="paragraph" w:styleId="Lysvervolg3">
     <w:name w:val="List Continue 3"/>
-    <w:basedOn w:val="Normal"/>
+    <w:basedOn w:val="Normaal"/>
     <w:uiPriority w:val="99"/>
     <w:unhideWhenUsed/>
     <w:rsid w:val="0029639D"/>
@@ -4495,9 +3350,9 @@
       <w:contextualSpacing/>
     </w:pPr>
   </w:style>
-  <w:style w:type="paragraph" w:styleId="Textomacro">
+  <w:style w:type="paragraph" w:styleId="Makroteks">
     <w:name w:val="macro"/>
-    <w:link w:val="TextomacroCar"/>
+    <w:link w:val="MakroteksKar"/>
     <w:uiPriority w:val="99"/>
     <w:unhideWhenUsed/>
     <w:rsid w:val="0029639D"/>
@@ -4518,10 +3373,10 @@
       <w:szCs w:val="20"/>
     </w:rPr>
   </w:style>
-  <w:style w:type="character" w:customStyle="1" w:styleId="TextomacroCar">
-    <w:name w:val="Texto macro Car"/>
-    <w:basedOn w:val="Fuentedeprrafopredeter"/>
-    <w:link w:val="Textomacro"/>
+  <w:style w:type="character" w:customStyle="1" w:styleId="MakroteksKar">
+    <w:name w:val="Makroteks Kar"/>
+    <w:basedOn w:val="Verstekparagraaffont"/>
+    <w:link w:val="Makroteks"/>
     <w:uiPriority w:val="99"/>
     <w:rsid w:val="0029639D"/>
     <w:rPr>
@@ -4530,11 +3385,11 @@
       <w:szCs w:val="20"/>
     </w:rPr>
   </w:style>
-  <w:style w:type="paragraph" w:styleId="Cita">
+  <w:style w:type="paragraph" w:styleId="Aanhaling">
     <w:name w:val="Quote"/>
-    <w:basedOn w:val="Normal"/>
-    <w:next w:val="Normal"/>
-    <w:link w:val="CitaCar"/>
+    <w:basedOn w:val="Normaal"/>
+    <w:next w:val="Normaal"/>
+    <w:link w:val="AanhalingKar"/>
     <w:uiPriority w:val="29"/>
     <w:qFormat/>
     <w:rsid w:val="00FC693F"/>
@@ -4544,10 +3399,10 @@
       <w:color w:val="000000" w:themeColor="text1"/>
     </w:rPr>
   </w:style>
-  <w:style w:type="character" w:customStyle="1" w:styleId="CitaCar">
-    <w:name w:val="Cita Car"/>
-    <w:basedOn w:val="Fuentedeprrafopredeter"/>
-    <w:link w:val="Cita"/>
+  <w:style w:type="character" w:customStyle="1" w:styleId="AanhalingKar">
+    <w:name w:val="Aanhaling Kar"/>
+    <w:basedOn w:val="Verstekparagraaffont"/>
+    <w:link w:val="Aanhaling"/>
     <w:uiPriority w:val="29"/>
     <w:rsid w:val="00FC693F"/>
     <w:rPr>
@@ -4556,10 +3411,10 @@
       <w:color w:val="000000" w:themeColor="text1"/>
     </w:rPr>
   </w:style>
-  <w:style w:type="character" w:customStyle="1" w:styleId="Ttulo4Car">
-    <w:name w:val="Título 4 Car"/>
-    <w:basedOn w:val="Fuentedeprrafopredeter"/>
-    <w:link w:val="Ttulo4"/>
+  <w:style w:type="character" w:customStyle="1" w:styleId="Opskrif4Kar">
+    <w:name w:val="Opskrif 4 Kar"/>
+    <w:basedOn w:val="Verstekparagraaffont"/>
+    <w:link w:val="Opskrif4"/>
     <w:uiPriority w:val="9"/>
     <w:semiHidden/>
     <w:rsid w:val="00FC693F"/>
@@ -4572,10 +3427,10 @@
       <w:color w:val="4F81BD" w:themeColor="accent1"/>
     </w:rPr>
   </w:style>
-  <w:style w:type="character" w:customStyle="1" w:styleId="Ttulo5Car">
-    <w:name w:val="Título 5 Car"/>
-    <w:basedOn w:val="Fuentedeprrafopredeter"/>
-    <w:link w:val="Ttulo5"/>
+  <w:style w:type="character" w:customStyle="1" w:styleId="Opskrif5Kar">
+    <w:name w:val="Opskrif 5 Kar"/>
+    <w:basedOn w:val="Verstekparagraaffont"/>
+    <w:link w:val="Opskrif5"/>
     <w:uiPriority w:val="9"/>
     <w:semiHidden/>
     <w:rsid w:val="00FC693F"/>
@@ -4584,10 +3439,10 @@
       <w:color w:val="243F60" w:themeColor="accent1" w:themeShade="7F"/>
     </w:rPr>
   </w:style>
-  <w:style w:type="character" w:customStyle="1" w:styleId="Ttulo6Car">
-    <w:name w:val="Título 6 Car"/>
-    <w:basedOn w:val="Fuentedeprrafopredeter"/>
-    <w:link w:val="Ttulo6"/>
+  <w:style w:type="character" w:customStyle="1" w:styleId="Opskrif6Kar">
+    <w:name w:val="Opskrif 6 Kar"/>
+    <w:basedOn w:val="Verstekparagraaffont"/>
+    <w:link w:val="Opskrif6"/>
     <w:uiPriority w:val="9"/>
     <w:semiHidden/>
     <w:rsid w:val="00FC693F"/>
@@ -4598,10 +3453,10 @@
       <w:color w:val="243F60" w:themeColor="accent1" w:themeShade="7F"/>
     </w:rPr>
   </w:style>
-  <w:style w:type="character" w:customStyle="1" w:styleId="Ttulo7Car">
-    <w:name w:val="Título 7 Car"/>
-    <w:basedOn w:val="Fuentedeprrafopredeter"/>
-    <w:link w:val="Ttulo7"/>
+  <w:style w:type="character" w:customStyle="1" w:styleId="Opskrif7Kar">
+    <w:name w:val="Opskrif 7 Kar"/>
+    <w:basedOn w:val="Verstekparagraaffont"/>
+    <w:link w:val="Opskrif7"/>
     <w:uiPriority w:val="9"/>
     <w:semiHidden/>
     <w:rsid w:val="00FC693F"/>
@@ -4612,10 +3467,10 @@
       <w:color w:val="404040" w:themeColor="text1" w:themeTint="BF"/>
     </w:rPr>
   </w:style>
-  <w:style w:type="character" w:customStyle="1" w:styleId="Ttulo8Car">
-    <w:name w:val="Título 8 Car"/>
-    <w:basedOn w:val="Fuentedeprrafopredeter"/>
-    <w:link w:val="Ttulo8"/>
+  <w:style w:type="character" w:customStyle="1" w:styleId="Opskrif8Kar">
+    <w:name w:val="Opskrif 8 Kar"/>
+    <w:basedOn w:val="Verstekparagraaffont"/>
+    <w:link w:val="Opskrif8"/>
     <w:uiPriority w:val="9"/>
     <w:semiHidden/>
     <w:rsid w:val="00FC693F"/>
@@ -4626,10 +3481,10 @@
       <w:szCs w:val="20"/>
     </w:rPr>
   </w:style>
-  <w:style w:type="character" w:customStyle="1" w:styleId="Ttulo9Car">
-    <w:name w:val="Título 9 Car"/>
-    <w:basedOn w:val="Fuentedeprrafopredeter"/>
-    <w:link w:val="Ttulo9"/>
+  <w:style w:type="character" w:customStyle="1" w:styleId="Opskrif9Kar">
+    <w:name w:val="Opskrif 9 Kar"/>
+    <w:basedOn w:val="Verstekparagraaffont"/>
+    <w:link w:val="Opskrif9"/>
     <w:uiPriority w:val="9"/>
     <w:semiHidden/>
     <w:rsid w:val="00FC693F"/>
@@ -4642,10 +3497,10 @@
       <w:szCs w:val="20"/>
     </w:rPr>
   </w:style>
-  <w:style w:type="paragraph" w:styleId="Descripcin">
+  <w:style w:type="paragraph" w:styleId="Byskrif">
     <w:name w:val="caption"/>
-    <w:basedOn w:val="Normal"/>
-    <w:next w:val="Normal"/>
+    <w:basedOn w:val="Normaal"/>
+    <w:next w:val="Normaal"/>
     <w:uiPriority w:val="35"/>
     <w:semiHidden/>
     <w:unhideWhenUsed/>
@@ -4659,9 +3514,9 @@
       <w:szCs w:val="18"/>
     </w:rPr>
   </w:style>
-  <w:style w:type="character" w:styleId="Fuerte">
+  <w:style w:type="character" w:styleId="Swaar">
     <w:name w:val="Strong"/>
-    <w:basedOn w:val="Fuentedeprrafopredeter"/>
+    <w:basedOn w:val="Verstekparagraaffont"/>
     <w:uiPriority w:val="22"/>
     <w:qFormat/>
     <w:rsid w:val="00FC693F"/>
@@ -4670,9 +3525,9 @@
       <w:bCs/>
     </w:rPr>
   </w:style>
-  <w:style w:type="character" w:styleId="nfasis">
+  <w:style w:type="character" w:styleId="Klem">
     <w:name w:val="Emphasis"/>
-    <w:basedOn w:val="Fuentedeprrafopredeter"/>
+    <w:basedOn w:val="Verstekparagraaffont"/>
     <w:uiPriority w:val="20"/>
     <w:qFormat/>
     <w:rsid w:val="00FC693F"/>
@@ -4681,11 +3536,11 @@
       <w:iCs/>
     </w:rPr>
   </w:style>
-  <w:style w:type="paragraph" w:styleId="Citadestacada">
+  <w:style w:type="paragraph" w:styleId="IntenseAanhaling">
     <w:name w:val="Intense Quote"/>
-    <w:basedOn w:val="Normal"/>
-    <w:next w:val="Normal"/>
-    <w:link w:val="CitadestacadaCar"/>
+    <w:basedOn w:val="Normaal"/>
+    <w:next w:val="Normaal"/>
+    <w:link w:val="IntenseAanhalingKar"/>
     <w:uiPriority w:val="30"/>
     <w:qFormat/>
     <w:rsid w:val="00FC693F"/>
@@ -4704,10 +3559,10 @@
       <w:color w:val="4F81BD" w:themeColor="accent1"/>
     </w:rPr>
   </w:style>
-  <w:style w:type="character" w:customStyle="1" w:styleId="CitadestacadaCar">
-    <w:name w:val="Cita destacada Car"/>
-    <w:basedOn w:val="Fuentedeprrafopredeter"/>
-    <w:link w:val="Citadestacada"/>
+  <w:style w:type="character" w:customStyle="1" w:styleId="IntenseAanhalingKar">
+    <w:name w:val="Intense Aanhaling Kar"/>
+    <w:basedOn w:val="Verstekparagraaffont"/>
+    <w:link w:val="IntenseAanhaling"/>
     <w:uiPriority w:val="30"/>
     <w:rsid w:val="00FC693F"/>
     <w:rPr>
@@ -4718,9 +3573,9 @@
       <w:color w:val="4F81BD" w:themeColor="accent1"/>
     </w:rPr>
   </w:style>
-  <w:style w:type="character" w:styleId="nfasissutil">
+  <w:style w:type="character" w:styleId="SubtieleBeklemtoning">
     <w:name w:val="Subtle Emphasis"/>
-    <w:basedOn w:val="Fuentedeprrafopredeter"/>
+    <w:basedOn w:val="Verstekparagraaffont"/>
     <w:uiPriority w:val="19"/>
     <w:qFormat/>
     <w:rsid w:val="00FC693F"/>
@@ -4730,9 +3585,9 @@
       <w:color w:val="808080" w:themeColor="text1" w:themeTint="7F"/>
     </w:rPr>
   </w:style>
-  <w:style w:type="character" w:styleId="nfasisintenso">
+  <w:style w:type="character" w:styleId="IntenseBeklemtoning">
     <w:name w:val="Intense Emphasis"/>
-    <w:basedOn w:val="Fuentedeprrafopredeter"/>
+    <w:basedOn w:val="Verstekparagraaffont"/>
     <w:uiPriority w:val="21"/>
     <w:qFormat/>
     <w:rsid w:val="00FC693F"/>
@@ -4744,9 +3599,9 @@
       <w:color w:val="4F81BD" w:themeColor="accent1"/>
     </w:rPr>
   </w:style>
-  <w:style w:type="character" w:styleId="Referenciasutil">
+  <w:style w:type="character" w:styleId="SubtieleVerwysing">
     <w:name w:val="Subtle Reference"/>
-    <w:basedOn w:val="Fuentedeprrafopredeter"/>
+    <w:basedOn w:val="Verstekparagraaffont"/>
     <w:uiPriority w:val="31"/>
     <w:qFormat/>
     <w:rsid w:val="00FC693F"/>
@@ -4756,9 +3611,9 @@
       <w:u w:val="single"/>
     </w:rPr>
   </w:style>
-  <w:style w:type="character" w:styleId="Referenciaintensa">
+  <w:style w:type="character" w:styleId="IntenseVerwysing">
     <w:name w:val="Intense Reference"/>
-    <w:basedOn w:val="Fuentedeprrafopredeter"/>
+    <w:basedOn w:val="Verstekparagraaffont"/>
     <w:uiPriority w:val="32"/>
     <w:qFormat/>
     <w:rsid w:val="00FC693F"/>
@@ -4771,9 +3626,9 @@
       <w:u w:val="single"/>
     </w:rPr>
   </w:style>
-  <w:style w:type="character" w:styleId="Ttulodellibro">
+  <w:style w:type="character" w:styleId="Boektitel">
     <w:name w:val="Book Title"/>
-    <w:basedOn w:val="Fuentedeprrafopredeter"/>
+    <w:basedOn w:val="Verstekparagraaffont"/>
     <w:uiPriority w:val="33"/>
     <w:qFormat/>
     <w:rsid w:val="00FC693F"/>
@@ -4784,10 +3639,10 @@
       <w:spacing w:val="5"/>
     </w:rPr>
   </w:style>
-  <w:style w:type="paragraph" w:styleId="TtuloTDC">
+  <w:style w:type="paragraph" w:styleId="TOC-opskrif">
     <w:name w:val="TOC Heading"/>
-    <w:basedOn w:val="Ttulo1"/>
-    <w:next w:val="Normal"/>
+    <w:basedOn w:val="Opskrif1"/>
+    <w:next w:val="Normaal"/>
     <w:uiPriority w:val="39"/>
     <w:semiHidden/>
     <w:unhideWhenUsed/>
@@ -4797,9 +3652,9 @@
       <w:outlineLvl w:val="9"/>
     </w:pPr>
   </w:style>
-  <w:style w:type="table" w:styleId="Tablaconcuadrcula">
+  <w:style w:type="table" w:styleId="Tabelrooster">
     <w:name w:val="Table Grid"/>
-    <w:basedOn w:val="Tablanormal"/>
+    <w:basedOn w:val="Standaardtabel"/>
     <w:uiPriority w:val="59"/>
     <w:rsid w:val="00FC693F"/>
     <w:pPr>
@@ -4816,9 +3671,9 @@
       </w:tblBorders>
     </w:tblPr>
   </w:style>
-  <w:style w:type="table" w:styleId="Sombreadoclaro">
+  <w:style w:type="table" w:styleId="LigteTinting">
     <w:name w:val="Light Shading"/>
-    <w:basedOn w:val="Tablanormal"/>
+    <w:basedOn w:val="Standaardtabel"/>
     <w:uiPriority w:val="60"/>
     <w:rsid w:val="00FC693F"/>
     <w:pPr>
@@ -4912,9 +3767,9 @@
       </w:tcPr>
     </w:tblStylePr>
   </w:style>
-  <w:style w:type="table" w:styleId="Sombreadoclaro-nfasis1">
+  <w:style w:type="table" w:styleId="LigteTinting-Aksent1">
     <w:name w:val="Light Shading Accent 1"/>
-    <w:basedOn w:val="Tablanormal"/>
+    <w:basedOn w:val="Standaardtabel"/>
     <w:uiPriority w:val="60"/>
     <w:rsid w:val="00FC693F"/>
     <w:pPr>
@@ -5008,9 +3863,9 @@
       </w:tcPr>
     </w:tblStylePr>
   </w:style>
-  <w:style w:type="table" w:styleId="Sombreadoclaro-nfasis2">
+  <w:style w:type="table" w:styleId="LigteTinting-Aksent2">
     <w:name w:val="Light Shading Accent 2"/>
-    <w:basedOn w:val="Tablanormal"/>
+    <w:basedOn w:val="Standaardtabel"/>
     <w:uiPriority w:val="60"/>
     <w:rsid w:val="00FC693F"/>
     <w:pPr>
@@ -5104,9 +3959,9 @@
       </w:tcPr>
     </w:tblStylePr>
   </w:style>
-  <w:style w:type="table" w:styleId="Sombreadoclaro-nfasis3">
+  <w:style w:type="table" w:styleId="LigteTinting-Aksent3">
     <w:name w:val="Light Shading Accent 3"/>
-    <w:basedOn w:val="Tablanormal"/>
+    <w:basedOn w:val="Standaardtabel"/>
     <w:uiPriority w:val="60"/>
     <w:rsid w:val="00FC693F"/>
     <w:pPr>
@@ -5200,9 +4055,9 @@
       </w:tcPr>
     </w:tblStylePr>
   </w:style>
-  <w:style w:type="table" w:styleId="Sombreadoclaro-nfasis4">
+  <w:style w:type="table" w:styleId="LigteTinting-Aksent4">
     <w:name w:val="Light Shading Accent 4"/>
-    <w:basedOn w:val="Tablanormal"/>
+    <w:basedOn w:val="Standaardtabel"/>
     <w:uiPriority w:val="60"/>
     <w:rsid w:val="00FC693F"/>
     <w:pPr>
@@ -5296,9 +4151,9 @@
       </w:tcPr>
     </w:tblStylePr>
   </w:style>
-  <w:style w:type="table" w:styleId="Sombreadoclaro-nfasis5">
+  <w:style w:type="table" w:styleId="LigteTinting-Aksent5">
     <w:name w:val="Light Shading Accent 5"/>
-    <w:basedOn w:val="Tablanormal"/>
+    <w:basedOn w:val="Standaardtabel"/>
     <w:uiPriority w:val="60"/>
     <w:rsid w:val="00FC693F"/>
     <w:pPr>
@@ -5392,9 +4247,9 @@
       </w:tcPr>
     </w:tblStylePr>
   </w:style>
-  <w:style w:type="table" w:styleId="Sombreadoclaro-nfasis6">
+  <w:style w:type="table" w:styleId="LigteTinting-Aksent6">
     <w:name w:val="Light Shading Accent 6"/>
-    <w:basedOn w:val="Tablanormal"/>
+    <w:basedOn w:val="Standaardtabel"/>
     <w:uiPriority w:val="60"/>
     <w:rsid w:val="00FC693F"/>
     <w:pPr>
@@ -5488,9 +4343,9 @@
       </w:tcPr>
     </w:tblStylePr>
   </w:style>
-  <w:style w:type="table" w:styleId="Listaclara">
+  <w:style w:type="table" w:styleId="LigteLys">
     <w:name w:val="Light List"/>
-    <w:basedOn w:val="Tablanormal"/>
+    <w:basedOn w:val="Standaardtabel"/>
     <w:uiPriority w:val="61"/>
     <w:rsid w:val="00FC693F"/>
     <w:pPr>
@@ -5573,9 +4428,9 @@
       </w:tcPr>
     </w:tblStylePr>
   </w:style>
-  <w:style w:type="table" w:styleId="Listaclara-nfasis1">
+  <w:style w:type="table" w:styleId="LigteLys-Aksent1">
     <w:name w:val="Light List Accent 1"/>
-    <w:basedOn w:val="Tablanormal"/>
+    <w:basedOn w:val="Standaardtabel"/>
     <w:uiPriority w:val="61"/>
     <w:rsid w:val="00FC693F"/>
     <w:pPr>
@@ -5658,9 +4513,9 @@
       </w:tcPr>
     </w:tblStylePr>
   </w:style>
-  <w:style w:type="table" w:styleId="Listaclara-nfasis2">
+  <w:style w:type="table" w:styleId="LigteLys-Aksent2">
     <w:name w:val="Light List Accent 2"/>
-    <w:basedOn w:val="Tablanormal"/>
+    <w:basedOn w:val="Standaardtabel"/>
     <w:uiPriority w:val="61"/>
     <w:rsid w:val="00CB0664"/>
     <w:pPr>
@@ -5743,9 +4598,9 @@
       </w:tcPr>
     </w:tblStylePr>
   </w:style>
-  <w:style w:type="table" w:styleId="Listaclara-nfasis3">
+  <w:style w:type="table" w:styleId="LigteLys-Aksent3">
     <w:name w:val="Light List Accent 3"/>
-    <w:basedOn w:val="Tablanormal"/>
+    <w:basedOn w:val="Standaardtabel"/>
     <w:uiPriority w:val="61"/>
     <w:rsid w:val="00CB0664"/>
     <w:pPr>
@@ -5828,9 +4683,9 @@
       </w:tcPr>
     </w:tblStylePr>
   </w:style>
-  <w:style w:type="table" w:styleId="Listaclara-nfasis4">
+  <w:style w:type="table" w:styleId="LigteLys-Aksent4">
     <w:name w:val="Light List Accent 4"/>
-    <w:basedOn w:val="Tablanormal"/>
+    <w:basedOn w:val="Standaardtabel"/>
     <w:uiPriority w:val="61"/>
     <w:rsid w:val="00CB0664"/>
     <w:pPr>
@@ -5913,9 +4768,9 @@
       </w:tcPr>
     </w:tblStylePr>
   </w:style>
-  <w:style w:type="table" w:styleId="Listaclara-nfasis5">
+  <w:style w:type="table" w:styleId="LigteLys-Aksent5">
     <w:name w:val="Light List Accent 5"/>
-    <w:basedOn w:val="Tablanormal"/>
+    <w:basedOn w:val="Standaardtabel"/>
     <w:uiPriority w:val="61"/>
     <w:rsid w:val="00CB0664"/>
     <w:pPr>
@@ -5998,9 +4853,9 @@
       </w:tcPr>
     </w:tblStylePr>
   </w:style>
-  <w:style w:type="table" w:styleId="Listaclara-nfasis6">
+  <w:style w:type="table" w:styleId="LigteLys-Aksent6">
     <w:name w:val="Light List Accent 6"/>
-    <w:basedOn w:val="Tablanormal"/>
+    <w:basedOn w:val="Standaardtabel"/>
     <w:uiPriority w:val="61"/>
     <w:rsid w:val="00CB0664"/>
     <w:pPr>
@@ -6083,9 +4938,9 @@
       </w:tcPr>
     </w:tblStylePr>
   </w:style>
-  <w:style w:type="table" w:styleId="Cuadrculaclara">
+  <w:style w:type="table" w:styleId="LigteRooster">
     <w:name w:val="Light Grid"/>
-    <w:basedOn w:val="Tablanormal"/>
+    <w:basedOn w:val="Standaardtabel"/>
     <w:uiPriority w:val="62"/>
     <w:rsid w:val="00CB0664"/>
     <w:pPr>
@@ -6206,9 +5061,9 @@
       </w:tcPr>
     </w:tblStylePr>
   </w:style>
-  <w:style w:type="table" w:styleId="Cuadrculaclara-nfasis1">
+  <w:style w:type="table" w:styleId="LigteRooster-Aksent1">
     <w:name w:val="Light Grid Accent 1"/>
-    <w:basedOn w:val="Tablanormal"/>
+    <w:basedOn w:val="Standaardtabel"/>
     <w:uiPriority w:val="62"/>
     <w:rsid w:val="00CB0664"/>
     <w:pPr>
@@ -6329,9 +5184,9 @@
       </w:tcPr>
     </w:tblStylePr>
   </w:style>
-  <w:style w:type="table" w:styleId="Cuadrculaclara-nfasis2">
+  <w:style w:type="table" w:styleId="LigteRooster-Aksent2">
     <w:name w:val="Light Grid Accent 2"/>
-    <w:basedOn w:val="Tablanormal"/>
+    <w:basedOn w:val="Standaardtabel"/>
     <w:uiPriority w:val="62"/>
     <w:rsid w:val="00CB0664"/>
     <w:pPr>
@@ -6452,9 +5307,9 @@
       </w:tcPr>
     </w:tblStylePr>
   </w:style>
-  <w:style w:type="table" w:styleId="Cuadrculaclara-nfasis3">
+  <w:style w:type="table" w:styleId="LigteRooster-Aksent3">
     <w:name w:val="Light Grid Accent 3"/>
-    <w:basedOn w:val="Tablanormal"/>
+    <w:basedOn w:val="Standaardtabel"/>
     <w:uiPriority w:val="62"/>
     <w:rsid w:val="00CB0664"/>
     <w:pPr>
@@ -6575,9 +5430,9 @@
       </w:tcPr>
     </w:tblStylePr>
   </w:style>
-  <w:style w:type="table" w:styleId="Cuadrculaclara-nfasis4">
+  <w:style w:type="table" w:styleId="LigteRooster-Aksent4">
     <w:name w:val="Light Grid Accent 4"/>
-    <w:basedOn w:val="Tablanormal"/>
+    <w:basedOn w:val="Standaardtabel"/>
     <w:uiPriority w:val="62"/>
     <w:rsid w:val="00CB0664"/>
     <w:pPr>
@@ -6698,9 +5553,9 @@
       </w:tcPr>
     </w:tblStylePr>
   </w:style>
-  <w:style w:type="table" w:styleId="Cuadrculaclara-nfasis5">
+  <w:style w:type="table" w:styleId="LigteRooster-Aksent5">
     <w:name w:val="Light Grid Accent 5"/>
-    <w:basedOn w:val="Tablanormal"/>
+    <w:basedOn w:val="Standaardtabel"/>
     <w:uiPriority w:val="62"/>
     <w:rsid w:val="00CB0664"/>
     <w:pPr>
@@ -6821,9 +5676,9 @@
       </w:tcPr>
     </w:tblStylePr>
   </w:style>
-  <w:style w:type="table" w:styleId="Cuadrculaclara-nfasis6">
+  <w:style w:type="table" w:styleId="LigteRooster-Aksent6">
     <w:name w:val="Light Grid Accent 6"/>
-    <w:basedOn w:val="Tablanormal"/>
+    <w:basedOn w:val="Standaardtabel"/>
     <w:uiPriority w:val="62"/>
     <w:rsid w:val="00CB0664"/>
     <w:pPr>
@@ -6944,9 +5799,9 @@
       </w:tcPr>
     </w:tblStylePr>
   </w:style>
-  <w:style w:type="table" w:styleId="Sombreadomedio1">
+  <w:style w:type="table" w:styleId="Mediumtinting1">
     <w:name w:val="Medium Shading 1"/>
-    <w:basedOn w:val="Tablanormal"/>
+    <w:basedOn w:val="Standaardtabel"/>
     <w:uiPriority w:val="63"/>
     <w:rsid w:val="00CB0664"/>
     <w:pPr>
@@ -7043,9 +5898,9 @@
       </w:tcPr>
     </w:tblStylePr>
   </w:style>
-  <w:style w:type="table" w:styleId="Sombreadomedio1-nfasis1">
+  <w:style w:type="table" w:styleId="Mediumtinting1-Aksent1">
     <w:name w:val="Medium Shading 1 Accent 1"/>
-    <w:basedOn w:val="Tablanormal"/>
+    <w:basedOn w:val="Standaardtabel"/>
     <w:uiPriority w:val="63"/>
     <w:rsid w:val="00CB0664"/>
     <w:pPr>
@@ -7142,9 +5997,9 @@
       </w:tcPr>
     </w:tblStylePr>
   </w:style>
-  <w:style w:type="table" w:styleId="Sombreadomedio1-nfasis2">
+  <w:style w:type="table" w:styleId="Mediumtinting1-Aksent2">
     <w:name w:val="Medium Shading 1 Accent 2"/>
-    <w:basedOn w:val="Tablanormal"/>
+    <w:basedOn w:val="Standaardtabel"/>
     <w:uiPriority w:val="63"/>
     <w:rsid w:val="00CB0664"/>
     <w:pPr>
@@ -7241,9 +6096,9 @@
       </w:tcPr>
     </w:tblStylePr>
   </w:style>
-  <w:style w:type="table" w:styleId="Sombreadomedio1-nfasis3">
+  <w:style w:type="table" w:styleId="Mediumtinting1-Aksent3">
     <w:name w:val="Medium Shading 1 Accent 3"/>
-    <w:basedOn w:val="Tablanormal"/>
+    <w:basedOn w:val="Standaardtabel"/>
     <w:uiPriority w:val="63"/>
     <w:rsid w:val="00CB0664"/>
     <w:pPr>
@@ -7340,9 +6195,9 @@
       </w:tcPr>
     </w:tblStylePr>
   </w:style>
-  <w:style w:type="table" w:styleId="Sombreadomedio1-nfasis4">
+  <w:style w:type="table" w:styleId="Mediumtinting1-Aksent4">
     <w:name w:val="Medium Shading 1 Accent 4"/>
-    <w:basedOn w:val="Tablanormal"/>
+    <w:basedOn w:val="Standaardtabel"/>
     <w:uiPriority w:val="63"/>
     <w:rsid w:val="00CB0664"/>
     <w:pPr>
@@ -7439,9 +6294,9 @@
       </w:tcPr>
     </w:tblStylePr>
   </w:style>
-  <w:style w:type="table" w:styleId="Sombreadomedio1-nfasis5">
+  <w:style w:type="table" w:styleId="Mediumtinting1-Aksent5">
     <w:name w:val="Medium Shading 1 Accent 5"/>
-    <w:basedOn w:val="Tablanormal"/>
+    <w:basedOn w:val="Standaardtabel"/>
     <w:uiPriority w:val="63"/>
     <w:rsid w:val="00CB0664"/>
     <w:pPr>
@@ -7538,9 +6393,9 @@
       </w:tcPr>
     </w:tblStylePr>
   </w:style>
-  <w:style w:type="table" w:styleId="Sombreadomedio1-nfasis6">
+  <w:style w:type="table" w:styleId="Mediumtinting1-Aksent6">
     <w:name w:val="Medium Shading 1 Accent 6"/>
-    <w:basedOn w:val="Tablanormal"/>
+    <w:basedOn w:val="Standaardtabel"/>
     <w:uiPriority w:val="63"/>
     <w:rsid w:val="00CB0664"/>
     <w:pPr>
@@ -7637,9 +6492,9 @@
       </w:tcPr>
     </w:tblStylePr>
   </w:style>
-  <w:style w:type="table" w:styleId="Sombreadomedio2">
+  <w:style w:type="table" w:styleId="Mediumtinting2">
     <w:name w:val="Medium Shading 2"/>
-    <w:basedOn w:val="Tablanormal"/>
+    <w:basedOn w:val="Standaardtabel"/>
     <w:uiPriority w:val="64"/>
     <w:rsid w:val="00CB0664"/>
     <w:pPr>
@@ -7779,9 +6634,9 @@
       </w:tcPr>
     </w:tblStylePr>
   </w:style>
-  <w:style w:type="table" w:styleId="Sombreadomedio2-nfasis1">
+  <w:style w:type="table" w:styleId="Mediumtinting2-Aksent1">
     <w:name w:val="Medium Shading 2 Accent 1"/>
-    <w:basedOn w:val="Tablanormal"/>
+    <w:basedOn w:val="Standaardtabel"/>
     <w:uiPriority w:val="64"/>
     <w:rsid w:val="00CB0664"/>
     <w:pPr>
@@ -7921,9 +6776,9 @@
       </w:tcPr>
     </w:tblStylePr>
   </w:style>
-  <w:style w:type="table" w:styleId="Sombreadomedio2-nfasis2">
+  <w:style w:type="table" w:styleId="Mediumtinting2-Aksent2">
     <w:name w:val="Medium Shading 2 Accent 2"/>
-    <w:basedOn w:val="Tablanormal"/>
+    <w:basedOn w:val="Standaardtabel"/>
     <w:uiPriority w:val="64"/>
     <w:rsid w:val="00CB0664"/>
     <w:pPr>
@@ -8063,9 +6918,9 @@
       </w:tcPr>
     </w:tblStylePr>
   </w:style>
-  <w:style w:type="table" w:styleId="Sombreadomedio2-nfasis3">
+  <w:style w:type="table" w:styleId="Mediumtinting2-Aksent3">
     <w:name w:val="Medium Shading 2 Accent 3"/>
-    <w:basedOn w:val="Tablanormal"/>
+    <w:basedOn w:val="Standaardtabel"/>
     <w:uiPriority w:val="64"/>
     <w:rsid w:val="00CB0664"/>
     <w:pPr>
@@ -8205,9 +7060,9 @@
       </w:tcPr>
     </w:tblStylePr>
   </w:style>
-  <w:style w:type="table" w:styleId="Sombreadomedio2-nfasis4">
+  <w:style w:type="table" w:styleId="Mediumtinting2-Aksent4">
     <w:name w:val="Medium Shading 2 Accent 4"/>
-    <w:basedOn w:val="Tablanormal"/>
+    <w:basedOn w:val="Standaardtabel"/>
     <w:uiPriority w:val="64"/>
     <w:rsid w:val="00CB0664"/>
     <w:pPr>
@@ -8347,9 +7202,9 @@
       </w:tcPr>
     </w:tblStylePr>
   </w:style>
-  <w:style w:type="table" w:styleId="Sombreadomedio2-nfasis5">
+  <w:style w:type="table" w:styleId="Mediumtinting2-Aksent5">
     <w:name w:val="Medium Shading 2 Accent 5"/>
-    <w:basedOn w:val="Tablanormal"/>
+    <w:basedOn w:val="Standaardtabel"/>
     <w:uiPriority w:val="64"/>
     <w:rsid w:val="00CB0664"/>
     <w:pPr>
@@ -8489,9 +7344,9 @@
       </w:tcPr>
     </w:tblStylePr>
   </w:style>
-  <w:style w:type="table" w:styleId="Sombreadomedio2-nfasis6">
+  <w:style w:type="table" w:styleId="Mediumtinting2-Aksent6">
     <w:name w:val="Medium Shading 2 Accent 6"/>
-    <w:basedOn w:val="Tablanormal"/>
+    <w:basedOn w:val="Standaardtabel"/>
     <w:uiPriority w:val="64"/>
     <w:rsid w:val="00CB0664"/>
     <w:pPr>
@@ -8631,9 +7486,9 @@
       </w:tcPr>
     </w:tblStylePr>
   </w:style>
-  <w:style w:type="table" w:styleId="Listamedia1">
+  <w:style w:type="table" w:styleId="Mediumlys1">
     <w:name w:val="Medium List 1"/>
-    <w:basedOn w:val="Tablanormal"/>
+    <w:basedOn w:val="Standaardtabel"/>
     <w:uiPriority w:val="65"/>
     <w:rsid w:val="00CB0664"/>
     <w:pPr>
@@ -8708,9 +7563,9 @@
       </w:tcPr>
     </w:tblStylePr>
   </w:style>
-  <w:style w:type="table" w:styleId="Listamedia1-nfasis1">
+  <w:style w:type="table" w:styleId="Mediumlys1-Aksent1">
     <w:name w:val="Medium List 1 Accent 1"/>
-    <w:basedOn w:val="Tablanormal"/>
+    <w:basedOn w:val="Standaardtabel"/>
     <w:uiPriority w:val="65"/>
     <w:rsid w:val="00CB0664"/>
     <w:pPr>
@@ -8785,9 +7640,9 @@
       </w:tcPr>
     </w:tblStylePr>
   </w:style>
-  <w:style w:type="table" w:styleId="Listamedia1-nfasis2">
+  <w:style w:type="table" w:styleId="Mediumlys1-Aksent2">
     <w:name w:val="Medium List 1 Accent 2"/>
-    <w:basedOn w:val="Tablanormal"/>
+    <w:basedOn w:val="Standaardtabel"/>
     <w:uiPriority w:val="65"/>
     <w:rsid w:val="00CB0664"/>
     <w:pPr>
@@ -8862,9 +7717,9 @@
       </w:tcPr>
     </w:tblStylePr>
   </w:style>
-  <w:style w:type="table" w:styleId="Listamedia1-nfasis3">
+  <w:style w:type="table" w:styleId="Mediumlys1-Aksent3">
     <w:name w:val="Medium List 1 Accent 3"/>
-    <w:basedOn w:val="Tablanormal"/>
+    <w:basedOn w:val="Standaardtabel"/>
     <w:uiPriority w:val="65"/>
     <w:rsid w:val="00CB0664"/>
     <w:pPr>
@@ -8939,9 +7794,9 @@
       </w:tcPr>
     </w:tblStylePr>
   </w:style>
-  <w:style w:type="table" w:styleId="Listamedia1-nfasis4">
+  <w:style w:type="table" w:styleId="Mediumlys1-Aksent4">
     <w:name w:val="Medium List 1 Accent 4"/>
-    <w:basedOn w:val="Tablanormal"/>
+    <w:basedOn w:val="Standaardtabel"/>
     <w:uiPriority w:val="65"/>
     <w:rsid w:val="00CB0664"/>
     <w:pPr>
@@ -9016,9 +7871,9 @@
       </w:tcPr>
     </w:tblStylePr>
   </w:style>
-  <w:style w:type="table" w:styleId="Listamedia1-nfasis5">
+  <w:style w:type="table" w:styleId="Mediumlys1-Aksent5">
     <w:name w:val="Medium List 1 Accent 5"/>
-    <w:basedOn w:val="Tablanormal"/>
+    <w:basedOn w:val="Standaardtabel"/>
     <w:uiPriority w:val="65"/>
     <w:rsid w:val="00CB0664"/>
     <w:pPr>
@@ -9093,9 +7948,9 @@
       </w:tcPr>
     </w:tblStylePr>
   </w:style>
-  <w:style w:type="table" w:styleId="Listamedia1-nfasis6">
+  <w:style w:type="table" w:styleId="Mediumlys1-Aksent6">
     <w:name w:val="Medium List 1 Accent 6"/>
-    <w:basedOn w:val="Tablanormal"/>
+    <w:basedOn w:val="Standaardtabel"/>
     <w:uiPriority w:val="65"/>
     <w:rsid w:val="00CB0664"/>
     <w:pPr>
@@ -9170,9 +8025,9 @@
       </w:tcPr>
     </w:tblStylePr>
   </w:style>
-  <w:style w:type="table" w:styleId="Listamedia2">
+  <w:style w:type="table" w:styleId="Mediumlys2">
     <w:name w:val="Medium List 2"/>
-    <w:basedOn w:val="Tablanormal"/>
+    <w:basedOn w:val="Standaardtabel"/>
     <w:uiPriority w:val="66"/>
     <w:rsid w:val="00CB0664"/>
     <w:pPr>
@@ -9291,9 +8146,9 @@
       </w:tcPr>
     </w:tblStylePr>
   </w:style>
-  <w:style w:type="table" w:styleId="Listamedia2-nfasis1">
+  <w:style w:type="table" w:styleId="Mediumlys2-Aksent1">
     <w:name w:val="Medium List 2 Accent 1"/>
-    <w:basedOn w:val="Tablanormal"/>
+    <w:basedOn w:val="Standaardtabel"/>
     <w:uiPriority w:val="66"/>
     <w:rsid w:val="00CB0664"/>
     <w:pPr>
@@ -9412,9 +8267,9 @@
       </w:tcPr>
     </w:tblStylePr>
   </w:style>
-  <w:style w:type="table" w:styleId="Listamedia2-nfasis2">
+  <w:style w:type="table" w:styleId="Mediumlys2-Aksent2">
     <w:name w:val="Medium List 2 Accent 2"/>
-    <w:basedOn w:val="Tablanormal"/>
+    <w:basedOn w:val="Standaardtabel"/>
     <w:uiPriority w:val="66"/>
     <w:rsid w:val="00CB0664"/>
     <w:pPr>
@@ -9533,9 +8388,9 @@
       </w:tcPr>
     </w:tblStylePr>
   </w:style>
-  <w:style w:type="table" w:styleId="Listamedia2-nfasis3">
+  <w:style w:type="table" w:styleId="Mediumlys2-Aksent3">
     <w:name w:val="Medium List 2 Accent 3"/>
-    <w:basedOn w:val="Tablanormal"/>
+    <w:basedOn w:val="Standaardtabel"/>
     <w:uiPriority w:val="66"/>
     <w:rsid w:val="00CB0664"/>
     <w:pPr>
@@ -9654,9 +8509,9 @@
       </w:tcPr>
     </w:tblStylePr>
   </w:style>
-  <w:style w:type="table" w:styleId="Listamedia2-nfasis4">
+  <w:style w:type="table" w:styleId="Mediumlys2-Aksent4">
     <w:name w:val="Medium List 2 Accent 4"/>
-    <w:basedOn w:val="Tablanormal"/>
+    <w:basedOn w:val="Standaardtabel"/>
     <w:uiPriority w:val="66"/>
     <w:rsid w:val="00CB0664"/>
     <w:pPr>
@@ -9775,9 +8630,9 @@
       </w:tcPr>
     </w:tblStylePr>
   </w:style>
-  <w:style w:type="table" w:styleId="Listamedia2-nfasis5">
+  <w:style w:type="table" w:styleId="Mediumlys2-Aksent5">
     <w:name w:val="Medium List 2 Accent 5"/>
-    <w:basedOn w:val="Tablanormal"/>
+    <w:basedOn w:val="Standaardtabel"/>
     <w:uiPriority w:val="66"/>
     <w:rsid w:val="00CB0664"/>
     <w:pPr>
@@ -9896,9 +8751,9 @@
       </w:tcPr>
     </w:tblStylePr>
   </w:style>
-  <w:style w:type="table" w:styleId="Listamedia2-nfasis6">
+  <w:style w:type="table" w:styleId="Mediumlys2-Aksent6">
     <w:name w:val="Medium List 2 Accent 6"/>
-    <w:basedOn w:val="Tablanormal"/>
+    <w:basedOn w:val="Standaardtabel"/>
     <w:uiPriority w:val="66"/>
     <w:rsid w:val="00CB0664"/>
     <w:pPr>
@@ -10017,9 +8872,9 @@
       </w:tcPr>
     </w:tblStylePr>
   </w:style>
-  <w:style w:type="table" w:styleId="Cuadrculamedia1">
+  <w:style w:type="table" w:styleId="Mediumrooster1">
     <w:name w:val="Medium Grid 1"/>
-    <w:basedOn w:val="Tablanormal"/>
+    <w:basedOn w:val="Standaardtabel"/>
     <w:uiPriority w:val="67"/>
     <w:rsid w:val="00CB0664"/>
     <w:pPr>
@@ -10083,9 +8938,9 @@
       </w:tcPr>
     </w:tblStylePr>
   </w:style>
-  <w:style w:type="table" w:styleId="Cuadrculamedia1-nfasis1">
+  <w:style w:type="table" w:styleId="Mediumrooster1-Aksent1">
     <w:name w:val="Medium Grid 1 Accent 1"/>
-    <w:basedOn w:val="Tablanormal"/>
+    <w:basedOn w:val="Standaardtabel"/>
     <w:uiPriority w:val="67"/>
     <w:rsid w:val="00CB0664"/>
     <w:pPr>
@@ -10149,9 +9004,9 @@
       </w:tcPr>
     </w:tblStylePr>
   </w:style>
-  <w:style w:type="table" w:styleId="Cuadrculamedia1-nfasis2">
+  <w:style w:type="table" w:styleId="Mediumrooster1-Aksent2">
     <w:name w:val="Medium Grid 1 Accent 2"/>
-    <w:basedOn w:val="Tablanormal"/>
+    <w:basedOn w:val="Standaardtabel"/>
     <w:uiPriority w:val="67"/>
     <w:rsid w:val="00CB0664"/>
     <w:pPr>
@@ -10215,9 +9070,9 @@
       </w:tcPr>
     </w:tblStylePr>
   </w:style>
-  <w:style w:type="table" w:styleId="Cuadrculamedia1-nfasis3">
+  <w:style w:type="table" w:styleId="Mediumrooster1-Aksent3">
     <w:name w:val="Medium Grid 1 Accent 3"/>
-    <w:basedOn w:val="Tablanormal"/>
+    <w:basedOn w:val="Standaardtabel"/>
     <w:uiPriority w:val="67"/>
     <w:rsid w:val="00CB0664"/>
     <w:pPr>
@@ -10281,9 +9136,9 @@
       </w:tcPr>
     </w:tblStylePr>
   </w:style>
-  <w:style w:type="table" w:styleId="Cuadrculamedia1-nfasis4">
+  <w:style w:type="table" w:styleId="Mediumrooster1-Aksent4">
     <w:name w:val="Medium Grid 1 Accent 4"/>
-    <w:basedOn w:val="Tablanormal"/>
+    <w:basedOn w:val="Standaardtabel"/>
     <w:uiPriority w:val="67"/>
     <w:rsid w:val="00CB0664"/>
     <w:pPr>
@@ -10347,9 +9202,9 @@
       </w:tcPr>
     </w:tblStylePr>
   </w:style>
-  <w:style w:type="table" w:styleId="Cuadrculamedia1-nfasis5">
+  <w:style w:type="table" w:styleId="Mediumrooster1-Aksent5">
     <w:name w:val="Medium Grid 1 Accent 5"/>
-    <w:basedOn w:val="Tablanormal"/>
+    <w:basedOn w:val="Standaardtabel"/>
     <w:uiPriority w:val="67"/>
     <w:rsid w:val="00CB0664"/>
     <w:pPr>
@@ -10413,9 +9268,9 @@
       </w:tcPr>
     </w:tblStylePr>
   </w:style>
-  <w:style w:type="table" w:styleId="Cuadrculamedia1-nfasis6">
+  <w:style w:type="table" w:styleId="Mediumrooster1-Aksent6">
     <w:name w:val="Medium Grid 1 Accent 6"/>
-    <w:basedOn w:val="Tablanormal"/>
+    <w:basedOn w:val="Standaardtabel"/>
     <w:uiPriority w:val="67"/>
     <w:rsid w:val="00CB0664"/>
     <w:pPr>
@@ -10479,9 +9334,9 @@
       </w:tcPr>
     </w:tblStylePr>
   </w:style>
-  <w:style w:type="table" w:styleId="Cuadrculamedia2">
+  <w:style w:type="table" w:styleId="Mediumrooster2">
     <w:name w:val="Medium Grid 2"/>
-    <w:basedOn w:val="Tablanormal"/>
+    <w:basedOn w:val="Standaardtabel"/>
     <w:uiPriority w:val="68"/>
     <w:rsid w:val="00CB0664"/>
     <w:pPr>
@@ -10597,9 +9452,9 @@
       </w:tcPr>
     </w:tblStylePr>
   </w:style>
-  <w:style w:type="table" w:styleId="Cuadrculamedia2-nfasis1">
+  <w:style w:type="table" w:styleId="Mediumrooster2-Aksent1">
     <w:name w:val="Medium Grid 2 Accent 1"/>
-    <w:basedOn w:val="Tablanormal"/>
+    <w:basedOn w:val="Standaardtabel"/>
     <w:uiPriority w:val="68"/>
     <w:rsid w:val="00CB0664"/>
     <w:pPr>
@@ -10715,9 +9570,9 @@
       </w:tcPr>
     </w:tblStylePr>
   </w:style>
-  <w:style w:type="table" w:styleId="Cuadrculamedia2-nfasis2">
+  <w:style w:type="table" w:styleId="Mediumrooster2-Aksent2">
     <w:name w:val="Medium Grid 2 Accent 2"/>
-    <w:basedOn w:val="Tablanormal"/>
+    <w:basedOn w:val="Standaardtabel"/>
     <w:uiPriority w:val="68"/>
     <w:rsid w:val="00CB0664"/>
     <w:pPr>
@@ -10833,9 +9688,9 @@
       </w:tcPr>
     </w:tblStylePr>
   </w:style>
-  <w:style w:type="table" w:styleId="Cuadrculamedia2-nfasis3">
+  <w:style w:type="table" w:styleId="Mediumrooster2-Aksent3">
     <w:name w:val="Medium Grid 2 Accent 3"/>
-    <w:basedOn w:val="Tablanormal"/>
+    <w:basedOn w:val="Standaardtabel"/>
     <w:uiPriority w:val="68"/>
     <w:rsid w:val="00CB0664"/>
     <w:pPr>
@@ -10951,9 +9806,9 @@
       </w:tcPr>
     </w:tblStylePr>
   </w:style>
-  <w:style w:type="table" w:styleId="Cuadrculamedia2-nfasis4">
+  <w:style w:type="table" w:styleId="Mediumrooster2-Aksent4">
     <w:name w:val="Medium Grid 2 Accent 4"/>
-    <w:basedOn w:val="Tablanormal"/>
+    <w:basedOn w:val="Standaardtabel"/>
     <w:uiPriority w:val="68"/>
     <w:rsid w:val="00CB0664"/>
     <w:pPr>
@@ -11069,9 +9924,9 @@
       </w:tcPr>
     </w:tblStylePr>
   </w:style>
-  <w:style w:type="table" w:styleId="Cuadrculamedia2-nfasis5">
+  <w:style w:type="table" w:styleId="Mediumrooster2-Aksent5">
     <w:name w:val="Medium Grid 2 Accent 5"/>
-    <w:basedOn w:val="Tablanormal"/>
+    <w:basedOn w:val="Standaardtabel"/>
     <w:uiPriority w:val="68"/>
     <w:rsid w:val="00CB0664"/>
     <w:pPr>
@@ -11187,9 +10042,9 @@
       </w:tcPr>
     </w:tblStylePr>
   </w:style>
-  <w:style w:type="table" w:styleId="Cuadrculamedia2-nfasis6">
+  <w:style w:type="table" w:styleId="Mediumrooster2-Aksent6">
     <w:name w:val="Medium Grid 2 Accent 6"/>
-    <w:basedOn w:val="Tablanormal"/>
+    <w:basedOn w:val="Standaardtabel"/>
     <w:uiPriority w:val="68"/>
     <w:rsid w:val="00CB0664"/>
     <w:pPr>
@@ -11305,9 +10160,9 @@
       </w:tcPr>
     </w:tblStylePr>
   </w:style>
-  <w:style w:type="table" w:styleId="Cuadrculamedia3">
+  <w:style w:type="table" w:styleId="Mediumrooster3">
     <w:name w:val="Medium Grid 3"/>
-    <w:basedOn w:val="Tablanormal"/>
+    <w:basedOn w:val="Standaardtabel"/>
     <w:uiPriority w:val="69"/>
     <w:rsid w:val="00CB0664"/>
     <w:pPr>
@@ -11439,9 +10294,9 @@
       </w:tcPr>
     </w:tblStylePr>
   </w:style>
-  <w:style w:type="table" w:styleId="Cuadrculamedia3-nfasis1">
+  <w:style w:type="table" w:styleId="Mediumrooster3-Aksent1">
     <w:name w:val="Medium Grid 3 Accent 1"/>
-    <w:basedOn w:val="Tablanormal"/>
+    <w:basedOn w:val="Standaardtabel"/>
     <w:uiPriority w:val="69"/>
     <w:rsid w:val="00CB0664"/>
     <w:pPr>
@@ -11573,9 +10428,9 @@
       </w:tcPr>
     </w:tblStylePr>
   </w:style>
-  <w:style w:type="table" w:styleId="Cuadrculamedia3-nfasis2">
+  <w:style w:type="table" w:styleId="Mediumrooster3-Aksent2">
     <w:name w:val="Medium Grid 3 Accent 2"/>
-    <w:basedOn w:val="Tablanormal"/>
+    <w:basedOn w:val="Standaardtabel"/>
     <w:uiPriority w:val="69"/>
     <w:rsid w:val="00CB0664"/>
     <w:pPr>
@@ -11707,9 +10562,9 @@
       </w:tcPr>
     </w:tblStylePr>
   </w:style>
-  <w:style w:type="table" w:styleId="Cuadrculamedia3-nfasis3">
+  <w:style w:type="table" w:styleId="Mediumrooster3-Aksent3">
     <w:name w:val="Medium Grid 3 Accent 3"/>
-    <w:basedOn w:val="Tablanormal"/>
+    <w:basedOn w:val="Standaardtabel"/>
     <w:uiPriority w:val="69"/>
     <w:rsid w:val="00CB0664"/>
     <w:pPr>
@@ -11841,9 +10696,9 @@
       </w:tcPr>
     </w:tblStylePr>
   </w:style>
-  <w:style w:type="table" w:styleId="Cuadrculamedia3-nfasis4">
+  <w:style w:type="table" w:styleId="Mediumrooster3-Aksent4">
     <w:name w:val="Medium Grid 3 Accent 4"/>
-    <w:basedOn w:val="Tablanormal"/>
+    <w:basedOn w:val="Standaardtabel"/>
     <w:uiPriority w:val="69"/>
     <w:rsid w:val="00CB0664"/>
     <w:pPr>
@@ -11975,9 +10830,9 @@
       </w:tcPr>
     </w:tblStylePr>
   </w:style>
-  <w:style w:type="table" w:styleId="Cuadrculamedia3-nfasis5">
+  <w:style w:type="table" w:styleId="Mediumrooster3-Aksent5">
     <w:name w:val="Medium Grid 3 Accent 5"/>
-    <w:basedOn w:val="Tablanormal"/>
+    <w:basedOn w:val="Standaardtabel"/>
     <w:uiPriority w:val="69"/>
     <w:rsid w:val="00CB0664"/>
     <w:pPr>
@@ -12109,9 +10964,9 @@
       </w:tcPr>
     </w:tblStylePr>
   </w:style>
-  <w:style w:type="table" w:styleId="Cuadrculamedia3-nfasis6">
+  <w:style w:type="table" w:styleId="Mediumrooster3-Aksent6">
     <w:name w:val="Medium Grid 3 Accent 6"/>
-    <w:basedOn w:val="Tablanormal"/>
+    <w:basedOn w:val="Standaardtabel"/>
     <w:uiPriority w:val="69"/>
     <w:rsid w:val="00CB0664"/>
     <w:pPr>
@@ -12243,9 +11098,9 @@
       </w:tcPr>
     </w:tblStylePr>
   </w:style>
-  <w:style w:type="table" w:styleId="Listaoscura">
+  <w:style w:type="table" w:styleId="DonkerLys">
     <w:name w:val="Dark List"/>
-    <w:basedOn w:val="Tablanormal"/>
+    <w:basedOn w:val="Standaardtabel"/>
     <w:uiPriority w:val="70"/>
     <w:rsid w:val="00CB0664"/>
     <w:pPr>
@@ -12350,9 +11205,9 @@
       </w:tcPr>
     </w:tblStylePr>
   </w:style>
-  <w:style w:type="table" w:styleId="Listaoscura-nfasis1">
+  <w:style w:type="table" w:styleId="DonkerLys-Aksent1">
     <w:name w:val="Dark List Accent 1"/>
-    <w:basedOn w:val="Tablanormal"/>
+    <w:basedOn w:val="Standaardtabel"/>
     <w:uiPriority w:val="70"/>
     <w:rsid w:val="00CB0664"/>
     <w:pPr>
@@ -12457,9 +11312,9 @@
       </w:tcPr>
     </w:tblStylePr>
   </w:style>
-  <w:style w:type="table" w:styleId="Listaoscura-nfasis2">
+  <w:style w:type="table" w:styleId="DonkerLys-Aksent2">
     <w:name w:val="Dark List Accent 2"/>
-    <w:basedOn w:val="Tablanormal"/>
+    <w:basedOn w:val="Standaardtabel"/>
     <w:uiPriority w:val="70"/>
     <w:rsid w:val="00CB0664"/>
     <w:pPr>
@@ -12564,9 +11419,9 @@
       </w:tcPr>
     </w:tblStylePr>
   </w:style>
-  <w:style w:type="table" w:styleId="Listaoscura-nfasis3">
+  <w:style w:type="table" w:styleId="DonkerLys-Aksent3">
     <w:name w:val="Dark List Accent 3"/>
-    <w:basedOn w:val="Tablanormal"/>
+    <w:basedOn w:val="Standaardtabel"/>
     <w:uiPriority w:val="70"/>
     <w:rsid w:val="00CB0664"/>
     <w:pPr>
@@ -12671,9 +11526,9 @@
       </w:tcPr>
     </w:tblStylePr>
   </w:style>
-  <w:style w:type="table" w:styleId="Listaoscura-nfasis4">
+  <w:style w:type="table" w:styleId="DonkerLys-Aksent4">
     <w:name w:val="Dark List Accent 4"/>
-    <w:basedOn w:val="Tablanormal"/>
+    <w:basedOn w:val="Standaardtabel"/>
     <w:uiPriority w:val="70"/>
     <w:rsid w:val="00CB0664"/>
     <w:pPr>
@@ -12778,9 +11633,9 @@
       </w:tcPr>
     </w:tblStylePr>
   </w:style>
-  <w:style w:type="table" w:styleId="Listaoscura-nfasis5">
+  <w:style w:type="table" w:styleId="DonkerLys-Aksent5">
     <w:name w:val="Dark List Accent 5"/>
-    <w:basedOn w:val="Tablanormal"/>
+    <w:basedOn w:val="Standaardtabel"/>
     <w:uiPriority w:val="70"/>
     <w:rsid w:val="00CB0664"/>
     <w:pPr>
@@ -12885,9 +11740,9 @@
       </w:tcPr>
     </w:tblStylePr>
   </w:style>
-  <w:style w:type="table" w:styleId="Listaoscura-nfasis6">
+  <w:style w:type="table" w:styleId="DonkerLys-Aksent6">
     <w:name w:val="Dark List Accent 6"/>
-    <w:basedOn w:val="Tablanormal"/>
+    <w:basedOn w:val="Standaardtabel"/>
     <w:uiPriority w:val="70"/>
     <w:rsid w:val="00CB0664"/>
     <w:pPr>
@@ -12992,9 +11847,9 @@
       </w:tcPr>
     </w:tblStylePr>
   </w:style>
-  <w:style w:type="table" w:styleId="Sombreadovistoso">
+  <w:style w:type="table" w:styleId="KleurvolleTinting">
     <w:name w:val="Colorful Shading"/>
-    <w:basedOn w:val="Tablanormal"/>
+    <w:basedOn w:val="Standaardtabel"/>
     <w:uiPriority w:val="71"/>
     <w:rsid w:val="00CB0664"/>
     <w:pPr>
@@ -13107,9 +11962,9 @@
       </w:rPr>
     </w:tblStylePr>
   </w:style>
-  <w:style w:type="table" w:styleId="Sombreadovistoso-nfasis1">
+  <w:style w:type="table" w:styleId="KleurvolleTinting-Aksent1">
     <w:name w:val="Colorful Shading Accent 1"/>
-    <w:basedOn w:val="Tablanormal"/>
+    <w:basedOn w:val="Standaardtabel"/>
     <w:uiPriority w:val="71"/>
     <w:rsid w:val="00CB0664"/>
     <w:pPr>
@@ -13222,9 +12077,9 @@
       </w:rPr>
     </w:tblStylePr>
   </w:style>
-  <w:style w:type="table" w:styleId="Sombreadovistoso-nfasis2">
+  <w:style w:type="table" w:styleId="KleurvolleTinting-Aksent2">
     <w:name w:val="Colorful Shading Accent 2"/>
-    <w:basedOn w:val="Tablanormal"/>
+    <w:basedOn w:val="Standaardtabel"/>
     <w:uiPriority w:val="71"/>
     <w:rsid w:val="00CB0664"/>
     <w:pPr>
@@ -13337,9 +12192,9 @@
       </w:rPr>
     </w:tblStylePr>
   </w:style>
-  <w:style w:type="table" w:styleId="Sombreadovistoso-nfasis3">
+  <w:style w:type="table" w:styleId="KleurvolleTinting-Aksent3">
     <w:name w:val="Colorful Shading Accent 3"/>
-    <w:basedOn w:val="Tablanormal"/>
+    <w:basedOn w:val="Standaardtabel"/>
     <w:uiPriority w:val="71"/>
     <w:rsid w:val="00CB0664"/>
     <w:pPr>
@@ -13442,9 +12297,9 @@
       </w:tcPr>
     </w:tblStylePr>
   </w:style>
-  <w:style w:type="table" w:styleId="Sombreadovistoso-nfasis4">
+  <w:style w:type="table" w:styleId="KleurvolleTinting-Aksent4">
     <w:name w:val="Colorful Shading Accent 4"/>
-    <w:basedOn w:val="Tablanormal"/>
+    <w:basedOn w:val="Standaardtabel"/>
     <w:uiPriority w:val="71"/>
     <w:rsid w:val="00CB0664"/>
     <w:pPr>
@@ -13557,9 +12412,9 @@
       </w:rPr>
     </w:tblStylePr>
   </w:style>
-  <w:style w:type="table" w:styleId="Sombreadovistoso-nfasis5">
+  <w:style w:type="table" w:styleId="KleurvolleTinting-Aksent5">
     <w:name w:val="Colorful Shading Accent 5"/>
-    <w:basedOn w:val="Tablanormal"/>
+    <w:basedOn w:val="Standaardtabel"/>
     <w:uiPriority w:val="71"/>
     <w:rsid w:val="00CB0664"/>
     <w:pPr>
@@ -13672,9 +12527,9 @@
       </w:rPr>
     </w:tblStylePr>
   </w:style>
-  <w:style w:type="table" w:styleId="Sombreadovistoso-nfasis6">
+  <w:style w:type="table" w:styleId="KleurvolleTinting-Aksent6">
     <w:name w:val="Colorful Shading Accent 6"/>
-    <w:basedOn w:val="Tablanormal"/>
+    <w:basedOn w:val="Standaardtabel"/>
     <w:uiPriority w:val="71"/>
     <w:rsid w:val="00CB0664"/>
     <w:pPr>
@@ -13787,9 +12642,9 @@
       </w:rPr>
     </w:tblStylePr>
   </w:style>
-  <w:style w:type="table" w:styleId="Listavistosa">
+  <w:style w:type="table" w:styleId="KleurvolleLys">
     <w:name w:val="Colorful List"/>
-    <w:basedOn w:val="Tablanormal"/>
+    <w:basedOn w:val="Standaardtabel"/>
     <w:uiPriority w:val="72"/>
     <w:rsid w:val="00CB0664"/>
     <w:pPr>
@@ -13866,9 +12721,9 @@
       </w:tcPr>
     </w:tblStylePr>
   </w:style>
-  <w:style w:type="table" w:styleId="Listavistosa-nfasis1">
+  <w:style w:type="table" w:styleId="KleurvolleLys-Aksent1">
     <w:name w:val="Colorful List Accent 1"/>
-    <w:basedOn w:val="Tablanormal"/>
+    <w:basedOn w:val="Standaardtabel"/>
     <w:uiPriority w:val="72"/>
     <w:rsid w:val="00CB0664"/>
     <w:pPr>
@@ -13945,9 +12800,9 @@
       </w:tcPr>
     </w:tblStylePr>
   </w:style>
-  <w:style w:type="table" w:styleId="Listavistosa-nfasis2">
+  <w:style w:type="table" w:styleId="KleurvolleLys-Aksent2">
     <w:name w:val="Colorful List Accent 2"/>
-    <w:basedOn w:val="Tablanormal"/>
+    <w:basedOn w:val="Standaardtabel"/>
     <w:uiPriority w:val="72"/>
     <w:rsid w:val="00CB0664"/>
     <w:pPr>
@@ -14024,9 +12879,9 @@
       </w:tcPr>
     </w:tblStylePr>
   </w:style>
-  <w:style w:type="table" w:styleId="Listavistosa-nfasis3">
+  <w:style w:type="table" w:styleId="KleurvolleLys-Aksent3">
     <w:name w:val="Colorful List Accent 3"/>
-    <w:basedOn w:val="Tablanormal"/>
+    <w:basedOn w:val="Standaardtabel"/>
     <w:uiPriority w:val="72"/>
     <w:rsid w:val="00CB0664"/>
     <w:pPr>
@@ -14103,9 +12958,9 @@
       </w:tcPr>
     </w:tblStylePr>
   </w:style>
-  <w:style w:type="table" w:styleId="Listavistosa-nfasis4">
+  <w:style w:type="table" w:styleId="KleurvolleLys-Aksent4">
     <w:name w:val="Colorful List Accent 4"/>
-    <w:basedOn w:val="Tablanormal"/>
+    <w:basedOn w:val="Standaardtabel"/>
     <w:uiPriority w:val="72"/>
     <w:rsid w:val="00CB0664"/>
     <w:pPr>
@@ -14182,9 +13037,9 @@
       </w:tcPr>
     </w:tblStylePr>
   </w:style>
-  <w:style w:type="table" w:styleId="Listavistosa-nfasis5">
+  <w:style w:type="table" w:styleId="KleurvolleLys-Aksent5">
     <w:name w:val="Colorful List Accent 5"/>
-    <w:basedOn w:val="Tablanormal"/>
+    <w:basedOn w:val="Standaardtabel"/>
     <w:uiPriority w:val="72"/>
     <w:rsid w:val="00CB0664"/>
     <w:pPr>
@@ -14261,9 +13116,9 @@
       </w:tcPr>
     </w:tblStylePr>
   </w:style>
-  <w:style w:type="table" w:styleId="Listavistosa-nfasis6">
+  <w:style w:type="table" w:styleId="KleurvolleLys-Aksent6">
     <w:name w:val="Colorful List Accent 6"/>
-    <w:basedOn w:val="Tablanormal"/>
+    <w:basedOn w:val="Standaardtabel"/>
     <w:uiPriority w:val="72"/>
     <w:rsid w:val="00CB0664"/>
     <w:pPr>
@@ -14340,9 +13195,9 @@
       </w:tcPr>
     </w:tblStylePr>
   </w:style>
-  <w:style w:type="table" w:styleId="Cuadrculavistosa">
+  <w:style w:type="table" w:styleId="KleurvolleRooster">
     <w:name w:val="Colorful Grid"/>
-    <w:basedOn w:val="Tablanormal"/>
+    <w:basedOn w:val="Standaardtabel"/>
     <w:uiPriority w:val="73"/>
     <w:rsid w:val="00CB0664"/>
     <w:pPr>
@@ -14413,9 +13268,9 @@
       </w:tcPr>
     </w:tblStylePr>
   </w:style>
-  <w:style w:type="table" w:styleId="Cuadrculavistosa-nfasis1">
+  <w:style w:type="table" w:styleId="KleurvolleRooster-Aksent1">
     <w:name w:val="Colorful Grid Accent 1"/>
-    <w:basedOn w:val="Tablanormal"/>
+    <w:basedOn w:val="Standaardtabel"/>
     <w:uiPriority w:val="73"/>
     <w:rsid w:val="00CB0664"/>
     <w:pPr>
@@ -14486,9 +13341,9 @@
       </w:tcPr>
     </w:tblStylePr>
   </w:style>
-  <w:style w:type="table" w:styleId="Cuadrculavistosa-nfasis2">
+  <w:style w:type="table" w:styleId="KleurvolleRooster-Aksent2">
     <w:name w:val="Colorful Grid Accent 2"/>
-    <w:basedOn w:val="Tablanormal"/>
+    <w:basedOn w:val="Standaardtabel"/>
     <w:uiPriority w:val="73"/>
     <w:rsid w:val="00CB0664"/>
     <w:pPr>
@@ -14559,9 +13414,9 @@
       </w:tcPr>
     </w:tblStylePr>
   </w:style>
-  <w:style w:type="table" w:styleId="Cuadrculavistosa-nfasis3">
+  <w:style w:type="table" w:styleId="KleurvolleRooster-Aksent3">
     <w:name w:val="Colorful Grid Accent 3"/>
-    <w:basedOn w:val="Tablanormal"/>
+    <w:basedOn w:val="Standaardtabel"/>
     <w:uiPriority w:val="73"/>
     <w:rsid w:val="00CB0664"/>
     <w:pPr>
@@ -14632,9 +13487,9 @@
       </w:tcPr>
     </w:tblStylePr>
   </w:style>
-  <w:style w:type="table" w:styleId="Cuadrculavistosa-nfasis4">
+  <w:style w:type="table" w:styleId="KleurvolleRooster-Aksent4">
     <w:name w:val="Colorful Grid Accent 4"/>
-    <w:basedOn w:val="Tablanormal"/>
+    <w:basedOn w:val="Standaardtabel"/>
     <w:uiPriority w:val="73"/>
     <w:rsid w:val="00CB0664"/>
     <w:pPr>
@@ -14705,9 +13560,9 @@
       </w:tcPr>
     </w:tblStylePr>
   </w:style>
-  <w:style w:type="table" w:styleId="Cuadrculavistosa-nfasis5">
+  <w:style w:type="table" w:styleId="KleurvolleRooster-Aksent5">
     <w:name w:val="Colorful Grid Accent 5"/>
-    <w:basedOn w:val="Tablanormal"/>
+    <w:basedOn w:val="Standaardtabel"/>
     <w:uiPriority w:val="73"/>
     <w:rsid w:val="00CB0664"/>
     <w:pPr>
@@ -14778,9 +13633,9 @@
       </w:tcPr>
     </w:tblStylePr>
   </w:style>
-  <w:style w:type="table" w:styleId="Cuadrculavistosa-nfasis6">
+  <w:style w:type="table" w:styleId="KleurvolleRooster-Aksent6">
     <w:name w:val="Colorful Grid Accent 6"/>
-    <w:basedOn w:val="Tablanormal"/>
+    <w:basedOn w:val="Standaardtabel"/>
     <w:uiPriority w:val="73"/>
     <w:rsid w:val="00CB0664"/>
     <w:pPr>
@@ -14851,9 +13706,9 @@
       </w:tcPr>
     </w:tblStylePr>
   </w:style>
-  <w:style w:type="character" w:styleId="Hipervnculo">
+  <w:style w:type="character" w:styleId="Hiperskakel">
     <w:name w:val="Hyperlink"/>
-    <w:basedOn w:val="Fuentedeprrafopredeter"/>
+    <w:basedOn w:val="Verstekparagraaffont"/>
     <w:uiPriority w:val="99"/>
     <w:unhideWhenUsed/>
     <w:rsid w:val="00AF5AAE"/>
@@ -14862,9 +13717,9 @@
       <w:u w:val="single"/>
     </w:rPr>
   </w:style>
-  <w:style w:type="character" w:styleId="Mencinsinresolver">
+  <w:style w:type="character" w:styleId="Onopgelostemelding">
     <w:name w:val="Unresolved Mention"/>
-    <w:basedOn w:val="Fuentedeprrafopredeter"/>
+    <w:basedOn w:val="Verstekparagraaffont"/>
     <w:uiPriority w:val="99"/>
     <w:semiHidden/>
     <w:unhideWhenUsed/>

--- a/public/JuarezMonroy Arturo CV2.docx
+++ b/public/JuarezMonroy Arturo CV2.docx
@@ -9,27 +9,28 @@
         <w:rPr>
           <w:b/>
           <w:color w:val="1B8A0C"/>
-          <w:sz w:val="28"/>
-          <w:szCs w:val="20"/>
+          <w:sz w:val="24"/>
+          <w:szCs w:val="18"/>
         </w:rPr>
       </w:pPr>
       <w:r>
         <w:rPr>
+          <w:noProof/>
           <w:color w:val="1B8A0C"/>
-          <w:sz w:val="16"/>
-          <w:szCs w:val="20"/>
+          <w:sz w:val="14"/>
+          <w:szCs w:val="18"/>
         </w:rPr>
         <w:drawing>
-          <wp:anchor distT="0" distB="0" distL="114300" distR="114300" simplePos="0" relativeHeight="251659776" behindDoc="0" locked="0" layoutInCell="1" allowOverlap="1" wp14:anchorId="03048CA8" wp14:editId="229DB811">
+          <wp:anchor distT="0" distB="0" distL="114300" distR="114300" simplePos="0" relativeHeight="251659264" behindDoc="0" locked="0" layoutInCell="1" allowOverlap="1" wp14:anchorId="03048CA8" wp14:editId="4CF3E74E">
             <wp:simplePos x="0" y="0"/>
             <wp:positionH relativeFrom="column">
-              <wp:posOffset>4235734</wp:posOffset>
+              <wp:posOffset>4114867</wp:posOffset>
             </wp:positionH>
             <wp:positionV relativeFrom="paragraph">
-              <wp:posOffset>-311987</wp:posOffset>
+              <wp:posOffset>-275122</wp:posOffset>
             </wp:positionV>
-            <wp:extent cx="724980" cy="878312"/>
-            <wp:effectExtent l="19050" t="19050" r="18415" b="17145"/>
+            <wp:extent cx="619125" cy="708009"/>
+            <wp:effectExtent l="19050" t="19050" r="9525" b="16510"/>
             <wp:wrapNone/>
             <wp:docPr id="804943961" name="Imagen 1"/>
             <wp:cNvGraphicFramePr>
@@ -61,7 +62,7 @@
                         </a:ext>
                       </a:extLst>
                     </a:blip>
-                    <a:srcRect t="17596" b="16319"/>
+                    <a:srcRect t="21300" b="16320"/>
                     <a:stretch>
                       <a:fillRect/>
                     </a:stretch>
@@ -69,7 +70,7 @@
                   <pic:spPr bwMode="auto">
                     <a:xfrm>
                       <a:off x="0" y="0"/>
-                      <a:ext cx="724980" cy="878312"/>
+                      <a:ext cx="619870" cy="708861"/>
                     </a:xfrm>
                     <a:prstGeom prst="ellipse">
                       <a:avLst/>
@@ -121,8 +122,8 @@
         <w:rPr>
           <w:b/>
           <w:color w:val="1B8A0C"/>
-          <w:sz w:val="28"/>
-          <w:szCs w:val="20"/>
+          <w:sz w:val="24"/>
+          <w:szCs w:val="18"/>
         </w:rPr>
         <w:t>Arturo Juárez Monroy</w:t>
       </w:r>
@@ -130,27 +131,11 @@
     <w:p>
       <w:pPr>
         <w:spacing w:after="0"/>
-        <w:jc w:val="center"/>
-        <w:rPr>
-          <w:b/>
-          <w:sz w:val="31"/>
-        </w:rPr>
       </w:pPr>
     </w:p>
     <w:p>
       <w:pPr>
         <w:spacing w:after="0"/>
-        <w:jc w:val="center"/>
-        <w:rPr>
-          <w:sz w:val="2"/>
-          <w:szCs w:val="2"/>
-        </w:rPr>
-      </w:pPr>
-    </w:p>
-    <w:p>
-      <w:pPr>
-        <w:spacing w:after="0"/>
-        <w:jc w:val="center"/>
       </w:pPr>
     </w:p>
     <w:p>
@@ -169,25 +154,7 @@
           <w:sz w:val="16"/>
           <w:szCs w:val="24"/>
         </w:rPr>
-        <w:t>Pachuca de Soto, Hidalgo, México | 773 680 2105 | juarezmonroyarturo574@gmail.com | linkedin.com/in/</w:t>
-      </w:r>
-      <w:proofErr w:type="spellStart"/>
-      <w:r>
-        <w:rPr>
-          <w:color w:val="4F4F4F"/>
-          <w:sz w:val="16"/>
-          <w:szCs w:val="24"/>
-        </w:rPr>
-        <w:t>arturojuarezmonroy</w:t>
-      </w:r>
-      <w:proofErr w:type="spellEnd"/>
-      <w:r>
-        <w:rPr>
-          <w:color w:val="4F4F4F"/>
-          <w:sz w:val="16"/>
-          <w:szCs w:val="24"/>
-        </w:rPr>
-        <w:t xml:space="preserve"> | github.com/ArturoJM0A1 | </w:t>
+        <w:t xml:space="preserve">Pachuca de Soto, Hidalgo, México | 773 680 2105 | juarezmonroyarturo574@gmail.com | linkedin.com/in/arturojuarezmonroy | github.com/ArturoJM0A1 | </w:t>
       </w:r>
     </w:p>
     <w:p>
@@ -207,7 +174,6 @@
         </w:rPr>
         <w:t xml:space="preserve">Sitio web: </w:t>
       </w:r>
-      <w:proofErr w:type="spellStart"/>
       <w:r>
         <w:rPr>
           <w:b/>
@@ -220,7 +186,6 @@
         </w:rPr>
         <w:t>arturojuarezmonroy.vercel.app</w:t>
       </w:r>
-      <w:proofErr w:type="spellEnd"/>
     </w:p>
     <w:p>
       <w:pPr>
@@ -242,63 +207,7 @@
     </w:p>
     <w:p>
       <w:r>
-        <w:t xml:space="preserve">Full Stack </w:t>
-      </w:r>
-      <w:proofErr w:type="spellStart"/>
-      <w:r>
-        <w:t>Developer</w:t>
-      </w:r>
-      <w:proofErr w:type="spellEnd"/>
-      <w:r>
-        <w:t xml:space="preserve"> con experiencia en desarrollo web, construcción de interfaces responsivas, componentes reutilizables y consumo de </w:t>
-      </w:r>
-      <w:proofErr w:type="spellStart"/>
-      <w:r>
-        <w:t>APIs</w:t>
-      </w:r>
-      <w:proofErr w:type="spellEnd"/>
-      <w:r>
-        <w:t xml:space="preserve"> REST. He desarrollado soluciones con JavaScript, </w:t>
-      </w:r>
-      <w:proofErr w:type="spellStart"/>
-      <w:r>
-        <w:t>TypeScript</w:t>
-      </w:r>
-      <w:proofErr w:type="spellEnd"/>
-      <w:r>
-        <w:t xml:space="preserve">, </w:t>
-      </w:r>
-      <w:proofErr w:type="spellStart"/>
-      <w:r>
-        <w:t>React</w:t>
-      </w:r>
-      <w:proofErr w:type="spellEnd"/>
-      <w:r>
-        <w:t xml:space="preserve">, Next.js, Angular, HTML, CSS, </w:t>
-      </w:r>
-      <w:proofErr w:type="spellStart"/>
-      <w:r>
-        <w:t>Tailwind</w:t>
-      </w:r>
-      <w:proofErr w:type="spellEnd"/>
-      <w:r>
-        <w:t xml:space="preserve"> CSS y Astro, integrando navegación dinámica, manejo de estado y experiencia de usuario. Como experiencia complementaria cuento con Java/Spring Boot, </w:t>
-      </w:r>
-      <w:proofErr w:type="spellStart"/>
-      <w:r>
-        <w:t>Hibernate</w:t>
-      </w:r>
-      <w:proofErr w:type="spellEnd"/>
-      <w:r>
-        <w:t xml:space="preserve">, SQL, Oracle y PostgreSQL para servicios REST, persistencia y soporte </w:t>
-      </w:r>
-      <w:proofErr w:type="spellStart"/>
-      <w:r>
-        <w:t>backend</w:t>
-      </w:r>
-      <w:proofErr w:type="spellEnd"/>
-      <w:r>
-        <w:t>.</w:t>
+        <w:t>Full Stack Developer con experiencia en desarrollo web, construcción de interfaces responsivas, componentes reutilizables y consumo de APIs REST. He desarrollado soluciones con JavaScript, TypeScript, React, Next.js, Angular, HTML, CSS, Tailwind CSS y Astro, integrando navegación dinámica, manejo de estado y experiencia de usuario. Como experiencia complementaria cuento con Java/Spring Boot, Hibernate, SQL, Oracle y PostgreSQL para servicios REST, persistencia y soporte backend.</w:t>
       </w:r>
     </w:p>
     <w:p/>
@@ -328,88 +237,24 @@
         <w:t xml:space="preserve">Frontend principal: </w:t>
       </w:r>
       <w:r>
-        <w:t xml:space="preserve">JavaScript, </w:t>
-      </w:r>
-      <w:proofErr w:type="spellStart"/>
-      <w:r>
-        <w:t>TypeScript</w:t>
-      </w:r>
-      <w:proofErr w:type="spellEnd"/>
-      <w:r>
-        <w:t xml:space="preserve">, </w:t>
-      </w:r>
-      <w:proofErr w:type="spellStart"/>
-      <w:r>
-        <w:t>React</w:t>
-      </w:r>
-      <w:proofErr w:type="spellEnd"/>
-      <w:r>
-        <w:t xml:space="preserve">, Next.js, Angular, HTML, </w:t>
-      </w:r>
-      <w:r>
-        <w:t xml:space="preserve">HTML5, </w:t>
-      </w:r>
-      <w:proofErr w:type="spellStart"/>
-      <w:r>
-        <w:t>Canvas</w:t>
-      </w:r>
-      <w:proofErr w:type="spellEnd"/>
-      <w:r>
-        <w:t xml:space="preserve">, </w:t>
-      </w:r>
-      <w:r>
-        <w:t xml:space="preserve">CSS, </w:t>
-      </w:r>
-      <w:proofErr w:type="spellStart"/>
-      <w:r>
-        <w:t>Tailwind</w:t>
-      </w:r>
-      <w:proofErr w:type="spellEnd"/>
-      <w:r>
-        <w:t xml:space="preserve"> CSS, Astro, Git, REST </w:t>
-      </w:r>
-      <w:proofErr w:type="spellStart"/>
-      <w:r>
-        <w:t>APIs</w:t>
-      </w:r>
-      <w:proofErr w:type="spellEnd"/>
-      <w:r>
-        <w:t>.</w:t>
+        <w:t xml:space="preserve">JavaScript, TypeScript, React, Next.js, Angular, HTML, </w:t>
+      </w:r>
+      <w:r>
+        <w:t xml:space="preserve">HTML5, Canvas, </w:t>
+      </w:r>
+      <w:r>
+        <w:t>CSS, Tailwind CSS, Astro, Git, REST APIs.</w:t>
       </w:r>
     </w:p>
     <w:p>
-      <w:proofErr w:type="spellStart"/>
       <w:r>
         <w:rPr>
           <w:b/>
         </w:rPr>
-        <w:t>Backend</w:t>
-      </w:r>
-      <w:proofErr w:type="spellEnd"/>
-      <w:r>
-        <w:rPr>
-          <w:b/>
-        </w:rPr>
-        <w:t xml:space="preserve"> y datos: </w:t>
-      </w:r>
-      <w:r>
-        <w:t xml:space="preserve">Node.js, Java, Spring Boot, </w:t>
-      </w:r>
-      <w:proofErr w:type="spellStart"/>
-      <w:r>
-        <w:t>Hibernate</w:t>
-      </w:r>
-      <w:proofErr w:type="spellEnd"/>
-      <w:r>
-        <w:t xml:space="preserve">, HQL, </w:t>
-      </w:r>
-      <w:proofErr w:type="spellStart"/>
-      <w:r>
-        <w:t>Criteria</w:t>
-      </w:r>
-      <w:proofErr w:type="spellEnd"/>
-      <w:r>
-        <w:t xml:space="preserve"> API, SQL, Oracle, PostgreSQL, MySQL, SQL Server, SQLite, MongoDB, Prisma ORM, PL/SQL, Laravel, PHP.</w:t>
+        <w:t xml:space="preserve">Backend y datos: </w:t>
+      </w:r>
+      <w:r>
+        <w:t>Node.js, Java, Spring Boot, Hibernate, HQL, Criteria API, SQL, Oracle, PostgreSQL, MySQL, SQL Server, SQLite, MongoDB, Prisma ORM, PL/SQL, Laravel, PHP.</w:t>
       </w:r>
       <w:r>
         <w:t xml:space="preserve"> </w:t>
@@ -423,74 +268,10 @@
         <w:t xml:space="preserve">Herramientas y complementos: </w:t>
       </w:r>
       <w:r>
-        <w:t xml:space="preserve">GitHub, Scrum, JSON, </w:t>
-      </w:r>
-      <w:proofErr w:type="spellStart"/>
-      <w:r>
-        <w:t>Firebase</w:t>
-      </w:r>
-      <w:proofErr w:type="spellEnd"/>
-      <w:r>
-        <w:t>/</w:t>
-      </w:r>
-      <w:proofErr w:type="spellStart"/>
-      <w:r>
-        <w:t>Firestore</w:t>
-      </w:r>
-      <w:proofErr w:type="spellEnd"/>
-      <w:r>
-        <w:t xml:space="preserve">, WordPress, Python, Excel, Power BI, MySQL </w:t>
-      </w:r>
-      <w:proofErr w:type="spellStart"/>
-      <w:r>
-        <w:t>Workbench</w:t>
-      </w:r>
-      <w:proofErr w:type="spellEnd"/>
-      <w:r>
-        <w:t xml:space="preserve">, </w:t>
-      </w:r>
-      <w:proofErr w:type="spellStart"/>
-      <w:r>
-        <w:t>React</w:t>
-      </w:r>
-      <w:proofErr w:type="spellEnd"/>
-      <w:r>
-        <w:t xml:space="preserve"> Native, Three.js, A-Frame, TensorFlow.js, </w:t>
-      </w:r>
-      <w:proofErr w:type="spellStart"/>
-      <w:r>
-        <w:t>MobileNet</w:t>
-      </w:r>
-      <w:proofErr w:type="spellEnd"/>
-      <w:r>
-        <w:t xml:space="preserve">, Ollama, GeoJSON, </w:t>
-      </w:r>
-      <w:proofErr w:type="spellStart"/>
-      <w:r>
-        <w:t>OpenStreetMap</w:t>
-      </w:r>
-      <w:proofErr w:type="spellEnd"/>
-      <w:r>
-        <w:t xml:space="preserve">, </w:t>
-      </w:r>
-      <w:proofErr w:type="spellStart"/>
-      <w:r>
-        <w:t>Overpass</w:t>
-      </w:r>
-      <w:proofErr w:type="spellEnd"/>
-      <w:r>
-        <w:t xml:space="preserve"> API, PWA, </w:t>
-      </w:r>
-      <w:r>
-        <w:t>CI/CD (</w:t>
-      </w:r>
-      <w:proofErr w:type="spellStart"/>
-      <w:r>
-        <w:t>Vercel</w:t>
-      </w:r>
-      <w:proofErr w:type="spellEnd"/>
-      <w:r>
-        <w:t xml:space="preserve">), </w:t>
+        <w:t xml:space="preserve">GitHub, Scrum, JSON, Firebase/Firestore, WordPress, Python, Excel, Power BI, MySQL Workbench, React Native, Three.js, A-Frame, TensorFlow.js, MobileNet, Ollama, GeoJSON, OpenStreetMap, Overpass API, PWA, </w:t>
+      </w:r>
+      <w:r>
+        <w:t xml:space="preserve">CI/CD (Vercel), </w:t>
       </w:r>
       <w:r>
         <w:t>Web Speech API.</w:t>
@@ -506,13 +287,8 @@
         </w:rPr>
         <w:t xml:space="preserve">Idiomas: </w:t>
       </w:r>
-      <w:proofErr w:type="gramStart"/>
-      <w:r>
-        <w:t>Español</w:t>
-      </w:r>
-      <w:proofErr w:type="gramEnd"/>
-      <w:r>
-        <w:t xml:space="preserve"> nativo; inglés </w:t>
+      <w:r>
+        <w:t xml:space="preserve">Español nativo; inglés </w:t>
       </w:r>
       <w:r>
         <w:t>B1</w:t>
@@ -549,23 +325,7 @@
         <w:ind w:left="288" w:hanging="202"/>
       </w:pPr>
       <w:r>
-        <w:t xml:space="preserve">Desarrollo con </w:t>
-      </w:r>
-      <w:proofErr w:type="spellStart"/>
-      <w:r>
-        <w:t>React</w:t>
-      </w:r>
-      <w:proofErr w:type="spellEnd"/>
-      <w:r>
-        <w:t xml:space="preserve">, JavaScript moderno y </w:t>
-      </w:r>
-      <w:proofErr w:type="spellStart"/>
-      <w:r>
-        <w:t>TypeScript</w:t>
-      </w:r>
-      <w:proofErr w:type="spellEnd"/>
-      <w:r>
-        <w:t>.</w:t>
+        <w:t>Desarrollo con React, JavaScript moderno y TypeScript.</w:t>
       </w:r>
     </w:p>
     <w:p>
@@ -583,15 +343,7 @@
         <w:ind w:left="288" w:hanging="202"/>
       </w:pPr>
       <w:r>
-        <w:t xml:space="preserve">Desarrollo con Next.js para aplicaciones web e integración de </w:t>
-      </w:r>
-      <w:proofErr w:type="spellStart"/>
-      <w:r>
-        <w:t>APIs</w:t>
-      </w:r>
-      <w:proofErr w:type="spellEnd"/>
-      <w:r>
-        <w:t xml:space="preserve"> propias.</w:t>
+        <w:t>Desarrollo con Next.js para aplicaciones web e integración de APIs propias.</w:t>
       </w:r>
     </w:p>
     <w:p>
@@ -600,23 +352,7 @@
         <w:ind w:left="288" w:hanging="202"/>
       </w:pPr>
       <w:r>
-        <w:t xml:space="preserve">Consumo de </w:t>
-      </w:r>
-      <w:proofErr w:type="spellStart"/>
-      <w:r>
-        <w:t>APIs</w:t>
-      </w:r>
-      <w:proofErr w:type="spellEnd"/>
-      <w:r>
-        <w:t xml:space="preserve"> REST y manejo de estado en interfaces </w:t>
-      </w:r>
-      <w:proofErr w:type="spellStart"/>
-      <w:r>
-        <w:t>React</w:t>
-      </w:r>
-      <w:proofErr w:type="spellEnd"/>
-      <w:r>
-        <w:t>.</w:t>
+        <w:t>Consumo de APIs REST y manejo de estado en interfaces React.</w:t>
       </w:r>
     </w:p>
     <w:p>
@@ -625,23 +361,7 @@
         <w:ind w:left="288" w:hanging="202"/>
       </w:pPr>
       <w:r>
-        <w:t xml:space="preserve">Responsive </w:t>
-      </w:r>
-      <w:proofErr w:type="spellStart"/>
-      <w:r>
-        <w:t>Design</w:t>
-      </w:r>
-      <w:proofErr w:type="spellEnd"/>
-      <w:r>
-        <w:t xml:space="preserve"> con HTML, CSS y </w:t>
-      </w:r>
-      <w:proofErr w:type="spellStart"/>
-      <w:r>
-        <w:t>Tailwind</w:t>
-      </w:r>
-      <w:proofErr w:type="spellEnd"/>
-      <w:r>
-        <w:t xml:space="preserve"> CSS.</w:t>
+        <w:t>Responsive Design con HTML, CSS y Tailwind CSS.</w:t>
       </w:r>
     </w:p>
     <w:p>
@@ -650,50 +370,8 @@
         <w:ind w:left="288" w:hanging="202"/>
       </w:pPr>
       <w:r>
-        <w:t>Componentes reutilizables (</w:t>
-      </w:r>
-      <w:proofErr w:type="spellStart"/>
-      <w:r>
-        <w:t>React</w:t>
-      </w:r>
-      <w:proofErr w:type="spellEnd"/>
-      <w:r>
-        <w:t xml:space="preserve">/Angular/Web </w:t>
-      </w:r>
-      <w:proofErr w:type="spellStart"/>
-      <w:r>
-        <w:t>Components</w:t>
-      </w:r>
-      <w:proofErr w:type="spellEnd"/>
-      <w:r>
-        <w:t xml:space="preserve">), control de versiones con Git (Git Flow, </w:t>
-      </w:r>
-      <w:proofErr w:type="spellStart"/>
-      <w:r>
-        <w:t>Merge</w:t>
-      </w:r>
-      <w:proofErr w:type="spellEnd"/>
-      <w:r>
-        <w:t xml:space="preserve"> </w:t>
-      </w:r>
-      <w:proofErr w:type="spellStart"/>
-      <w:r>
-        <w:t>Requests</w:t>
-      </w:r>
-      <w:proofErr w:type="spellEnd"/>
-      <w:r>
-        <w:t>), y colaboración bajo Scrum/Agile.</w:t>
-      </w:r>
-    </w:p>
-    <w:p>
-      <w:pPr>
-        <w:pStyle w:val="Lyskolpunt"/>
-        <w:numPr>
-          <w:ilvl w:val="0"/>
-          <w:numId w:val="0"/>
-        </w:numPr>
-        <w:ind w:left="360" w:hanging="360"/>
-      </w:pPr>
+        <w:t>Componentes reutilizables (React/Angular/Web Components), control de versiones con Git (Git Flow, Merge Requests), y colaboración bajo Scrum/Agile.</w:t>
+      </w:r>
     </w:p>
     <w:p>
       <w:pPr>
@@ -719,15 +397,7 @@
         <w:ind w:left="288" w:hanging="202"/>
       </w:pPr>
       <w:r>
-        <w:t xml:space="preserve">Construcción de REST </w:t>
-      </w:r>
-      <w:proofErr w:type="spellStart"/>
-      <w:r>
-        <w:t>APIs</w:t>
-      </w:r>
-      <w:proofErr w:type="spellEnd"/>
-      <w:r>
-        <w:t xml:space="preserve"> con Spring Boot</w:t>
+        <w:t>Construcción de REST APIs con Spring Boot</w:t>
       </w:r>
       <w:r>
         <w:t>.</w:t>
@@ -739,23 +409,7 @@
         <w:ind w:left="288" w:hanging="202"/>
       </w:pPr>
       <w:r>
-        <w:t xml:space="preserve">Desarrollo </w:t>
-      </w:r>
-      <w:proofErr w:type="spellStart"/>
-      <w:r>
-        <w:t>backend</w:t>
-      </w:r>
-      <w:proofErr w:type="spellEnd"/>
-      <w:r>
-        <w:t xml:space="preserve"> con Node.js, construyendo </w:t>
-      </w:r>
-      <w:proofErr w:type="spellStart"/>
-      <w:r>
-        <w:t>APIs</w:t>
-      </w:r>
-      <w:proofErr w:type="spellEnd"/>
-      <w:r>
-        <w:t xml:space="preserve"> REST e integrando bases de datos PostgreSQL.</w:t>
+        <w:t>Desarrollo backend con Node.js, construyendo APIs REST e integrando bases de datos PostgreSQL.</w:t>
       </w:r>
     </w:p>
     <w:p>
@@ -779,23 +433,7 @@
         <w:ind w:left="288" w:hanging="202"/>
       </w:pPr>
       <w:r>
-        <w:t>Manejo de persistencia combinando ORM (</w:t>
-      </w:r>
-      <w:proofErr w:type="spellStart"/>
-      <w:r>
-        <w:t>Hibernate</w:t>
-      </w:r>
-      <w:proofErr w:type="spellEnd"/>
-      <w:r>
-        <w:t>/</w:t>
-      </w:r>
-      <w:proofErr w:type="spellStart"/>
-      <w:r>
-        <w:t>Criteria</w:t>
-      </w:r>
-      <w:proofErr w:type="spellEnd"/>
-      <w:r>
-        <w:t xml:space="preserve"> API) con consultas nativas PL/SQL</w:t>
+        <w:t>Manejo de persistencia combinando ORM (Hibernate/Criteria API) con consultas nativas PL/SQL</w:t>
       </w:r>
       <w:r>
         <w:t>.</w:t>
@@ -855,35 +493,7 @@
         <w:rPr>
           <w:b/>
         </w:rPr>
-        <w:t xml:space="preserve">Analista Desarrollador | </w:t>
-      </w:r>
-      <w:proofErr w:type="gramStart"/>
-      <w:r>
-        <w:rPr>
-          <w:b/>
-        </w:rPr>
-        <w:t>Abril</w:t>
-      </w:r>
-      <w:proofErr w:type="gramEnd"/>
-      <w:r>
-        <w:rPr>
-          <w:b/>
-        </w:rPr>
-        <w:t xml:space="preserve"> 2026 - </w:t>
-      </w:r>
-      <w:proofErr w:type="gramStart"/>
-      <w:r>
-        <w:rPr>
-          <w:b/>
-        </w:rPr>
-        <w:t>Junio</w:t>
-      </w:r>
-      <w:proofErr w:type="gramEnd"/>
-      <w:r>
-        <w:rPr>
-          <w:b/>
-        </w:rPr>
-        <w:t xml:space="preserve"> 2026</w:t>
+        <w:t>Analista Desarrollador | Abril 2026 - Junio 2026</w:t>
       </w:r>
     </w:p>
     <w:p>
@@ -908,15 +518,7 @@
         <w:ind w:left="288" w:hanging="202"/>
       </w:pPr>
       <w:r>
-        <w:t xml:space="preserve">Desarrollé y di soporte a la lógica </w:t>
-      </w:r>
-      <w:proofErr w:type="spellStart"/>
-      <w:r>
-        <w:t>backend</w:t>
-      </w:r>
-      <w:proofErr w:type="spellEnd"/>
-      <w:r>
-        <w:t xml:space="preserve"> en Java para el sector financiero. Estructuré el código usando una arquitectura por capas (APP → Business Logic → DAO) y empleé </w:t>
+        <w:t xml:space="preserve">Desarrollé y di soporte a la lógica backend en Java para el sector financiero. Estructuré el código usando una arquitectura por capas (APP → Business Logic → DAO) y empleé </w:t>
       </w:r>
       <w:r>
         <w:rPr>
@@ -924,13 +526,8 @@
         </w:rPr>
         <w:t>⁠</w:t>
       </w:r>
-      <w:proofErr w:type="spellStart"/>
-      <w:r>
-        <w:t>Hibernate</w:t>
-      </w:r>
-      <w:proofErr w:type="spellEnd"/>
-      <w:r>
-        <w:t xml:space="preserve"> para facilitar la conexi</w:t>
+      <w:r>
+        <w:t>Hibernate para facilitar la conexi</w:t>
       </w:r>
       <w:r>
         <w:rPr>
@@ -948,23 +545,7 @@
         <w:ind w:left="288" w:hanging="202"/>
       </w:pPr>
       <w:r>
-        <w:t xml:space="preserve">Implementé y analicé operaciones de persistencia con </w:t>
-      </w:r>
-      <w:proofErr w:type="spellStart"/>
-      <w:r>
-        <w:t>Hibernate</w:t>
-      </w:r>
-      <w:proofErr w:type="spellEnd"/>
-      <w:r>
-        <w:t xml:space="preserve">, HQL y </w:t>
-      </w:r>
-      <w:proofErr w:type="spellStart"/>
-      <w:r>
-        <w:t>Criteria</w:t>
-      </w:r>
-      <w:proofErr w:type="spellEnd"/>
-      <w:r>
-        <w:t xml:space="preserve"> API sobre Oracle.</w:t>
+        <w:t>Implementé y analicé operaciones de persistencia con Hibernate, HQL y Criteria API sobre Oracle.</w:t>
       </w:r>
     </w:p>
     <w:p>
@@ -994,23 +575,7 @@
         <w:ind w:left="288" w:hanging="202"/>
       </w:pPr>
       <w:r>
-        <w:t xml:space="preserve">Desarrollo de interfaces utilizando </w:t>
-      </w:r>
-      <w:proofErr w:type="spellStart"/>
-      <w:r>
-        <w:t>ExtJS</w:t>
-      </w:r>
-      <w:proofErr w:type="spellEnd"/>
-      <w:r>
-        <w:t xml:space="preserve">, así como validaciones en el </w:t>
-      </w:r>
-      <w:proofErr w:type="spellStart"/>
-      <w:r>
-        <w:t>frontend</w:t>
-      </w:r>
-      <w:proofErr w:type="spellEnd"/>
-      <w:r>
-        <w:t>.</w:t>
+        <w:t>Desarrollo de interfaces utilizando ExtJS, así como validaciones en el frontend.</w:t>
       </w:r>
     </w:p>
     <w:p>
@@ -1043,21 +608,7 @@
         <w:rPr>
           <w:b/>
         </w:rPr>
-        <w:t xml:space="preserve">Desarrollador Full Stack </w:t>
-      </w:r>
-      <w:proofErr w:type="spellStart"/>
-      <w:r>
-        <w:rPr>
-          <w:b/>
-        </w:rPr>
-        <w:t>React</w:t>
-      </w:r>
-      <w:proofErr w:type="spellEnd"/>
-      <w:r>
-        <w:rPr>
-          <w:b/>
-        </w:rPr>
-        <w:t xml:space="preserve"> | </w:t>
+        <w:t xml:space="preserve">Desarrollador Full Stack React | </w:t>
       </w:r>
       <w:r>
         <w:rPr>
@@ -1069,21 +620,7 @@
         <w:rPr>
           <w:b/>
         </w:rPr>
-        <w:t xml:space="preserve"> 2025 - </w:t>
-      </w:r>
-      <w:proofErr w:type="gramStart"/>
-      <w:r>
-        <w:rPr>
-          <w:b/>
-        </w:rPr>
-        <w:t>Febrero</w:t>
-      </w:r>
-      <w:proofErr w:type="gramEnd"/>
-      <w:r>
-        <w:rPr>
-          <w:b/>
-        </w:rPr>
-        <w:t xml:space="preserve"> 2026</w:t>
+        <w:t xml:space="preserve"> 2025 - Febrero 2026</w:t>
       </w:r>
     </w:p>
     <w:p>
@@ -1099,23 +636,7 @@
           <w:i/>
           <w:color w:val="1B8A0C"/>
         </w:rPr>
-        <w:t xml:space="preserve">Independent </w:t>
-      </w:r>
-      <w:proofErr w:type="spellStart"/>
-      <w:r>
-        <w:rPr>
-          <w:i/>
-          <w:color w:val="1B8A0C"/>
-        </w:rPr>
-        <w:t>Developer</w:t>
-      </w:r>
-      <w:proofErr w:type="spellEnd"/>
-      <w:r>
-        <w:rPr>
-          <w:i/>
-          <w:color w:val="1B8A0C"/>
-        </w:rPr>
-        <w:t xml:space="preserve"> | Pachuca de Soto, Hidalgo</w:t>
+        <w:t>Independent Developer | Pachuca de Soto, Hidalgo</w:t>
       </w:r>
     </w:p>
     <w:p>
@@ -1124,23 +645,7 @@
         <w:ind w:left="288" w:hanging="202"/>
       </w:pPr>
       <w:r>
-        <w:t xml:space="preserve">Desarrollo de aplicaciones web modernas utilizando JavaScript, </w:t>
-      </w:r>
-      <w:proofErr w:type="spellStart"/>
-      <w:r>
-        <w:t>TypeScript</w:t>
-      </w:r>
-      <w:proofErr w:type="spellEnd"/>
-      <w:r>
-        <w:t xml:space="preserve">, </w:t>
-      </w:r>
-      <w:proofErr w:type="spellStart"/>
-      <w:r>
-        <w:t>React</w:t>
-      </w:r>
-      <w:proofErr w:type="spellEnd"/>
-      <w:r>
-        <w:t>, Angular y Node.js</w:t>
+        <w:t>Desarrollo de aplicaciones web modernas utilizando JavaScript, TypeScript, React, Angular y Node.js</w:t>
       </w:r>
     </w:p>
     <w:p>
@@ -1158,15 +663,7 @@
         <w:ind w:left="288" w:hanging="202"/>
       </w:pPr>
       <w:r>
-        <w:t xml:space="preserve">Consumo e integración de </w:t>
-      </w:r>
-      <w:proofErr w:type="spellStart"/>
-      <w:r>
-        <w:t>APIs</w:t>
-      </w:r>
-      <w:proofErr w:type="spellEnd"/>
-      <w:r>
-        <w:t xml:space="preserve"> REST.</w:t>
+        <w:t>Consumo e integración de APIs REST.</w:t>
       </w:r>
     </w:p>
     <w:p>
@@ -1196,21 +693,7 @@
         <w:rPr>
           <w:b/>
         </w:rPr>
-        <w:t xml:space="preserve">Desarrollador en PHP | Julio 2024 - </w:t>
-      </w:r>
-      <w:proofErr w:type="gramStart"/>
-      <w:r>
-        <w:rPr>
-          <w:b/>
-        </w:rPr>
-        <w:t>Diciembre</w:t>
-      </w:r>
-      <w:proofErr w:type="gramEnd"/>
-      <w:r>
-        <w:rPr>
-          <w:b/>
-        </w:rPr>
-        <w:t xml:space="preserve"> 2024</w:t>
+        <w:t>Desarrollador en PHP | Julio 2024 - Diciembre 2024</w:t>
       </w:r>
     </w:p>
     <w:p>
@@ -1235,15 +718,7 @@
         <w:ind w:left="288" w:hanging="202"/>
       </w:pPr>
       <w:r>
-        <w:t xml:space="preserve">Desarrollo web con PHP en WordPress, creación de temas, </w:t>
-      </w:r>
-      <w:proofErr w:type="spellStart"/>
-      <w:r>
-        <w:t>plugins</w:t>
-      </w:r>
-      <w:proofErr w:type="spellEnd"/>
-      <w:r>
-        <w:t xml:space="preserve"> y funcionalidades personalizadas.</w:t>
+        <w:t>Desarrollo web con PHP en WordPress, creación de temas, plugins y funcionalidades personalizadas.</w:t>
       </w:r>
     </w:p>
     <w:p>
@@ -1261,23 +736,7 @@
         <w:ind w:left="288" w:hanging="202"/>
       </w:pPr>
       <w:r>
-        <w:t xml:space="preserve">Mantenimiento de </w:t>
-      </w:r>
-      <w:proofErr w:type="spellStart"/>
-      <w:r>
-        <w:t>APIs</w:t>
-      </w:r>
-      <w:proofErr w:type="spellEnd"/>
-      <w:r>
-        <w:t xml:space="preserve"> REST en PHP con Laravel: corrección de </w:t>
-      </w:r>
-      <w:proofErr w:type="spellStart"/>
-      <w:r>
-        <w:t>endpoints</w:t>
-      </w:r>
-      <w:proofErr w:type="spellEnd"/>
-      <w:r>
-        <w:t>, optimización y gestión de servicios.</w:t>
+        <w:t>Mantenimiento de APIs REST en PHP con Laravel: corrección de endpoints, optimización y gestión de servicios.</w:t>
       </w:r>
     </w:p>
     <w:p>
@@ -1286,23 +745,7 @@
         <w:ind w:left="288" w:hanging="202"/>
       </w:pPr>
       <w:r>
-        <w:t xml:space="preserve">Mantenimiento de </w:t>
-      </w:r>
-      <w:proofErr w:type="spellStart"/>
-      <w:r>
-        <w:t>aplicacion</w:t>
-      </w:r>
-      <w:proofErr w:type="spellEnd"/>
-      <w:r>
-        <w:t xml:space="preserve"> en </w:t>
-      </w:r>
-      <w:proofErr w:type="spellStart"/>
-      <w:r>
-        <w:t>React</w:t>
-      </w:r>
-      <w:proofErr w:type="spellEnd"/>
-      <w:r>
-        <w:t>: corrección de errores, mejoras y actualización de componentes.</w:t>
+        <w:t>Mantenimiento de aplicacion en React: corrección de errores, mejoras y actualización de componentes.</w:t>
       </w:r>
     </w:p>
     <w:p>
@@ -1311,15 +754,7 @@
         <w:ind w:left="288" w:hanging="202"/>
       </w:pPr>
       <w:r>
-        <w:t xml:space="preserve">Documentación técnica de componentes, </w:t>
-      </w:r>
-      <w:proofErr w:type="spellStart"/>
-      <w:r>
-        <w:t>endpoints</w:t>
-      </w:r>
-      <w:proofErr w:type="spellEnd"/>
-      <w:r>
-        <w:t xml:space="preserve"> y procesos de desarrollo.</w:t>
+        <w:t>Documentación técnica de componentes, endpoints y procesos de desarrollo.</w:t>
       </w:r>
     </w:p>
     <w:p>
@@ -1327,13 +762,8 @@
         <w:pStyle w:val="Lyskolpunt"/>
         <w:ind w:left="288" w:hanging="202"/>
       </w:pPr>
-      <w:proofErr w:type="gramStart"/>
-      <w:r>
-        <w:t>Además</w:t>
-      </w:r>
-      <w:proofErr w:type="gramEnd"/>
-      <w:r>
-        <w:t xml:space="preserve"> di m</w:t>
+      <w:r>
+        <w:t>Además di m</w:t>
       </w:r>
       <w:r>
         <w:t>antenimiento preventivo y correctivo de servidore</w:t>
@@ -1354,36 +784,7 @@
         <w:rPr>
           <w:b/>
         </w:rPr>
-        <w:lastRenderedPageBreak/>
-        <w:t xml:space="preserve">Desarrollo Web Full Stack - SECTUR | </w:t>
-      </w:r>
-      <w:proofErr w:type="gramStart"/>
-      <w:r>
-        <w:rPr>
-          <w:b/>
-        </w:rPr>
-        <w:t>Diciembre</w:t>
-      </w:r>
-      <w:proofErr w:type="gramEnd"/>
-      <w:r>
-        <w:rPr>
-          <w:b/>
-        </w:rPr>
-        <w:t xml:space="preserve"> 2023 - </w:t>
-      </w:r>
-      <w:proofErr w:type="gramStart"/>
-      <w:r>
-        <w:rPr>
-          <w:b/>
-        </w:rPr>
-        <w:t>Agosto</w:t>
-      </w:r>
-      <w:proofErr w:type="gramEnd"/>
-      <w:r>
-        <w:rPr>
-          <w:b/>
-        </w:rPr>
-        <w:t xml:space="preserve"> 2024</w:t>
+        <w:t>Desarrollo Web Full Stack - SECTUR | Diciembre 2023 - Agosto 2024</w:t>
       </w:r>
     </w:p>
     <w:p>
@@ -1401,7 +802,6 @@
         </w:rPr>
         <w:t xml:space="preserve">Gobierno del Estado de Hidalgo, </w:t>
       </w:r>
-      <w:proofErr w:type="gramStart"/>
       <w:r>
         <w:rPr>
           <w:i/>
@@ -1414,15 +814,7 @@
           <w:i/>
           <w:color w:val="1B8A0C"/>
         </w:rPr>
-        <w:t>ecretaria</w:t>
-      </w:r>
-      <w:proofErr w:type="gramEnd"/>
-      <w:r>
-        <w:rPr>
-          <w:i/>
-          <w:color w:val="1B8A0C"/>
-        </w:rPr>
-        <w:t xml:space="preserve"> de Turismo | Pachuca de Soto, Hidalgo</w:t>
+        <w:t>ecretaria de Turismo | Pachuca de Soto, Hidalgo</w:t>
       </w:r>
     </w:p>
     <w:p>
@@ -1431,15 +823,7 @@
         <w:ind w:left="288" w:hanging="202"/>
       </w:pPr>
       <w:r>
-        <w:t xml:space="preserve">Desarrollé una plataforma web interactiva orientada a la difusión turística del estado de Hidalgo, integrando tecnologías como JavaScript, </w:t>
-      </w:r>
-      <w:proofErr w:type="spellStart"/>
-      <w:r>
-        <w:t>Tailwind</w:t>
-      </w:r>
-      <w:proofErr w:type="spellEnd"/>
-      <w:r>
-        <w:t xml:space="preserve"> CSS, PHP, MySQL y Git.</w:t>
+        <w:t>Desarrollé una plataforma web interactiva orientada a la difusión turística del estado de Hidalgo, integrando tecnologías como JavaScript, Tailwind CSS, PHP, MySQL y Git.</w:t>
       </w:r>
     </w:p>
     <w:p>
@@ -1448,23 +832,8 @@
         <w:ind w:left="288" w:hanging="202"/>
       </w:pPr>
       <w:r>
-        <w:t xml:space="preserve">Integración de Google </w:t>
-      </w:r>
-      <w:proofErr w:type="spellStart"/>
-      <w:r>
-        <w:t>Maps</w:t>
-      </w:r>
-      <w:proofErr w:type="spellEnd"/>
-      <w:r>
-        <w:t xml:space="preserve"> API con GeoJSON, marcadores dinámicos desde MySQL, trazado de rutas con geolocalización del usuario y exploración Street View con </w:t>
-      </w:r>
-      <w:proofErr w:type="spellStart"/>
-      <w:r>
-        <w:t>fallback</w:t>
-      </w:r>
-      <w:proofErr w:type="spellEnd"/>
-      <w:r>
-        <w:t xml:space="preserve"> automático. </w:t>
+        <w:lastRenderedPageBreak/>
+        <w:t xml:space="preserve">Integración de Google Maps API con GeoJSON, marcadores dinámicos desde MySQL, trazado de rutas con geolocalización del usuario y exploración Street View con fallback automático. </w:t>
       </w:r>
     </w:p>
     <w:p>
@@ -1521,35 +890,7 @@
         <w:rPr>
           <w:b/>
         </w:rPr>
-        <w:t xml:space="preserve"> | </w:t>
-      </w:r>
-      <w:proofErr w:type="gramStart"/>
-      <w:r>
-        <w:rPr>
-          <w:b/>
-        </w:rPr>
-        <w:t>Enero</w:t>
-      </w:r>
-      <w:proofErr w:type="gramEnd"/>
-      <w:r>
-        <w:rPr>
-          <w:b/>
-        </w:rPr>
-        <w:t xml:space="preserve"> 2023 - </w:t>
-      </w:r>
-      <w:proofErr w:type="gramStart"/>
-      <w:r>
-        <w:rPr>
-          <w:b/>
-        </w:rPr>
-        <w:t>Abril</w:t>
-      </w:r>
-      <w:proofErr w:type="gramEnd"/>
-      <w:r>
-        <w:rPr>
-          <w:b/>
-        </w:rPr>
-        <w:t xml:space="preserve"> 2023</w:t>
+        <w:t xml:space="preserve"> | Enero 2023 - Abril 2023</w:t>
       </w:r>
     </w:p>
     <w:p>
@@ -1600,21 +941,8 @@
         <w:pStyle w:val="Lyskolpunt"/>
         <w:ind w:left="288" w:hanging="202"/>
       </w:pPr>
-      <w:proofErr w:type="spellStart"/>
-      <w:r>
-        <w:t>Dashboard</w:t>
-      </w:r>
-      <w:proofErr w:type="spellEnd"/>
-      <w:r>
-        <w:t xml:space="preserve"> en PHP con Bootstrap para el </w:t>
-      </w:r>
-      <w:proofErr w:type="spellStart"/>
-      <w:r>
-        <w:t>admin</w:t>
-      </w:r>
-      <w:proofErr w:type="spellEnd"/>
-      <w:r>
-        <w:t xml:space="preserve"> del bar, incluyendo CRUD de reservaciones, visualización por estados.</w:t>
+      <w:r>
+        <w:t>Dashboard en PHP con Bootstrap para el admin del bar, incluyendo CRUD de reservaciones, visualización por estados.</w:t>
       </w:r>
     </w:p>
     <w:p>
@@ -1683,23 +1011,7 @@
           <w:i/>
           <w:color w:val="4F4F4F"/>
         </w:rPr>
-        <w:t xml:space="preserve"> | </w:t>
-      </w:r>
-      <w:proofErr w:type="spellStart"/>
-      <w:r>
-        <w:rPr>
-          <w:i/>
-          <w:color w:val="4F4F4F"/>
-        </w:rPr>
-        <w:t>React</w:t>
-      </w:r>
-      <w:proofErr w:type="spellEnd"/>
-      <w:r>
-        <w:rPr>
-          <w:i/>
-          <w:color w:val="4F4F4F"/>
-        </w:rPr>
-        <w:t xml:space="preserve"> Native, JSON, GeoJSON, Excel, Python: </w:t>
+        <w:t xml:space="preserve"> | React Native, JSON, GeoJSON, Excel, Python: </w:t>
       </w:r>
       <w:r>
         <w:t xml:space="preserve">Desarrollé una app para visualizar datos de población y vivienda del </w:t>
@@ -1754,32 +1066,13 @@
           <w:b/>
           <w:bCs/>
         </w:rPr>
-        <w:t>Detector de Objetos PWA (con IA) en tiempo real</w:t>
-      </w:r>
-      <w:r>
-        <w:rPr>
-          <w:b/>
-          <w:bCs/>
-        </w:rPr>
-        <w:t xml:space="preserve"> </w:t>
+        <w:t xml:space="preserve">Detector de Objetos PWA (con IA) en tiempo real </w:t>
       </w:r>
       <w:r>
         <w:rPr>
           <w:b/>
         </w:rPr>
-        <w:t>(202</w:t>
-      </w:r>
-      <w:r>
-        <w:rPr>
-          <w:b/>
-        </w:rPr>
-        <w:t>6</w:t>
-      </w:r>
-      <w:r>
-        <w:rPr>
-          <w:b/>
-        </w:rPr>
-        <w:t>)</w:t>
+        <w:t>(2026)</w:t>
       </w:r>
       <w:r>
         <w:rPr>
@@ -1792,35 +1085,7 @@
         <w:rPr>
           <w:bCs/>
         </w:rPr>
-        <w:t xml:space="preserve">Angular 19, Angular Material, TensorFlow.js, </w:t>
-      </w:r>
-      <w:proofErr w:type="spellStart"/>
-      <w:r>
-        <w:rPr>
-          <w:bCs/>
-        </w:rPr>
-        <w:t>MobileNet</w:t>
-      </w:r>
-      <w:proofErr w:type="spellEnd"/>
-      <w:r>
-        <w:rPr>
-          <w:bCs/>
-        </w:rPr>
-        <w:t xml:space="preserve"> y Service </w:t>
-      </w:r>
-      <w:proofErr w:type="spellStart"/>
-      <w:r>
-        <w:rPr>
-          <w:bCs/>
-        </w:rPr>
-        <w:t>Workers</w:t>
-      </w:r>
-      <w:proofErr w:type="spellEnd"/>
-      <w:r>
-        <w:rPr>
-          <w:bCs/>
-        </w:rPr>
-        <w:t xml:space="preserve"> para soporte PWA.</w:t>
+        <w:t>Angular 19, Angular Material, TensorFlow.js, MobileNet y Service Workers para soporte PWA.</w:t>
       </w:r>
     </w:p>
     <w:p>
@@ -1833,13 +1098,7 @@
         <w:ind w:left="288"/>
       </w:pPr>
       <w:r>
-        <w:t>Aplicación web que identifica objetos en tiempo real mediante la cámara o imágenes cargadas por el usuario utilizando inteligencia artificial.</w:t>
-      </w:r>
-      <w:r>
-        <w:t xml:space="preserve"> </w:t>
-      </w:r>
-      <w:r>
-        <w:t>Cada resultado incluye el porcentaje de confianza</w:t>
+        <w:t>Aplicación web que identifica objetos en tiempo real mediante la cámara o imágenes cargadas por el usuario utilizando inteligencia artificial. Cada resultado incluye el porcentaje de confianza</w:t>
       </w:r>
       <w:r>
         <w:t xml:space="preserve">. </w:t>
@@ -1875,7 +1134,7 @@
     </w:p>
     <w:p>
       <w:r>
-        <w:t>Ingeniería de Software – Universidad Autónoma del Estado de Hidalgo (UAEH), 2020 - 2024. (Titulado).</w:t>
+        <w:t>Ingeniería de Software – Universidad Autónoma del Estado de Hidalgo, 2020 - 2024. (Titulado).</w:t>
       </w:r>
     </w:p>
     <w:p>
@@ -1895,10 +1154,16 @@
         <w:t>Centro de Estudios Tecnológicos industrial y de servicios</w:t>
       </w:r>
       <w:r>
-        <w:t xml:space="preserve"> #26</w:t>
-      </w:r>
-      <w:r>
-        <w:t>. 2017 – 2020</w:t>
+        <w:t>,</w:t>
+      </w:r>
+      <w:r>
+        <w:t xml:space="preserve"> </w:t>
+      </w:r>
+      <w:r>
+        <w:t>2017 – 2020</w:t>
+      </w:r>
+      <w:r>
+        <w:t>.</w:t>
       </w:r>
     </w:p>
     <w:p/>
@@ -1926,15 +1191,7 @@
         <w:ind w:left="288" w:hanging="202"/>
       </w:pPr>
       <w:r>
-        <w:t>Frontend Developer (</w:t>
-      </w:r>
-      <w:proofErr w:type="spellStart"/>
-      <w:r>
-        <w:t>React</w:t>
-      </w:r>
-      <w:proofErr w:type="spellEnd"/>
-      <w:r>
-        <w:t>).</w:t>
+        <w:t>Frontend Developer (React).</w:t>
       </w:r>
     </w:p>
     <w:p>
@@ -1942,21 +1199,8 @@
         <w:pStyle w:val="Lyskolpunt"/>
         <w:ind w:left="288" w:hanging="202"/>
       </w:pPr>
-      <w:proofErr w:type="spellStart"/>
-      <w:r>
-        <w:t>Fullstack</w:t>
-      </w:r>
-      <w:proofErr w:type="spellEnd"/>
-      <w:r>
-        <w:t xml:space="preserve"> </w:t>
-      </w:r>
-      <w:proofErr w:type="spellStart"/>
-      <w:r>
-        <w:t>Application</w:t>
-      </w:r>
-      <w:proofErr w:type="spellEnd"/>
-      <w:r>
-        <w:t xml:space="preserve"> Dev.</w:t>
+      <w:r>
+        <w:t>Fullstack Application Dev.</w:t>
       </w:r>
     </w:p>
     <w:p>
@@ -1973,29 +1217,8 @@
         <w:pStyle w:val="Lyskolpunt"/>
         <w:ind w:left="288" w:hanging="202"/>
       </w:pPr>
-      <w:proofErr w:type="spellStart"/>
-      <w:r>
-        <w:t>Utility</w:t>
-      </w:r>
-      <w:proofErr w:type="spellEnd"/>
-      <w:r>
-        <w:t xml:space="preserve"> </w:t>
-      </w:r>
-      <w:proofErr w:type="spellStart"/>
-      <w:r>
-        <w:t>Types</w:t>
-      </w:r>
-      <w:proofErr w:type="spellEnd"/>
-      <w:r>
-        <w:t xml:space="preserve"> en </w:t>
-      </w:r>
-      <w:proofErr w:type="spellStart"/>
-      <w:r>
-        <w:t>TypeScript</w:t>
-      </w:r>
-      <w:proofErr w:type="spellEnd"/>
-      <w:r>
-        <w:t>.</w:t>
+      <w:r>
+        <w:t>Utility Types en TypeScript.</w:t>
       </w:r>
     </w:p>
     <w:p>
@@ -2021,13 +1244,8 @@
         <w:pStyle w:val="Lyskolpunt"/>
         <w:ind w:left="288" w:hanging="202"/>
       </w:pPr>
-      <w:proofErr w:type="spellStart"/>
-      <w:r>
-        <w:t>Prompting</w:t>
-      </w:r>
-      <w:proofErr w:type="spellEnd"/>
-      <w:r>
-        <w:t xml:space="preserve"> responsable: maximiza la IA en tu negocio.</w:t>
+      <w:r>
+        <w:t>Prompting responsable: maximiza la IA en tu negocio.</w:t>
       </w:r>
     </w:p>
     <w:p>
@@ -2045,15 +1263,7 @@
         <w:ind w:left="288" w:hanging="202"/>
       </w:pPr>
       <w:r>
-        <w:t xml:space="preserve">Enterprise Full Stack </w:t>
-      </w:r>
-      <w:proofErr w:type="spellStart"/>
-      <w:r>
-        <w:t>with</w:t>
-      </w:r>
-      <w:proofErr w:type="spellEnd"/>
-      <w:r>
-        <w:t xml:space="preserve"> Spring Boot 4 and Angular 21.</w:t>
+        <w:t>Enterprise Full Stack with Spring Boot 4 and Angular 21.</w:t>
       </w:r>
     </w:p>
     <w:p>
@@ -2062,15 +1272,7 @@
         <w:ind w:left="288" w:hanging="202"/>
       </w:pPr>
       <w:r>
-        <w:t xml:space="preserve">Spring Boot 4 y Java 25: Desarrolla </w:t>
-      </w:r>
-      <w:proofErr w:type="spellStart"/>
-      <w:r>
-        <w:t>APIs</w:t>
-      </w:r>
-      <w:proofErr w:type="spellEnd"/>
-      <w:r>
-        <w:t xml:space="preserve"> REST Profesionales.</w:t>
+        <w:t>Spring Boot 4 y Java 25: Desarrolla APIs REST Profesionales.</w:t>
       </w:r>
     </w:p>
     <w:p>
@@ -2931,6 +2133,7 @@
   <w:style w:type="character" w:default="1" w:styleId="Verstekparagraaffont">
     <w:name w:val="Default Paragraph Font"/>
     <w:uiPriority w:val="1"/>
+    <w:semiHidden/>
     <w:unhideWhenUsed/>
   </w:style>
   <w:style w:type="table" w:default="1" w:styleId="Standaardtabel">

--- a/public/JuarezMonroy Arturo CV2.docx
+++ b/public/JuarezMonroy Arturo CV2.docx
@@ -154,7 +154,25 @@
           <w:sz w:val="16"/>
           <w:szCs w:val="24"/>
         </w:rPr>
-        <w:t xml:space="preserve">Pachuca de Soto, Hidalgo, México | 773 680 2105 | juarezmonroyarturo574@gmail.com | linkedin.com/in/arturojuarezmonroy | github.com/ArturoJM0A1 | </w:t>
+        <w:t>Pachuca de Soto, Hidalgo, México | 773 680 2105 | juarezmonroyarturo574@gmail.com | linkedin.com/in/</w:t>
+      </w:r>
+      <w:proofErr w:type="spellStart"/>
+      <w:r>
+        <w:rPr>
+          <w:color w:val="4F4F4F"/>
+          <w:sz w:val="16"/>
+          <w:szCs w:val="24"/>
+        </w:rPr>
+        <w:t>arturojuarezmonroy</w:t>
+      </w:r>
+      <w:proofErr w:type="spellEnd"/>
+      <w:r>
+        <w:rPr>
+          <w:color w:val="4F4F4F"/>
+          <w:sz w:val="16"/>
+          <w:szCs w:val="24"/>
+        </w:rPr>
+        <w:t xml:space="preserve"> | github.com/ArturoJM0A1 | </w:t>
       </w:r>
     </w:p>
     <w:p>
@@ -174,6 +192,7 @@
         </w:rPr>
         <w:t xml:space="preserve">Sitio web: </w:t>
       </w:r>
+      <w:proofErr w:type="spellStart"/>
       <w:r>
         <w:rPr>
           <w:b/>
@@ -186,6 +205,7 @@
         </w:rPr>
         <w:t>arturojuarezmonroy.vercel.app</w:t>
       </w:r>
+      <w:proofErr w:type="spellEnd"/>
     </w:p>
     <w:p>
       <w:pPr>
@@ -207,7 +227,63 @@
     </w:p>
     <w:p>
       <w:r>
-        <w:t>Full Stack Developer con experiencia en desarrollo web, construcción de interfaces responsivas, componentes reutilizables y consumo de APIs REST. He desarrollado soluciones con JavaScript, TypeScript, React, Next.js, Angular, HTML, CSS, Tailwind CSS y Astro, integrando navegación dinámica, manejo de estado y experiencia de usuario. Como experiencia complementaria cuento con Java/Spring Boot, Hibernate, SQL, Oracle y PostgreSQL para servicios REST, persistencia y soporte backend.</w:t>
+        <w:t xml:space="preserve">Full Stack </w:t>
+      </w:r>
+      <w:proofErr w:type="spellStart"/>
+      <w:r>
+        <w:t>Developer</w:t>
+      </w:r>
+      <w:proofErr w:type="spellEnd"/>
+      <w:r>
+        <w:t xml:space="preserve"> con experiencia en desarrollo web, construcción de interfaces responsivas, componentes reutilizables y consumo de </w:t>
+      </w:r>
+      <w:proofErr w:type="spellStart"/>
+      <w:r>
+        <w:t>APIs</w:t>
+      </w:r>
+      <w:proofErr w:type="spellEnd"/>
+      <w:r>
+        <w:t xml:space="preserve"> REST. He desarrollado soluciones con JavaScript, </w:t>
+      </w:r>
+      <w:proofErr w:type="spellStart"/>
+      <w:r>
+        <w:t>TypeScript</w:t>
+      </w:r>
+      <w:proofErr w:type="spellEnd"/>
+      <w:r>
+        <w:t xml:space="preserve">, </w:t>
+      </w:r>
+      <w:proofErr w:type="spellStart"/>
+      <w:r>
+        <w:t>React</w:t>
+      </w:r>
+      <w:proofErr w:type="spellEnd"/>
+      <w:r>
+        <w:t xml:space="preserve">, Next.js, Angular, HTML, CSS, </w:t>
+      </w:r>
+      <w:proofErr w:type="spellStart"/>
+      <w:r>
+        <w:t>Tailwind</w:t>
+      </w:r>
+      <w:proofErr w:type="spellEnd"/>
+      <w:r>
+        <w:t xml:space="preserve"> CSS y Astro, integrando navegación dinámica, manejo de estado y experiencia de usuario. Como experiencia complementaria cuento con Java/Spring Boot, </w:t>
+      </w:r>
+      <w:proofErr w:type="spellStart"/>
+      <w:r>
+        <w:t>Hibernate</w:t>
+      </w:r>
+      <w:proofErr w:type="spellEnd"/>
+      <w:r>
+        <w:t xml:space="preserve">, SQL, Oracle y PostgreSQL para servicios REST, persistencia y soporte </w:t>
+      </w:r>
+      <w:proofErr w:type="spellStart"/>
+      <w:r>
+        <w:t>backend</w:t>
+      </w:r>
+      <w:proofErr w:type="spellEnd"/>
+      <w:r>
+        <w:t>.</w:t>
       </w:r>
     </w:p>
     <w:p/>
@@ -237,24 +313,88 @@
         <w:t xml:space="preserve">Frontend principal: </w:t>
       </w:r>
       <w:r>
-        <w:t xml:space="preserve">JavaScript, TypeScript, React, Next.js, Angular, HTML, </w:t>
-      </w:r>
-      <w:r>
-        <w:t xml:space="preserve">HTML5, Canvas, </w:t>
-      </w:r>
-      <w:r>
-        <w:t>CSS, Tailwind CSS, Astro, Git, REST APIs.</w:t>
+        <w:t xml:space="preserve">JavaScript, </w:t>
+      </w:r>
+      <w:proofErr w:type="spellStart"/>
+      <w:r>
+        <w:t>TypeScript</w:t>
+      </w:r>
+      <w:proofErr w:type="spellEnd"/>
+      <w:r>
+        <w:t xml:space="preserve">, </w:t>
+      </w:r>
+      <w:proofErr w:type="spellStart"/>
+      <w:r>
+        <w:t>React</w:t>
+      </w:r>
+      <w:proofErr w:type="spellEnd"/>
+      <w:r>
+        <w:t xml:space="preserve">, Next.js, Angular, HTML, </w:t>
+      </w:r>
+      <w:r>
+        <w:t xml:space="preserve">HTML5, </w:t>
+      </w:r>
+      <w:proofErr w:type="spellStart"/>
+      <w:r>
+        <w:t>Canvas</w:t>
+      </w:r>
+      <w:proofErr w:type="spellEnd"/>
+      <w:r>
+        <w:t xml:space="preserve">, </w:t>
+      </w:r>
+      <w:r>
+        <w:t xml:space="preserve">CSS, </w:t>
+      </w:r>
+      <w:proofErr w:type="spellStart"/>
+      <w:r>
+        <w:t>Tailwind</w:t>
+      </w:r>
+      <w:proofErr w:type="spellEnd"/>
+      <w:r>
+        <w:t xml:space="preserve"> CSS, Astro, Git, REST </w:t>
+      </w:r>
+      <w:proofErr w:type="spellStart"/>
+      <w:r>
+        <w:t>APIs</w:t>
+      </w:r>
+      <w:proofErr w:type="spellEnd"/>
+      <w:r>
+        <w:t>.</w:t>
       </w:r>
     </w:p>
     <w:p>
+      <w:proofErr w:type="spellStart"/>
       <w:r>
         <w:rPr>
           <w:b/>
         </w:rPr>
-        <w:t xml:space="preserve">Backend y datos: </w:t>
-      </w:r>
-      <w:r>
-        <w:t>Node.js, Java, Spring Boot, Hibernate, HQL, Criteria API, SQL, Oracle, PostgreSQL, MySQL, SQL Server, SQLite, MongoDB, Prisma ORM, PL/SQL, Laravel, PHP.</w:t>
+        <w:t>Backend</w:t>
+      </w:r>
+      <w:proofErr w:type="spellEnd"/>
+      <w:r>
+        <w:rPr>
+          <w:b/>
+        </w:rPr>
+        <w:t xml:space="preserve"> y datos: </w:t>
+      </w:r>
+      <w:r>
+        <w:t xml:space="preserve">Node.js, Java, Spring Boot, </w:t>
+      </w:r>
+      <w:proofErr w:type="spellStart"/>
+      <w:r>
+        <w:t>Hibernate</w:t>
+      </w:r>
+      <w:proofErr w:type="spellEnd"/>
+      <w:r>
+        <w:t xml:space="preserve">, HQL, </w:t>
+      </w:r>
+      <w:proofErr w:type="spellStart"/>
+      <w:r>
+        <w:t>Criteria</w:t>
+      </w:r>
+      <w:proofErr w:type="spellEnd"/>
+      <w:r>
+        <w:t xml:space="preserve"> API, SQL, Oracle, PostgreSQL, MySQL, SQL Server, SQLite, MongoDB, Prisma ORM, PL/SQL, Laravel, PHP.</w:t>
       </w:r>
       <w:r>
         <w:t xml:space="preserve"> </w:t>
@@ -268,10 +408,74 @@
         <w:t xml:space="preserve">Herramientas y complementos: </w:t>
       </w:r>
       <w:r>
-        <w:t xml:space="preserve">GitHub, Scrum, JSON, Firebase/Firestore, WordPress, Python, Excel, Power BI, MySQL Workbench, React Native, Three.js, A-Frame, TensorFlow.js, MobileNet, Ollama, GeoJSON, OpenStreetMap, Overpass API, PWA, </w:t>
-      </w:r>
-      <w:r>
-        <w:t xml:space="preserve">CI/CD (Vercel), </w:t>
+        <w:t xml:space="preserve">GitHub, Scrum, JSON, </w:t>
+      </w:r>
+      <w:proofErr w:type="spellStart"/>
+      <w:r>
+        <w:t>Firebase</w:t>
+      </w:r>
+      <w:proofErr w:type="spellEnd"/>
+      <w:r>
+        <w:t>/</w:t>
+      </w:r>
+      <w:proofErr w:type="spellStart"/>
+      <w:r>
+        <w:t>Firestore</w:t>
+      </w:r>
+      <w:proofErr w:type="spellEnd"/>
+      <w:r>
+        <w:t xml:space="preserve">, WordPress, Python, Excel, Power BI, MySQL </w:t>
+      </w:r>
+      <w:proofErr w:type="spellStart"/>
+      <w:r>
+        <w:t>Workbench</w:t>
+      </w:r>
+      <w:proofErr w:type="spellEnd"/>
+      <w:r>
+        <w:t xml:space="preserve">, </w:t>
+      </w:r>
+      <w:proofErr w:type="spellStart"/>
+      <w:r>
+        <w:t>React</w:t>
+      </w:r>
+      <w:proofErr w:type="spellEnd"/>
+      <w:r>
+        <w:t xml:space="preserve"> Native, Three.js, A-Frame, TensorFlow.js, </w:t>
+      </w:r>
+      <w:proofErr w:type="spellStart"/>
+      <w:r>
+        <w:t>MobileNet</w:t>
+      </w:r>
+      <w:proofErr w:type="spellEnd"/>
+      <w:r>
+        <w:t xml:space="preserve">, Ollama, GeoJSON, </w:t>
+      </w:r>
+      <w:proofErr w:type="spellStart"/>
+      <w:r>
+        <w:t>OpenStreetMap</w:t>
+      </w:r>
+      <w:proofErr w:type="spellEnd"/>
+      <w:r>
+        <w:t xml:space="preserve">, </w:t>
+      </w:r>
+      <w:proofErr w:type="spellStart"/>
+      <w:r>
+        <w:t>Overpass</w:t>
+      </w:r>
+      <w:proofErr w:type="spellEnd"/>
+      <w:r>
+        <w:t xml:space="preserve"> API, PWA, </w:t>
+      </w:r>
+      <w:r>
+        <w:t>CI/CD (</w:t>
+      </w:r>
+      <w:proofErr w:type="spellStart"/>
+      <w:r>
+        <w:t>Vercel</w:t>
+      </w:r>
+      <w:proofErr w:type="spellEnd"/>
+      <w:r>
+        <w:t xml:space="preserve">), </w:t>
       </w:r>
       <w:r>
         <w:t>Web Speech API.</w:t>
@@ -287,8 +491,13 @@
         </w:rPr>
         <w:t xml:space="preserve">Idiomas: </w:t>
       </w:r>
-      <w:r>
-        <w:t xml:space="preserve">Español nativo; inglés </w:t>
+      <w:proofErr w:type="gramStart"/>
+      <w:r>
+        <w:t>Español</w:t>
+      </w:r>
+      <w:proofErr w:type="gramEnd"/>
+      <w:r>
+        <w:t xml:space="preserve"> nativo; inglés </w:t>
       </w:r>
       <w:r>
         <w:t>B1</w:t>
@@ -325,7 +534,23 @@
         <w:ind w:left="288" w:hanging="202"/>
       </w:pPr>
       <w:r>
-        <w:t>Desarrollo con React, JavaScript moderno y TypeScript.</w:t>
+        <w:t xml:space="preserve">Desarrollo con </w:t>
+      </w:r>
+      <w:proofErr w:type="spellStart"/>
+      <w:r>
+        <w:t>React</w:t>
+      </w:r>
+      <w:proofErr w:type="spellEnd"/>
+      <w:r>
+        <w:t xml:space="preserve">, JavaScript moderno y </w:t>
+      </w:r>
+      <w:proofErr w:type="spellStart"/>
+      <w:r>
+        <w:t>TypeScript</w:t>
+      </w:r>
+      <w:proofErr w:type="spellEnd"/>
+      <w:r>
+        <w:t>.</w:t>
       </w:r>
     </w:p>
     <w:p>
@@ -343,7 +568,15 @@
         <w:ind w:left="288" w:hanging="202"/>
       </w:pPr>
       <w:r>
-        <w:t>Desarrollo con Next.js para aplicaciones web e integración de APIs propias.</w:t>
+        <w:t xml:space="preserve">Desarrollo con Next.js para aplicaciones web e integración de </w:t>
+      </w:r>
+      <w:proofErr w:type="spellStart"/>
+      <w:r>
+        <w:t>APIs</w:t>
+      </w:r>
+      <w:proofErr w:type="spellEnd"/>
+      <w:r>
+        <w:t xml:space="preserve"> propias.</w:t>
       </w:r>
     </w:p>
     <w:p>
@@ -352,7 +585,23 @@
         <w:ind w:left="288" w:hanging="202"/>
       </w:pPr>
       <w:r>
-        <w:t>Consumo de APIs REST y manejo de estado en interfaces React.</w:t>
+        <w:t xml:space="preserve">Consumo de </w:t>
+      </w:r>
+      <w:proofErr w:type="spellStart"/>
+      <w:r>
+        <w:t>APIs</w:t>
+      </w:r>
+      <w:proofErr w:type="spellEnd"/>
+      <w:r>
+        <w:t xml:space="preserve"> REST y manejo de estado en interfaces </w:t>
+      </w:r>
+      <w:proofErr w:type="spellStart"/>
+      <w:r>
+        <w:t>React</w:t>
+      </w:r>
+      <w:proofErr w:type="spellEnd"/>
+      <w:r>
+        <w:t>.</w:t>
       </w:r>
     </w:p>
     <w:p>
@@ -361,7 +610,23 @@
         <w:ind w:left="288" w:hanging="202"/>
       </w:pPr>
       <w:r>
-        <w:t>Responsive Design con HTML, CSS y Tailwind CSS.</w:t>
+        <w:t xml:space="preserve">Responsive </w:t>
+      </w:r>
+      <w:proofErr w:type="spellStart"/>
+      <w:r>
+        <w:t>Design</w:t>
+      </w:r>
+      <w:proofErr w:type="spellEnd"/>
+      <w:r>
+        <w:t xml:space="preserve"> con HTML, CSS y </w:t>
+      </w:r>
+      <w:proofErr w:type="spellStart"/>
+      <w:r>
+        <w:t>Tailwind</w:t>
+      </w:r>
+      <w:proofErr w:type="spellEnd"/>
+      <w:r>
+        <w:t xml:space="preserve"> CSS.</w:t>
       </w:r>
     </w:p>
     <w:p>
@@ -370,7 +635,39 @@
         <w:ind w:left="288" w:hanging="202"/>
       </w:pPr>
       <w:r>
-        <w:t>Componentes reutilizables (React/Angular/Web Components), control de versiones con Git (Git Flow, Merge Requests), y colaboración bajo Scrum/Agile.</w:t>
+        <w:t>Componentes reutilizables (</w:t>
+      </w:r>
+      <w:proofErr w:type="spellStart"/>
+      <w:r>
+        <w:t>React</w:t>
+      </w:r>
+      <w:proofErr w:type="spellEnd"/>
+      <w:r>
+        <w:t xml:space="preserve">/Angular/Web </w:t>
+      </w:r>
+      <w:proofErr w:type="spellStart"/>
+      <w:r>
+        <w:t>Components</w:t>
+      </w:r>
+      <w:proofErr w:type="spellEnd"/>
+      <w:r>
+        <w:t xml:space="preserve">), control de versiones con Git (Git Flow, </w:t>
+      </w:r>
+      <w:proofErr w:type="spellStart"/>
+      <w:r>
+        <w:t>Merge</w:t>
+      </w:r>
+      <w:proofErr w:type="spellEnd"/>
+      <w:r>
+        <w:t xml:space="preserve"> </w:t>
+      </w:r>
+      <w:proofErr w:type="spellStart"/>
+      <w:r>
+        <w:t>Requests</w:t>
+      </w:r>
+      <w:proofErr w:type="spellEnd"/>
+      <w:r>
+        <w:t>), y colaboración bajo Scrum/Agile.</w:t>
       </w:r>
     </w:p>
     <w:p>
@@ -397,7 +694,15 @@
         <w:ind w:left="288" w:hanging="202"/>
       </w:pPr>
       <w:r>
-        <w:t>Construcción de REST APIs con Spring Boot</w:t>
+        <w:t xml:space="preserve">Construcción de REST </w:t>
+      </w:r>
+      <w:proofErr w:type="spellStart"/>
+      <w:r>
+        <w:t>APIs</w:t>
+      </w:r>
+      <w:proofErr w:type="spellEnd"/>
+      <w:r>
+        <w:t xml:space="preserve"> con Spring Boot</w:t>
       </w:r>
       <w:r>
         <w:t>.</w:t>
@@ -409,7 +714,23 @@
         <w:ind w:left="288" w:hanging="202"/>
       </w:pPr>
       <w:r>
-        <w:t>Desarrollo backend con Node.js, construyendo APIs REST e integrando bases de datos PostgreSQL.</w:t>
+        <w:t xml:space="preserve">Desarrollo </w:t>
+      </w:r>
+      <w:proofErr w:type="spellStart"/>
+      <w:r>
+        <w:t>backend</w:t>
+      </w:r>
+      <w:proofErr w:type="spellEnd"/>
+      <w:r>
+        <w:t xml:space="preserve"> con Node.js, construyendo </w:t>
+      </w:r>
+      <w:proofErr w:type="spellStart"/>
+      <w:r>
+        <w:t>APIs</w:t>
+      </w:r>
+      <w:proofErr w:type="spellEnd"/>
+      <w:r>
+        <w:t xml:space="preserve"> REST e integrando bases de datos PostgreSQL.</w:t>
       </w:r>
     </w:p>
     <w:p>
@@ -433,7 +754,23 @@
         <w:ind w:left="288" w:hanging="202"/>
       </w:pPr>
       <w:r>
-        <w:t>Manejo de persistencia combinando ORM (Hibernate/Criteria API) con consultas nativas PL/SQL</w:t>
+        <w:t>Manejo de persistencia combinando ORM (</w:t>
+      </w:r>
+      <w:proofErr w:type="spellStart"/>
+      <w:r>
+        <w:t>Hibernate</w:t>
+      </w:r>
+      <w:proofErr w:type="spellEnd"/>
+      <w:r>
+        <w:t>/</w:t>
+      </w:r>
+      <w:proofErr w:type="spellStart"/>
+      <w:r>
+        <w:t>Criteria</w:t>
+      </w:r>
+      <w:proofErr w:type="spellEnd"/>
+      <w:r>
+        <w:t xml:space="preserve"> API) con consultas nativas PL/SQL</w:t>
       </w:r>
       <w:r>
         <w:t>.</w:t>
@@ -493,7 +830,35 @@
         <w:rPr>
           <w:b/>
         </w:rPr>
-        <w:t>Analista Desarrollador | Abril 2026 - Junio 2026</w:t>
+        <w:t xml:space="preserve">Analista Desarrollador | </w:t>
+      </w:r>
+      <w:proofErr w:type="gramStart"/>
+      <w:r>
+        <w:rPr>
+          <w:b/>
+        </w:rPr>
+        <w:t>Abril</w:t>
+      </w:r>
+      <w:proofErr w:type="gramEnd"/>
+      <w:r>
+        <w:rPr>
+          <w:b/>
+        </w:rPr>
+        <w:t xml:space="preserve"> 2026 - </w:t>
+      </w:r>
+      <w:proofErr w:type="gramStart"/>
+      <w:r>
+        <w:rPr>
+          <w:b/>
+        </w:rPr>
+        <w:t>Junio</w:t>
+      </w:r>
+      <w:proofErr w:type="gramEnd"/>
+      <w:r>
+        <w:rPr>
+          <w:b/>
+        </w:rPr>
+        <w:t xml:space="preserve"> 2026</w:t>
       </w:r>
     </w:p>
     <w:p>
@@ -518,7 +883,15 @@
         <w:ind w:left="288" w:hanging="202"/>
       </w:pPr>
       <w:r>
-        <w:t xml:space="preserve">Desarrollé y di soporte a la lógica backend en Java para el sector financiero. Estructuré el código usando una arquitectura por capas (APP → Business Logic → DAO) y empleé </w:t>
+        <w:t xml:space="preserve">Desarrollé y di soporte a la lógica </w:t>
+      </w:r>
+      <w:proofErr w:type="spellStart"/>
+      <w:r>
+        <w:t>backend</w:t>
+      </w:r>
+      <w:proofErr w:type="spellEnd"/>
+      <w:r>
+        <w:t xml:space="preserve"> en Java para el sector financiero. Estructuré el código usando una arquitectura por capas (APP → Business Logic → DAO) y empleé </w:t>
       </w:r>
       <w:r>
         <w:rPr>
@@ -526,8 +899,13 @@
         </w:rPr>
         <w:t>⁠</w:t>
       </w:r>
-      <w:r>
-        <w:t>Hibernate para facilitar la conexi</w:t>
+      <w:proofErr w:type="spellStart"/>
+      <w:r>
+        <w:t>Hibernate</w:t>
+      </w:r>
+      <w:proofErr w:type="spellEnd"/>
+      <w:r>
+        <w:t xml:space="preserve"> para facilitar la conexi</w:t>
       </w:r>
       <w:r>
         <w:rPr>
@@ -545,7 +923,23 @@
         <w:ind w:left="288" w:hanging="202"/>
       </w:pPr>
       <w:r>
-        <w:t>Implementé y analicé operaciones de persistencia con Hibernate, HQL y Criteria API sobre Oracle.</w:t>
+        <w:t xml:space="preserve">Implementé y analicé operaciones de persistencia con </w:t>
+      </w:r>
+      <w:proofErr w:type="spellStart"/>
+      <w:r>
+        <w:t>Hibernate</w:t>
+      </w:r>
+      <w:proofErr w:type="spellEnd"/>
+      <w:r>
+        <w:t xml:space="preserve">, HQL y </w:t>
+      </w:r>
+      <w:proofErr w:type="spellStart"/>
+      <w:r>
+        <w:t>Criteria</w:t>
+      </w:r>
+      <w:proofErr w:type="spellEnd"/>
+      <w:r>
+        <w:t xml:space="preserve"> API sobre Oracle.</w:t>
       </w:r>
     </w:p>
     <w:p>
@@ -575,7 +969,23 @@
         <w:ind w:left="288" w:hanging="202"/>
       </w:pPr>
       <w:r>
-        <w:t>Desarrollo de interfaces utilizando ExtJS, así como validaciones en el frontend.</w:t>
+        <w:t xml:space="preserve">Desarrollo de interfaces utilizando </w:t>
+      </w:r>
+      <w:proofErr w:type="spellStart"/>
+      <w:r>
+        <w:t>ExtJS</w:t>
+      </w:r>
+      <w:proofErr w:type="spellEnd"/>
+      <w:r>
+        <w:t xml:space="preserve">, así como validaciones en el </w:t>
+      </w:r>
+      <w:proofErr w:type="spellStart"/>
+      <w:r>
+        <w:t>frontend</w:t>
+      </w:r>
+      <w:proofErr w:type="spellEnd"/>
+      <w:r>
+        <w:t>.</w:t>
       </w:r>
     </w:p>
     <w:p>
@@ -608,7 +1018,21 @@
         <w:rPr>
           <w:b/>
         </w:rPr>
-        <w:t xml:space="preserve">Desarrollador Full Stack React | </w:t>
+        <w:t xml:space="preserve">Desarrollador Full Stack </w:t>
+      </w:r>
+      <w:proofErr w:type="spellStart"/>
+      <w:r>
+        <w:rPr>
+          <w:b/>
+        </w:rPr>
+        <w:t>React</w:t>
+      </w:r>
+      <w:proofErr w:type="spellEnd"/>
+      <w:r>
+        <w:rPr>
+          <w:b/>
+        </w:rPr>
+        <w:t xml:space="preserve"> | </w:t>
       </w:r>
       <w:r>
         <w:rPr>
@@ -620,7 +1044,21 @@
         <w:rPr>
           <w:b/>
         </w:rPr>
-        <w:t xml:space="preserve"> 2025 - Febrero 2026</w:t>
+        <w:t xml:space="preserve"> 2025 - </w:t>
+      </w:r>
+      <w:proofErr w:type="gramStart"/>
+      <w:r>
+        <w:rPr>
+          <w:b/>
+        </w:rPr>
+        <w:t>Febrero</w:t>
+      </w:r>
+      <w:proofErr w:type="gramEnd"/>
+      <w:r>
+        <w:rPr>
+          <w:b/>
+        </w:rPr>
+        <w:t xml:space="preserve"> 2026</w:t>
       </w:r>
     </w:p>
     <w:p>
@@ -636,7 +1074,23 @@
           <w:i/>
           <w:color w:val="1B8A0C"/>
         </w:rPr>
-        <w:t>Independent Developer | Pachuca de Soto, Hidalgo</w:t>
+        <w:t xml:space="preserve">Independent </w:t>
+      </w:r>
+      <w:proofErr w:type="spellStart"/>
+      <w:r>
+        <w:rPr>
+          <w:i/>
+          <w:color w:val="1B8A0C"/>
+        </w:rPr>
+        <w:t>Developer</w:t>
+      </w:r>
+      <w:proofErr w:type="spellEnd"/>
+      <w:r>
+        <w:rPr>
+          <w:i/>
+          <w:color w:val="1B8A0C"/>
+        </w:rPr>
+        <w:t xml:space="preserve"> | Pachuca de Soto, Hidalgo</w:t>
       </w:r>
     </w:p>
     <w:p>
@@ -645,7 +1099,23 @@
         <w:ind w:left="288" w:hanging="202"/>
       </w:pPr>
       <w:r>
-        <w:t>Desarrollo de aplicaciones web modernas utilizando JavaScript, TypeScript, React, Angular y Node.js</w:t>
+        <w:t xml:space="preserve">Desarrollo de aplicaciones web modernas utilizando JavaScript, </w:t>
+      </w:r>
+      <w:proofErr w:type="spellStart"/>
+      <w:r>
+        <w:t>TypeScript</w:t>
+      </w:r>
+      <w:proofErr w:type="spellEnd"/>
+      <w:r>
+        <w:t xml:space="preserve">, </w:t>
+      </w:r>
+      <w:proofErr w:type="spellStart"/>
+      <w:r>
+        <w:t>React</w:t>
+      </w:r>
+      <w:proofErr w:type="spellEnd"/>
+      <w:r>
+        <w:t>, Angular y Node.js</w:t>
       </w:r>
     </w:p>
     <w:p>
@@ -663,7 +1133,15 @@
         <w:ind w:left="288" w:hanging="202"/>
       </w:pPr>
       <w:r>
-        <w:t>Consumo e integración de APIs REST.</w:t>
+        <w:t xml:space="preserve">Consumo e integración de </w:t>
+      </w:r>
+      <w:proofErr w:type="spellStart"/>
+      <w:r>
+        <w:t>APIs</w:t>
+      </w:r>
+      <w:proofErr w:type="spellEnd"/>
+      <w:r>
+        <w:t xml:space="preserve"> REST.</w:t>
       </w:r>
     </w:p>
     <w:p>
@@ -693,7 +1171,21 @@
         <w:rPr>
           <w:b/>
         </w:rPr>
-        <w:t>Desarrollador en PHP | Julio 2024 - Diciembre 2024</w:t>
+        <w:t xml:space="preserve">Desarrollador en PHP | Julio 2024 - </w:t>
+      </w:r>
+      <w:proofErr w:type="gramStart"/>
+      <w:r>
+        <w:rPr>
+          <w:b/>
+        </w:rPr>
+        <w:t>Diciembre</w:t>
+      </w:r>
+      <w:proofErr w:type="gramEnd"/>
+      <w:r>
+        <w:rPr>
+          <w:b/>
+        </w:rPr>
+        <w:t xml:space="preserve"> 2024</w:t>
       </w:r>
     </w:p>
     <w:p>
@@ -718,7 +1210,15 @@
         <w:ind w:left="288" w:hanging="202"/>
       </w:pPr>
       <w:r>
-        <w:t>Desarrollo web con PHP en WordPress, creación de temas, plugins y funcionalidades personalizadas.</w:t>
+        <w:t xml:space="preserve">Desarrollo web con PHP en WordPress, creación de temas, </w:t>
+      </w:r>
+      <w:proofErr w:type="spellStart"/>
+      <w:r>
+        <w:t>plugins</w:t>
+      </w:r>
+      <w:proofErr w:type="spellEnd"/>
+      <w:r>
+        <w:t xml:space="preserve"> y funcionalidades personalizadas.</w:t>
       </w:r>
     </w:p>
     <w:p>
@@ -736,7 +1236,23 @@
         <w:ind w:left="288" w:hanging="202"/>
       </w:pPr>
       <w:r>
-        <w:t>Mantenimiento de APIs REST en PHP con Laravel: corrección de endpoints, optimización y gestión de servicios.</w:t>
+        <w:t xml:space="preserve">Mantenimiento de </w:t>
+      </w:r>
+      <w:proofErr w:type="spellStart"/>
+      <w:r>
+        <w:t>APIs</w:t>
+      </w:r>
+      <w:proofErr w:type="spellEnd"/>
+      <w:r>
+        <w:t xml:space="preserve"> REST en PHP con Laravel: corrección de </w:t>
+      </w:r>
+      <w:proofErr w:type="spellStart"/>
+      <w:r>
+        <w:t>endpoints</w:t>
+      </w:r>
+      <w:proofErr w:type="spellEnd"/>
+      <w:r>
+        <w:t>, optimización y gestión de servicios.</w:t>
       </w:r>
     </w:p>
     <w:p>
@@ -745,7 +1261,23 @@
         <w:ind w:left="288" w:hanging="202"/>
       </w:pPr>
       <w:r>
-        <w:t>Mantenimiento de aplicacion en React: corrección de errores, mejoras y actualización de componentes.</w:t>
+        <w:t xml:space="preserve">Mantenimiento de </w:t>
+      </w:r>
+      <w:proofErr w:type="spellStart"/>
+      <w:r>
+        <w:t>aplicacion</w:t>
+      </w:r>
+      <w:proofErr w:type="spellEnd"/>
+      <w:r>
+        <w:t xml:space="preserve"> en </w:t>
+      </w:r>
+      <w:proofErr w:type="spellStart"/>
+      <w:r>
+        <w:t>React</w:t>
+      </w:r>
+      <w:proofErr w:type="spellEnd"/>
+      <w:r>
+        <w:t>: corrección de errores, mejoras y actualización de componentes.</w:t>
       </w:r>
     </w:p>
     <w:p>
@@ -754,7 +1286,15 @@
         <w:ind w:left="288" w:hanging="202"/>
       </w:pPr>
       <w:r>
-        <w:t>Documentación técnica de componentes, endpoints y procesos de desarrollo.</w:t>
+        <w:t xml:space="preserve">Documentación técnica de componentes, </w:t>
+      </w:r>
+      <w:proofErr w:type="spellStart"/>
+      <w:r>
+        <w:t>endpoints</w:t>
+      </w:r>
+      <w:proofErr w:type="spellEnd"/>
+      <w:r>
+        <w:t xml:space="preserve"> y procesos de desarrollo.</w:t>
       </w:r>
     </w:p>
     <w:p>
@@ -762,8 +1302,13 @@
         <w:pStyle w:val="Lyskolpunt"/>
         <w:ind w:left="288" w:hanging="202"/>
       </w:pPr>
-      <w:r>
-        <w:t>Además di m</w:t>
+      <w:proofErr w:type="gramStart"/>
+      <w:r>
+        <w:t>Además</w:t>
+      </w:r>
+      <w:proofErr w:type="gramEnd"/>
+      <w:r>
+        <w:t xml:space="preserve"> di m</w:t>
       </w:r>
       <w:r>
         <w:t>antenimiento preventivo y correctivo de servidore</w:t>
@@ -784,7 +1329,35 @@
         <w:rPr>
           <w:b/>
         </w:rPr>
-        <w:t>Desarrollo Web Full Stack - SECTUR | Diciembre 2023 - Agosto 2024</w:t>
+        <w:t xml:space="preserve">Desarrollo Web Full Stack - SECTUR | </w:t>
+      </w:r>
+      <w:proofErr w:type="gramStart"/>
+      <w:r>
+        <w:rPr>
+          <w:b/>
+        </w:rPr>
+        <w:t>Diciembre</w:t>
+      </w:r>
+      <w:proofErr w:type="gramEnd"/>
+      <w:r>
+        <w:rPr>
+          <w:b/>
+        </w:rPr>
+        <w:t xml:space="preserve"> 2023 - </w:t>
+      </w:r>
+      <w:proofErr w:type="gramStart"/>
+      <w:r>
+        <w:rPr>
+          <w:b/>
+        </w:rPr>
+        <w:t>Agosto</w:t>
+      </w:r>
+      <w:proofErr w:type="gramEnd"/>
+      <w:r>
+        <w:rPr>
+          <w:b/>
+        </w:rPr>
+        <w:t xml:space="preserve"> 2024</w:t>
       </w:r>
     </w:p>
     <w:p>
@@ -802,6 +1375,7 @@
         </w:rPr>
         <w:t xml:space="preserve">Gobierno del Estado de Hidalgo, </w:t>
       </w:r>
+      <w:proofErr w:type="gramStart"/>
       <w:r>
         <w:rPr>
           <w:i/>
@@ -814,7 +1388,15 @@
           <w:i/>
           <w:color w:val="1B8A0C"/>
         </w:rPr>
-        <w:t>ecretaria de Turismo | Pachuca de Soto, Hidalgo</w:t>
+        <w:t>ecretaria</w:t>
+      </w:r>
+      <w:proofErr w:type="gramEnd"/>
+      <w:r>
+        <w:rPr>
+          <w:i/>
+          <w:color w:val="1B8A0C"/>
+        </w:rPr>
+        <w:t xml:space="preserve"> de Turismo | Pachuca de Soto, Hidalgo</w:t>
       </w:r>
     </w:p>
     <w:p>
@@ -823,7 +1405,15 @@
         <w:ind w:left="288" w:hanging="202"/>
       </w:pPr>
       <w:r>
-        <w:t>Desarrollé una plataforma web interactiva orientada a la difusión turística del estado de Hidalgo, integrando tecnologías como JavaScript, Tailwind CSS, PHP, MySQL y Git.</w:t>
+        <w:t xml:space="preserve">Desarrollé una plataforma web interactiva orientada a la difusión turística del estado de Hidalgo, integrando tecnologías como JavaScript, </w:t>
+      </w:r>
+      <w:proofErr w:type="spellStart"/>
+      <w:r>
+        <w:t>Tailwind</w:t>
+      </w:r>
+      <w:proofErr w:type="spellEnd"/>
+      <w:r>
+        <w:t xml:space="preserve"> CSS, PHP, MySQL y Git.</w:t>
       </w:r>
     </w:p>
     <w:p>
@@ -833,7 +1423,23 @@
       </w:pPr>
       <w:r>
         <w:lastRenderedPageBreak/>
-        <w:t xml:space="preserve">Integración de Google Maps API con GeoJSON, marcadores dinámicos desde MySQL, trazado de rutas con geolocalización del usuario y exploración Street View con fallback automático. </w:t>
+        <w:t xml:space="preserve">Integración de Google </w:t>
+      </w:r>
+      <w:proofErr w:type="spellStart"/>
+      <w:r>
+        <w:t>Maps</w:t>
+      </w:r>
+      <w:proofErr w:type="spellEnd"/>
+      <w:r>
+        <w:t xml:space="preserve"> API con GeoJSON, marcadores dinámicos desde MySQL, trazado de rutas con geolocalización del usuario y exploración Street View con </w:t>
+      </w:r>
+      <w:proofErr w:type="spellStart"/>
+      <w:r>
+        <w:t>fallback</w:t>
+      </w:r>
+      <w:proofErr w:type="spellEnd"/>
+      <w:r>
+        <w:t xml:space="preserve"> automático. </w:t>
       </w:r>
     </w:p>
     <w:p>
@@ -890,7 +1496,35 @@
         <w:rPr>
           <w:b/>
         </w:rPr>
-        <w:t xml:space="preserve"> | Enero 2023 - Abril 2023</w:t>
+        <w:t xml:space="preserve"> | </w:t>
+      </w:r>
+      <w:proofErr w:type="gramStart"/>
+      <w:r>
+        <w:rPr>
+          <w:b/>
+        </w:rPr>
+        <w:t>Enero</w:t>
+      </w:r>
+      <w:proofErr w:type="gramEnd"/>
+      <w:r>
+        <w:rPr>
+          <w:b/>
+        </w:rPr>
+        <w:t xml:space="preserve"> 2023 - </w:t>
+      </w:r>
+      <w:proofErr w:type="gramStart"/>
+      <w:r>
+        <w:rPr>
+          <w:b/>
+        </w:rPr>
+        <w:t>Abril</w:t>
+      </w:r>
+      <w:proofErr w:type="gramEnd"/>
+      <w:r>
+        <w:rPr>
+          <w:b/>
+        </w:rPr>
+        <w:t xml:space="preserve"> 2023</w:t>
       </w:r>
     </w:p>
     <w:p>
@@ -941,8 +1575,21 @@
         <w:pStyle w:val="Lyskolpunt"/>
         <w:ind w:left="288" w:hanging="202"/>
       </w:pPr>
-      <w:r>
-        <w:t>Dashboard en PHP con Bootstrap para el admin del bar, incluyendo CRUD de reservaciones, visualización por estados.</w:t>
+      <w:proofErr w:type="spellStart"/>
+      <w:r>
+        <w:t>Dashboard</w:t>
+      </w:r>
+      <w:proofErr w:type="spellEnd"/>
+      <w:r>
+        <w:t xml:space="preserve"> en PHP con Bootstrap para el </w:t>
+      </w:r>
+      <w:proofErr w:type="spellStart"/>
+      <w:r>
+        <w:t>admin</w:t>
+      </w:r>
+      <w:proofErr w:type="spellEnd"/>
+      <w:r>
+        <w:t xml:space="preserve"> del bar, incluyendo CRUD de reservaciones, visualización por estados.</w:t>
       </w:r>
     </w:p>
     <w:p>
@@ -952,6 +1599,240 @@
       </w:pPr>
       <w:r>
         <w:t>Base de datos relacional normalizada (MySQL)</w:t>
+      </w:r>
+    </w:p>
+    <w:p>
+      <w:pPr>
+        <w:pStyle w:val="Lyskolpunt"/>
+        <w:numPr>
+          <w:ilvl w:val="0"/>
+          <w:numId w:val="0"/>
+        </w:numPr>
+      </w:pPr>
+    </w:p>
+    <w:p>
+      <w:pPr>
+        <w:keepNext/>
+        <w:keepLines/>
+        <w:pBdr>
+          <w:bottom w:val="single" w:sz="8" w:space="1" w:color="D9E2F3"/>
+        </w:pBdr>
+        <w:spacing w:before="100"/>
+        <w:outlineLvl w:val="0"/>
+        <w:rPr>
+          <w:rFonts w:asciiTheme="majorHAnsi" w:eastAsiaTheme="majorEastAsia" w:hAnsiTheme="majorHAnsi" w:cstheme="majorBidi"/>
+          <w:b/>
+          <w:bCs/>
+          <w:color w:val="1B8A0C"/>
+          <w:sz w:val="20"/>
+          <w:szCs w:val="28"/>
+        </w:rPr>
+      </w:pPr>
+      <w:r>
+        <w:rPr>
+          <w:rFonts w:eastAsiaTheme="majorEastAsia" w:cstheme="majorBidi"/>
+          <w:b/>
+          <w:bCs/>
+          <w:color w:val="1B8A0C"/>
+          <w:sz w:val="20"/>
+          <w:szCs w:val="28"/>
+        </w:rPr>
+        <w:t>VOLUNTARIADO</w:t>
+      </w:r>
+    </w:p>
+    <w:p>
+      <w:pPr>
+        <w:pStyle w:val="Lyskolpunt"/>
+        <w:numPr>
+          <w:ilvl w:val="0"/>
+          <w:numId w:val="0"/>
+        </w:numPr>
+        <w:rPr>
+          <w:bCs/>
+        </w:rPr>
+      </w:pPr>
+      <w:r>
+        <w:rPr>
+          <w:bCs/>
+        </w:rPr>
+        <w:t xml:space="preserve">Colaboré en el desarrollo del sitio web de la </w:t>
+      </w:r>
+      <w:r>
+        <w:rPr>
+          <w:rFonts w:ascii="Segoe UI Symbol" w:hAnsi="Segoe UI Symbol" w:cs="Segoe UI Symbol"/>
+          <w:bCs/>
+        </w:rPr>
+        <w:t>⁠</w:t>
+      </w:r>
+      <w:r>
+        <w:rPr>
+          <w:bCs/>
+        </w:rPr>
+        <w:t xml:space="preserve">Rama Estudiantil </w:t>
+      </w:r>
+      <w:r>
+        <w:rPr>
+          <w:b/>
+        </w:rPr>
+        <w:t>IEEE de la UAEH</w:t>
+      </w:r>
+      <w:r>
+        <w:rPr>
+          <w:b/>
+        </w:rPr>
+        <w:t xml:space="preserve"> ESTL</w:t>
+      </w:r>
+      <w:r>
+        <w:rPr>
+          <w:bCs/>
+        </w:rPr>
+        <w:t xml:space="preserve"> (</w:t>
+      </w:r>
+      <w:proofErr w:type="gramStart"/>
+      <w:r>
+        <w:rPr>
+          <w:bCs/>
+        </w:rPr>
+        <w:t>Febrero</w:t>
+      </w:r>
+      <w:proofErr w:type="gramEnd"/>
+      <w:r>
+        <w:rPr>
+          <w:bCs/>
+        </w:rPr>
+        <w:t xml:space="preserve"> 2024 - </w:t>
+      </w:r>
+      <w:proofErr w:type="gramStart"/>
+      <w:r>
+        <w:rPr>
+          <w:bCs/>
+        </w:rPr>
+        <w:t>Abril</w:t>
+      </w:r>
+      <w:proofErr w:type="gramEnd"/>
+      <w:r>
+        <w:rPr>
+          <w:bCs/>
+        </w:rPr>
+        <w:t xml:space="preserve"> 2024</w:t>
+      </w:r>
+      <w:r>
+        <w:rPr>
+          <w:bCs/>
+        </w:rPr>
+        <w:t>)</w:t>
+      </w:r>
+      <w:r>
+        <w:rPr>
+          <w:bCs/>
+        </w:rPr>
+        <w:t>.</w:t>
+      </w:r>
+      <w:r>
+        <w:rPr>
+          <w:bCs/>
+        </w:rPr>
+        <w:t xml:space="preserve"> </w:t>
+      </w:r>
+      <w:r>
+        <w:rPr>
+          <w:bCs/>
+        </w:rPr>
+        <w:t>Cre</w:t>
+      </w:r>
+      <w:r>
+        <w:rPr>
+          <w:rFonts w:cs="Calibri"/>
+          <w:bCs/>
+        </w:rPr>
+        <w:t>é</w:t>
+      </w:r>
+      <w:r>
+        <w:rPr>
+          <w:bCs/>
+        </w:rPr>
+        <w:t xml:space="preserve"> interfaces modernas de c</w:t>
+      </w:r>
+      <w:r>
+        <w:rPr>
+          <w:rFonts w:cs="Calibri"/>
+          <w:bCs/>
+        </w:rPr>
+        <w:t>ó</w:t>
+      </w:r>
+      <w:r>
+        <w:rPr>
+          <w:bCs/>
+        </w:rPr>
+        <w:t>digo abierto.</w:t>
+      </w:r>
+      <w:r>
+        <w:rPr>
+          <w:bCs/>
+        </w:rPr>
+        <w:t xml:space="preserve"> </w:t>
+      </w:r>
+      <w:proofErr w:type="gramStart"/>
+      <w:r>
+        <w:rPr>
+          <w:bCs/>
+        </w:rPr>
+        <w:t>Us</w:t>
+      </w:r>
+      <w:r>
+        <w:rPr>
+          <w:rFonts w:cs="Calibri"/>
+          <w:bCs/>
+        </w:rPr>
+        <w:t>é</w:t>
+      </w:r>
+      <w:proofErr w:type="gramEnd"/>
+      <w:r>
+        <w:rPr>
+          <w:bCs/>
+        </w:rPr>
+        <w:t xml:space="preserve"> tecnolog</w:t>
+      </w:r>
+      <w:r>
+        <w:rPr>
+          <w:rFonts w:cs="Calibri"/>
+          <w:bCs/>
+        </w:rPr>
+        <w:t>í</w:t>
+      </w:r>
+      <w:r>
+        <w:rPr>
+          <w:bCs/>
+        </w:rPr>
+        <w:t xml:space="preserve">as como: </w:t>
+      </w:r>
+      <w:proofErr w:type="spellStart"/>
+      <w:r>
+        <w:rPr>
+          <w:bCs/>
+        </w:rPr>
+        <w:t>React</w:t>
+      </w:r>
+      <w:proofErr w:type="spellEnd"/>
+      <w:r>
+        <w:rPr>
+          <w:bCs/>
+        </w:rPr>
+        <w:t xml:space="preserve">, Astro, </w:t>
+      </w:r>
+      <w:proofErr w:type="spellStart"/>
+      <w:r>
+        <w:rPr>
+          <w:bCs/>
+        </w:rPr>
+        <w:t>Tailwind</w:t>
+      </w:r>
+      <w:proofErr w:type="spellEnd"/>
+      <w:r>
+        <w:rPr>
+          <w:bCs/>
+        </w:rPr>
+        <w:t xml:space="preserve"> CSS y CSS.</w:t>
       </w:r>
     </w:p>
     <w:p>
@@ -1011,33 +1892,26 @@
           <w:i/>
           <w:color w:val="4F4F4F"/>
         </w:rPr>
-        <w:t xml:space="preserve"> | React Native, JSON, GeoJSON, Excel, Python: </w:t>
-      </w:r>
-      <w:r>
-        <w:t xml:space="preserve">Desarrollé una app para visualizar datos de población y vivienda del </w:t>
-      </w:r>
+        <w:t xml:space="preserve"> | </w:t>
+      </w:r>
+      <w:proofErr w:type="spellStart"/>
       <w:r>
         <w:rPr>
-          <w:b/>
-          <w:bCs/>
-          <w:color w:val="1B8A0C"/>
+          <w:i/>
+          <w:color w:val="4F4F4F"/>
         </w:rPr>
-        <w:t>INEGI</w:t>
-      </w:r>
+        <w:t>React</w:t>
+      </w:r>
+      <w:proofErr w:type="spellEnd"/>
       <w:r>
         <w:rPr>
-          <w:color w:val="1B8A0C"/>
+          <w:i/>
+          <w:color w:val="4F4F4F"/>
         </w:rPr>
-        <w:t xml:space="preserve"> </w:t>
-      </w:r>
-      <w:r>
-        <w:t xml:space="preserve">por regiones; proyecto asociado a artículo publicado en Ciencia Latina. Sistema de Información </w:t>
-      </w:r>
-      <w:r>
-        <w:t>Geográfica</w:t>
-      </w:r>
-      <w:r>
-        <w:t>, donde los polígonos del GeoJSON son coloreados dinámicamente según el indicador seleccionado.</w:t>
+        <w:t xml:space="preserve"> Native, JSON, GeoJSON, Excel, Python: </w:t>
+      </w:r>
+      <w:r>
+        <w:t>Desarrollé una aplicación de Sistema de Información Geográfica (SIG) para visualizar datos de población y vivienda del INEGI correspondientes a los 84 municipios del estado, como parte de un proyecto asociado a un artículo publicado en la revista Ciencia Latina. La aplicación colorea dinámicamente los polígonos GeoJSON de acuerdo con el indicador seleccionado por el usuario.</w:t>
       </w:r>
     </w:p>
     <w:p>
@@ -1085,7 +1959,35 @@
         <w:rPr>
           <w:bCs/>
         </w:rPr>
-        <w:t>Angular 19, Angular Material, TensorFlow.js, MobileNet y Service Workers para soporte PWA.</w:t>
+        <w:t xml:space="preserve">Angular 19, Angular Material, TensorFlow.js, </w:t>
+      </w:r>
+      <w:proofErr w:type="spellStart"/>
+      <w:r>
+        <w:rPr>
+          <w:bCs/>
+        </w:rPr>
+        <w:t>MobileNet</w:t>
+      </w:r>
+      <w:proofErr w:type="spellEnd"/>
+      <w:r>
+        <w:rPr>
+          <w:bCs/>
+        </w:rPr>
+        <w:t xml:space="preserve"> y Service </w:t>
+      </w:r>
+      <w:proofErr w:type="spellStart"/>
+      <w:r>
+        <w:rPr>
+          <w:bCs/>
+        </w:rPr>
+        <w:t>Workers</w:t>
+      </w:r>
+      <w:proofErr w:type="spellEnd"/>
+      <w:r>
+        <w:rPr>
+          <w:bCs/>
+        </w:rPr>
+        <w:t xml:space="preserve"> para soporte PWA.</w:t>
       </w:r>
     </w:p>
     <w:p>
@@ -1101,7 +2003,13 @@
         <w:t>Aplicación web que identifica objetos en tiempo real mediante la cámara o imágenes cargadas por el usuario utilizando inteligencia artificial. Cada resultado incluye el porcentaje de confianza</w:t>
       </w:r>
       <w:r>
+        <w:t xml:space="preserve"> de cada predicción</w:t>
+      </w:r>
+      <w:r>
         <w:t xml:space="preserve">. </w:t>
+      </w:r>
+      <w:r>
+        <w:t xml:space="preserve"> </w:t>
       </w:r>
     </w:p>
     <w:p>
@@ -1191,7 +2099,15 @@
         <w:ind w:left="288" w:hanging="202"/>
       </w:pPr>
       <w:r>
-        <w:t>Frontend Developer (React).</w:t>
+        <w:t>Frontend Developer (</w:t>
+      </w:r>
+      <w:proofErr w:type="spellStart"/>
+      <w:r>
+        <w:t>React</w:t>
+      </w:r>
+      <w:proofErr w:type="spellEnd"/>
+      <w:r>
+        <w:t>).</w:t>
       </w:r>
     </w:p>
     <w:p>
@@ -1199,8 +2115,21 @@
         <w:pStyle w:val="Lyskolpunt"/>
         <w:ind w:left="288" w:hanging="202"/>
       </w:pPr>
-      <w:r>
-        <w:t>Fullstack Application Dev.</w:t>
+      <w:proofErr w:type="spellStart"/>
+      <w:r>
+        <w:t>Fullstack</w:t>
+      </w:r>
+      <w:proofErr w:type="spellEnd"/>
+      <w:r>
+        <w:t xml:space="preserve"> </w:t>
+      </w:r>
+      <w:proofErr w:type="spellStart"/>
+      <w:r>
+        <w:t>Application</w:t>
+      </w:r>
+      <w:proofErr w:type="spellEnd"/>
+      <w:r>
+        <w:t xml:space="preserve"> Dev.</w:t>
       </w:r>
     </w:p>
     <w:p>
@@ -1217,8 +2146,29 @@
         <w:pStyle w:val="Lyskolpunt"/>
         <w:ind w:left="288" w:hanging="202"/>
       </w:pPr>
-      <w:r>
-        <w:t>Utility Types en TypeScript.</w:t>
+      <w:proofErr w:type="spellStart"/>
+      <w:r>
+        <w:t>Utility</w:t>
+      </w:r>
+      <w:proofErr w:type="spellEnd"/>
+      <w:r>
+        <w:t xml:space="preserve"> </w:t>
+      </w:r>
+      <w:proofErr w:type="spellStart"/>
+      <w:r>
+        <w:t>Types</w:t>
+      </w:r>
+      <w:proofErr w:type="spellEnd"/>
+      <w:r>
+        <w:t xml:space="preserve"> en </w:t>
+      </w:r>
+      <w:proofErr w:type="spellStart"/>
+      <w:r>
+        <w:t>TypeScript</w:t>
+      </w:r>
+      <w:proofErr w:type="spellEnd"/>
+      <w:r>
+        <w:t>.</w:t>
       </w:r>
     </w:p>
     <w:p>
@@ -1244,8 +2194,13 @@
         <w:pStyle w:val="Lyskolpunt"/>
         <w:ind w:left="288" w:hanging="202"/>
       </w:pPr>
-      <w:r>
-        <w:t>Prompting responsable: maximiza la IA en tu negocio.</w:t>
+      <w:proofErr w:type="spellStart"/>
+      <w:r>
+        <w:t>Prompting</w:t>
+      </w:r>
+      <w:proofErr w:type="spellEnd"/>
+      <w:r>
+        <w:t xml:space="preserve"> responsable: maximiza la IA en tu negocio.</w:t>
       </w:r>
     </w:p>
     <w:p>
@@ -1263,7 +2218,15 @@
         <w:ind w:left="288" w:hanging="202"/>
       </w:pPr>
       <w:r>
-        <w:t>Enterprise Full Stack with Spring Boot 4 and Angular 21.</w:t>
+        <w:t xml:space="preserve">Enterprise Full Stack </w:t>
+      </w:r>
+      <w:proofErr w:type="spellStart"/>
+      <w:r>
+        <w:t>with</w:t>
+      </w:r>
+      <w:proofErr w:type="spellEnd"/>
+      <w:r>
+        <w:t xml:space="preserve"> Spring Boot 4 and Angular 21.</w:t>
       </w:r>
     </w:p>
     <w:p>
@@ -1272,7 +2235,15 @@
         <w:ind w:left="288" w:hanging="202"/>
       </w:pPr>
       <w:r>
-        <w:t>Spring Boot 4 y Java 25: Desarrolla APIs REST Profesionales.</w:t>
+        <w:t xml:space="preserve">Spring Boot 4 y Java 25: Desarrolla </w:t>
+      </w:r>
+      <w:proofErr w:type="spellStart"/>
+      <w:r>
+        <w:t>APIs</w:t>
+      </w:r>
+      <w:proofErr w:type="spellEnd"/>
+      <w:r>
+        <w:t xml:space="preserve"> REST Profesionales.</w:t>
       </w:r>
     </w:p>
     <w:p>
@@ -1473,7 +2444,7 @@
   <w:abstractNum w:abstractNumId="8" w15:restartNumberingAfterBreak="0">
     <w:nsid w:val="FFFFFF89"/>
     <w:multiLevelType w:val="singleLevel"/>
-    <w:tmpl w:val="F29E5846"/>
+    <w:tmpl w:val="A1F22F1C"/>
     <w:lvl w:ilvl="0">
       <w:start w:val="1"/>
       <w:numFmt w:val="bullet"/>
@@ -2133,7 +3104,6 @@
   <w:style w:type="character" w:default="1" w:styleId="Verstekparagraaffont">
     <w:name w:val="Default Paragraph Font"/>
     <w:uiPriority w:val="1"/>
-    <w:semiHidden/>
     <w:unhideWhenUsed/>
   </w:style>
   <w:style w:type="table" w:default="1" w:styleId="Standaardtabel">
